--- a/_book/statabook-example.docx
+++ b/_book/statabook-example.docx
@@ -15,13 +15,7 @@
         <w:pStyle w:val="Author"/>
       </w:pPr>
       <w:r>
-        <w:t xml:space="preserve">Norah</w:t>
-      </w:r>
-      <w:r>
-        <w:t xml:space="preserve"> </w:t>
-      </w:r>
-      <w:r>
-        <w:t xml:space="preserve">Jones</w:t>
+        <w:t xml:space="preserve">Norah Jones</w:t>
       </w:r>
     </w:p>
     <w:p>
@@ -29,7 +23,7 @@
         <w:pStyle w:val="Date"/>
       </w:pPr>
       <w:r>
-        <w:t xml:space="preserve">2024-10-01</w:t>
+        <w:t xml:space="preserve">2024-12-11</w:t>
       </w:r>
     </w:p>
     <w:sdt>
@@ -45,19 +39,7 @@
             <w:pStyle w:val="TOCHeading"/>
           </w:pPr>
           <w:r>
-            <w:t xml:space="preserve">Table</w:t>
-          </w:r>
-          <w:r>
-            <w:t xml:space="preserve"> </w:t>
-          </w:r>
-          <w:r>
-            <w:t xml:space="preserve">of</w:t>
-          </w:r>
-          <w:r>
-            <w:t xml:space="preserve"> </w:t>
-          </w:r>
-          <w:r>
-            <w:t xml:space="preserve">contents</w:t>
+            <w:t xml:space="preserve">Table of contents</w:t>
           </w:r>
         </w:p>
         <w:p>
@@ -130,7 +112,13 @@
         <w:t xml:space="preserve"> </w:t>
       </w:r>
       <w:r>
-        <w:t xml:space="preserve">et les afficher.</w:t>
+        <w:t xml:space="preserve">et les afficher. Attention, il faut charger les librairies dans chacune</w:t>
+      </w:r>
+      <w:r>
+        <w:t xml:space="preserve"> </w:t>
+      </w:r>
+      <w:r>
+        <w:t xml:space="preserve">des sections que l’on veut.</w:t>
       </w:r>
     </w:p>
     <w:p>
@@ -147,7 +135,7 @@
         <w:rPr>
           <w:rStyle w:val="VerbatimChar"/>
         </w:rPr>
-        <w:t xml:space="preserve">test.dta</w:t>
+        <w:t xml:space="preserve">test_quali.dta</w:t>
       </w:r>
       <w:r>
         <w:t xml:space="preserve"> </w:t>
@@ -155,656 +143,11 @@
       <w:r>
         <w:t xml:space="preserve">que l’on présente directement.</w:t>
       </w:r>
-    </w:p>
-    <w:tbl xmlns:w="http://schemas.openxmlformats.org/wordprocessingml/2006/main" xmlns:wp="http://schemas.openxmlformats.org/drawingml/2006/wordprocessingDrawing" xmlns:r="http://schemas.openxmlformats.org/officeDocument/2006/relationships" xmlns:w14="http://schemas.microsoft.com/office/word/2010/wordml">
-      <w:tblPr>
-        <w:tblCellMar>
-          <w:top w:w="0" w:type="dxa"/>
-          <w:bottom w:w="0" w:type="dxa"/>
-          <w:start w:w="60" w:type="dxa"/>
-          <w:end w:w="60" w:type="dxa"/>
-        </w:tblCellMar>
-        <w:tblW w:type="auto" w:w="0"/>
-        <w:tblLook w:firstRow="0" w:lastRow="0" w:firstColumn="0" w:lastColumn="0" w:noHBand="0" w:noVBand="0"/>
-        <w:jc w:val="center"/>
-      </w:tblPr>
-      <w:tr>
-        <w:trPr>
-          <w:cantSplit/>
-          <w:tblHeader/>
-        </w:trPr>
-        <w:tc>
-          <w:tcPr>
-            <w:tcBorders>
-              <w:top w:val="single" w:sz="16" w:space="0" w:color="D3D3D3"/>
-              <w:bottom w:val="single" w:sz="16" w:space="0" w:color="D3D3D3"/>
-              <w:start w:val="single" w:space="0" w:color="D3D3D3"/>
-            </w:tcBorders>
-          </w:tcPr>
-          <w:p>
-            <w:pPr>
-              <w:spacing w:before="0" w:after="60"/>
-              <w:keepNext/>
-              <w:jc w:val="start"/>
-            </w:pPr>
-            <w:r>
-              <w:rPr>
-                <w:rFonts w:ascii="Calibri" w:hAnsi="Calibri"/>
-                <w:sz w:val="20"/>
-              </w:rPr>
-              <w:t xml:space="default">variable</w:t>
-            </w:r>
-          </w:p>
-        </w:tc>
-        <w:tc>
-          <w:tcPr>
-            <w:tcBorders>
-              <w:top w:val="single" w:sz="16" w:space="0" w:color="D3D3D3"/>
-              <w:bottom w:val="single" w:sz="16" w:space="0" w:color="D3D3D3"/>
-            </w:tcBorders>
-          </w:tcPr>
-          <w:p>
-            <w:pPr>
-              <w:spacing w:before="0" w:after="60"/>
-              <w:keepNext/>
-              <w:jc w:val="end"/>
-            </w:pPr>
-            <w:r>
-              <w:rPr>
-                <w:rFonts w:ascii="Calibri" w:hAnsi="Calibri"/>
-                <w:sz w:val="20"/>
-              </w:rPr>
-              <w:t xml:space="default">Moyenne</w:t>
-            </w:r>
-          </w:p>
-        </w:tc>
-        <w:tc>
-          <w:tcPr>
-            <w:tcBorders>
-              <w:top w:val="single" w:sz="16" w:space="0" w:color="D3D3D3"/>
-              <w:bottom w:val="single" w:sz="16" w:space="0" w:color="D3D3D3"/>
-            </w:tcBorders>
-          </w:tcPr>
-          <w:p>
-            <w:pPr>
-              <w:spacing w:before="0" w:after="60"/>
-              <w:keepNext/>
-              <w:jc w:val="end"/>
-            </w:pPr>
-            <w:r>
-              <w:rPr>
-                <w:rFonts w:ascii="Calibri" w:hAnsi="Calibri"/>
-                <w:sz w:val="20"/>
-              </w:rPr>
-              <w:t xml:space="default">Minimum</w:t>
-            </w:r>
-          </w:p>
-        </w:tc>
-        <w:tc>
-          <w:tcPr>
-            <w:tcBorders>
-              <w:top w:val="single" w:sz="16" w:space="0" w:color="D3D3D3"/>
-              <w:bottom w:val="single" w:sz="16" w:space="0" w:color="D3D3D3"/>
-            </w:tcBorders>
-          </w:tcPr>
-          <w:p>
-            <w:pPr>
-              <w:spacing w:before="0" w:after="60"/>
-              <w:keepNext/>
-              <w:jc w:val="end"/>
-            </w:pPr>
-            <w:r>
-              <w:rPr>
-                <w:rFonts w:ascii="Calibri" w:hAnsi="Calibri"/>
-                <w:sz w:val="20"/>
-              </w:rPr>
-              <w:t xml:space="default">Maximum</w:t>
-            </w:r>
-          </w:p>
-        </w:tc>
-        <w:tc>
-          <w:tcPr>
-            <w:tcBorders>
-              <w:top w:val="single" w:sz="16" w:space="0" w:color="D3D3D3"/>
-              <w:bottom w:val="single" w:sz="16" w:space="0" w:color="D3D3D3"/>
-              <w:end w:val="single" w:space="0" w:color="D3D3D3"/>
-            </w:tcBorders>
-          </w:tcPr>
-          <w:p>
-            <w:pPr>
-              <w:spacing w:before="0" w:after="60"/>
-              <w:keepNext/>
-              <w:jc w:val="end"/>
-            </w:pPr>
-            <w:r>
-              <w:rPr>
-                <w:rFonts w:ascii="Calibri" w:hAnsi="Calibri"/>
-                <w:sz w:val="20"/>
-              </w:rPr>
-              <w:t xml:space="default">Mediane</w:t>
-            </w:r>
-          </w:p>
-        </w:tc>
-      </w:tr>
-      <w:tr>
-        <w:trPr>
-          <w:cantSplit/>
-        </w:trPr>
-        <w:tc>
-          <w:tcPr>
-            <w:tcBorders>
-              <w:top w:val="single" w:space="0" w:color="D3D3D3"/>
-              <w:bottom w:val="single" w:space="0" w:color="D3D3D3"/>
-              <w:start w:val="single" w:space="0" w:color="D3D3D3"/>
-              <w:end w:val="single" w:space="0" w:color="D3D3D3"/>
-            </w:tcBorders>
-          </w:tcPr>
-          <w:p>
-            <w:pPr>
-              <w:spacing w:before="0" w:after="60"/>
-              <w:keepNext/>
-              <w:jc w:val="start"/>
-            </w:pPr>
-            <w:r>
-              <w:rPr>
-                <w:rFonts w:ascii="Calibri" w:hAnsi="Calibri"/>
-                <w:sz w:val="20"/>
-              </w:rPr>
-              <w:t xml:space="default">price</w:t>
-            </w:r>
-          </w:p>
-        </w:tc>
-        <w:tc>
-          <w:tcPr>
-            <w:tcBorders>
-              <w:top w:val="single" w:space="0" w:color="D3D3D3"/>
-              <w:bottom w:val="single" w:space="0" w:color="D3D3D3"/>
-              <w:start w:val="single" w:space="0" w:color="D3D3D3"/>
-              <w:end w:val="single" w:space="0" w:color="D3D3D3"/>
-            </w:tcBorders>
-          </w:tcPr>
-          <w:p>
-            <w:pPr>
-              <w:spacing w:before="0" w:after="60"/>
-              <w:keepNext/>
-              <w:jc w:val="end"/>
-            </w:pPr>
-            <w:r>
-              <w:rPr>
-                <w:rFonts w:ascii="Calibri" w:hAnsi="Calibri"/>
-                <w:sz w:val="20"/>
-              </w:rPr>
-              <w:t xml:space="default">6165.2568</w:t>
-            </w:r>
-          </w:p>
-        </w:tc>
-        <w:tc>
-          <w:tcPr>
-            <w:tcBorders>
-              <w:top w:val="single" w:space="0" w:color="D3D3D3"/>
-              <w:bottom w:val="single" w:space="0" w:color="D3D3D3"/>
-              <w:start w:val="single" w:space="0" w:color="D3D3D3"/>
-              <w:end w:val="single" w:space="0" w:color="D3D3D3"/>
-            </w:tcBorders>
-          </w:tcPr>
-          <w:p>
-            <w:pPr>
-              <w:spacing w:before="0" w:after="60"/>
-              <w:keepNext/>
-              <w:jc w:val="end"/>
-            </w:pPr>
-            <w:r>
-              <w:rPr>
-                <w:rFonts w:ascii="Calibri" w:hAnsi="Calibri"/>
-                <w:sz w:val="20"/>
-              </w:rPr>
-              <w:t xml:space="default">3291</w:t>
-            </w:r>
-          </w:p>
-        </w:tc>
-        <w:tc>
-          <w:tcPr>
-            <w:tcBorders>
-              <w:top w:val="single" w:space="0" w:color="D3D3D3"/>
-              <w:bottom w:val="single" w:space="0" w:color="D3D3D3"/>
-              <w:start w:val="single" w:space="0" w:color="D3D3D3"/>
-              <w:end w:val="single" w:space="0" w:color="D3D3D3"/>
-            </w:tcBorders>
-          </w:tcPr>
-          <w:p>
-            <w:pPr>
-              <w:spacing w:before="0" w:after="60"/>
-              <w:keepNext/>
-              <w:jc w:val="end"/>
-            </w:pPr>
-            <w:r>
-              <w:rPr>
-                <w:rFonts w:ascii="Calibri" w:hAnsi="Calibri"/>
-                <w:sz w:val="20"/>
-              </w:rPr>
-              <w:t xml:space="default">15906</w:t>
-            </w:r>
-          </w:p>
-        </w:tc>
-        <w:tc>
-          <w:tcPr>
-            <w:tcBorders>
-              <w:top w:val="single" w:space="0" w:color="D3D3D3"/>
-              <w:bottom w:val="single" w:space="0" w:color="D3D3D3"/>
-              <w:start w:val="single" w:space="0" w:color="D3D3D3"/>
-              <w:end w:val="single" w:space="0" w:color="D3D3D3"/>
-            </w:tcBorders>
-          </w:tcPr>
-          <w:p>
-            <w:pPr>
-              <w:spacing w:before="0" w:after="60"/>
-              <w:keepNext/>
-              <w:jc w:val="end"/>
-            </w:pPr>
-            <w:r>
-              <w:rPr>
-                <w:rFonts w:ascii="Calibri" w:hAnsi="Calibri"/>
-                <w:sz w:val="20"/>
-              </w:rPr>
-              <w:t xml:space="default">5006.5</w:t>
-            </w:r>
-          </w:p>
-        </w:tc>
-      </w:tr>
-      <w:tr>
-        <w:trPr>
-          <w:cantSplit/>
-        </w:trPr>
-        <w:tc>
-          <w:tcPr>
-            <w:tcBorders>
-              <w:top w:val="single" w:space="0" w:color="D3D3D3"/>
-              <w:bottom w:val="single" w:space="0" w:color="D3D3D3"/>
-              <w:start w:val="single" w:space="0" w:color="D3D3D3"/>
-              <w:end w:val="single" w:space="0" w:color="D3D3D3"/>
-            </w:tcBorders>
-          </w:tcPr>
-          <w:p>
-            <w:pPr>
-              <w:spacing w:before="0" w:after="60"/>
-              <w:keepNext/>
-              <w:jc w:val="start"/>
-            </w:pPr>
-            <w:r>
-              <w:rPr>
-                <w:rFonts w:ascii="Calibri" w:hAnsi="Calibri"/>
-                <w:sz w:val="20"/>
-              </w:rPr>
-              <w:t xml:space="default">mpg</w:t>
-            </w:r>
-          </w:p>
-        </w:tc>
-        <w:tc>
-          <w:tcPr>
-            <w:tcBorders>
-              <w:top w:val="single" w:space="0" w:color="D3D3D3"/>
-              <w:bottom w:val="single" w:space="0" w:color="D3D3D3"/>
-              <w:start w:val="single" w:space="0" w:color="D3D3D3"/>
-              <w:end w:val="single" w:space="0" w:color="D3D3D3"/>
-            </w:tcBorders>
-          </w:tcPr>
-          <w:p>
-            <w:pPr>
-              <w:spacing w:before="0" w:after="60"/>
-              <w:keepNext/>
-              <w:jc w:val="end"/>
-            </w:pPr>
-            <w:r>
-              <w:rPr>
-                <w:rFonts w:ascii="Calibri" w:hAnsi="Calibri"/>
-                <w:sz w:val="20"/>
-              </w:rPr>
-              <w:t xml:space="default">21.2973</w:t>
-            </w:r>
-          </w:p>
-        </w:tc>
-        <w:tc>
-          <w:tcPr>
-            <w:tcBorders>
-              <w:top w:val="single" w:space="0" w:color="D3D3D3"/>
-              <w:bottom w:val="single" w:space="0" w:color="D3D3D3"/>
-              <w:start w:val="single" w:space="0" w:color="D3D3D3"/>
-              <w:end w:val="single" w:space="0" w:color="D3D3D3"/>
-            </w:tcBorders>
-          </w:tcPr>
-          <w:p>
-            <w:pPr>
-              <w:spacing w:before="0" w:after="60"/>
-              <w:keepNext/>
-              <w:jc w:val="end"/>
-            </w:pPr>
-            <w:r>
-              <w:rPr>
-                <w:rFonts w:ascii="Calibri" w:hAnsi="Calibri"/>
-                <w:sz w:val="20"/>
-              </w:rPr>
-              <w:t xml:space="default">12</w:t>
-            </w:r>
-          </w:p>
-        </w:tc>
-        <w:tc>
-          <w:tcPr>
-            <w:tcBorders>
-              <w:top w:val="single" w:space="0" w:color="D3D3D3"/>
-              <w:bottom w:val="single" w:space="0" w:color="D3D3D3"/>
-              <w:start w:val="single" w:space="0" w:color="D3D3D3"/>
-              <w:end w:val="single" w:space="0" w:color="D3D3D3"/>
-            </w:tcBorders>
-          </w:tcPr>
-          <w:p>
-            <w:pPr>
-              <w:spacing w:before="0" w:after="60"/>
-              <w:keepNext/>
-              <w:jc w:val="end"/>
-            </w:pPr>
-            <w:r>
-              <w:rPr>
-                <w:rFonts w:ascii="Calibri" w:hAnsi="Calibri"/>
-                <w:sz w:val="20"/>
-              </w:rPr>
-              <w:t xml:space="default">41</w:t>
-            </w:r>
-          </w:p>
-        </w:tc>
-        <w:tc>
-          <w:tcPr>
-            <w:tcBorders>
-              <w:top w:val="single" w:space="0" w:color="D3D3D3"/>
-              <w:bottom w:val="single" w:space="0" w:color="D3D3D3"/>
-              <w:start w:val="single" w:space="0" w:color="D3D3D3"/>
-              <w:end w:val="single" w:space="0" w:color="D3D3D3"/>
-            </w:tcBorders>
-          </w:tcPr>
-          <w:p>
-            <w:pPr>
-              <w:spacing w:before="0" w:after="60"/>
-              <w:keepNext/>
-              <w:jc w:val="end"/>
-            </w:pPr>
-            <w:r>
-              <w:rPr>
-                <w:rFonts w:ascii="Calibri" w:hAnsi="Calibri"/>
-                <w:sz w:val="20"/>
-              </w:rPr>
-              <w:t xml:space="default">20.0</w:t>
-            </w:r>
-          </w:p>
-        </w:tc>
-      </w:tr>
-      <w:tr>
-        <w:trPr>
-          <w:cantSplit/>
-        </w:trPr>
-        <w:tc>
-          <w:tcPr>
-            <w:tcBorders>
-              <w:top w:val="single" w:space="0" w:color="D3D3D3"/>
-              <w:bottom w:val="single" w:space="0" w:color="D3D3D3"/>
-              <w:start w:val="single" w:space="0" w:color="D3D3D3"/>
-              <w:end w:val="single" w:space="0" w:color="D3D3D3"/>
-            </w:tcBorders>
-          </w:tcPr>
-          <w:p>
-            <w:pPr>
-              <w:spacing w:before="0" w:after="60"/>
-              <w:keepNext/>
-              <w:jc w:val="start"/>
-            </w:pPr>
-            <w:r>
-              <w:rPr>
-                <w:rFonts w:ascii="Calibri" w:hAnsi="Calibri"/>
-                <w:sz w:val="20"/>
-              </w:rPr>
-              <w:t xml:space="default">weight</w:t>
-            </w:r>
-          </w:p>
-        </w:tc>
-        <w:tc>
-          <w:tcPr>
-            <w:tcBorders>
-              <w:top w:val="single" w:space="0" w:color="D3D3D3"/>
-              <w:bottom w:val="single" w:space="0" w:color="D3D3D3"/>
-              <w:start w:val="single" w:space="0" w:color="D3D3D3"/>
-              <w:end w:val="single" w:space="0" w:color="D3D3D3"/>
-            </w:tcBorders>
-          </w:tcPr>
-          <w:p>
-            <w:pPr>
-              <w:spacing w:before="0" w:after="60"/>
-              <w:keepNext/>
-              <w:jc w:val="end"/>
-            </w:pPr>
-            <w:r>
-              <w:rPr>
-                <w:rFonts w:ascii="Calibri" w:hAnsi="Calibri"/>
-                <w:sz w:val="20"/>
-              </w:rPr>
-              <w:t xml:space="default">3019.4595</w:t>
-            </w:r>
-          </w:p>
-        </w:tc>
-        <w:tc>
-          <w:tcPr>
-            <w:tcBorders>
-              <w:top w:val="single" w:space="0" w:color="D3D3D3"/>
-              <w:bottom w:val="single" w:space="0" w:color="D3D3D3"/>
-              <w:start w:val="single" w:space="0" w:color="D3D3D3"/>
-              <w:end w:val="single" w:space="0" w:color="D3D3D3"/>
-            </w:tcBorders>
-          </w:tcPr>
-          <w:p>
-            <w:pPr>
-              <w:spacing w:before="0" w:after="60"/>
-              <w:keepNext/>
-              <w:jc w:val="end"/>
-            </w:pPr>
-            <w:r>
-              <w:rPr>
-                <w:rFonts w:ascii="Calibri" w:hAnsi="Calibri"/>
-                <w:sz w:val="20"/>
-              </w:rPr>
-              <w:t xml:space="default">1760</w:t>
-            </w:r>
-          </w:p>
-        </w:tc>
-        <w:tc>
-          <w:tcPr>
-            <w:tcBorders>
-              <w:top w:val="single" w:space="0" w:color="D3D3D3"/>
-              <w:bottom w:val="single" w:space="0" w:color="D3D3D3"/>
-              <w:start w:val="single" w:space="0" w:color="D3D3D3"/>
-              <w:end w:val="single" w:space="0" w:color="D3D3D3"/>
-            </w:tcBorders>
-          </w:tcPr>
-          <w:p>
-            <w:pPr>
-              <w:spacing w:before="0" w:after="60"/>
-              <w:keepNext/>
-              <w:jc w:val="end"/>
-            </w:pPr>
-            <w:r>
-              <w:rPr>
-                <w:rFonts w:ascii="Calibri" w:hAnsi="Calibri"/>
-                <w:sz w:val="20"/>
-              </w:rPr>
-              <w:t xml:space="default">4840</w:t>
-            </w:r>
-          </w:p>
-        </w:tc>
-        <w:tc>
-          <w:tcPr>
-            <w:tcBorders>
-              <w:top w:val="single" w:space="0" w:color="D3D3D3"/>
-              <w:bottom w:val="single" w:space="0" w:color="D3D3D3"/>
-              <w:start w:val="single" w:space="0" w:color="D3D3D3"/>
-              <w:end w:val="single" w:space="0" w:color="D3D3D3"/>
-            </w:tcBorders>
-          </w:tcPr>
-          <w:p>
-            <w:pPr>
-              <w:spacing w:before="0" w:after="60"/>
-              <w:keepNext/>
-              <w:jc w:val="end"/>
-            </w:pPr>
-            <w:r>
-              <w:rPr>
-                <w:rFonts w:ascii="Calibri" w:hAnsi="Calibri"/>
-                <w:sz w:val="20"/>
-              </w:rPr>
-              <w:t xml:space="default">3190.0</w:t>
-            </w:r>
-          </w:p>
-        </w:tc>
-      </w:tr>
-      <w:tr>
-        <w:trPr>
-          <w:cantSplit/>
-        </w:trPr>
-        <w:tc>
-          <w:tcPr>
-            <w:tcBorders>
-              <w:top w:val="single" w:space="0" w:color="D3D3D3"/>
-              <w:bottom w:val="single" w:space="0" w:color="D3D3D3"/>
-              <w:start w:val="single" w:space="0" w:color="D3D3D3"/>
-              <w:end w:val="single" w:space="0" w:color="D3D3D3"/>
-            </w:tcBorders>
-          </w:tcPr>
-          <w:p>
-            <w:pPr>
-              <w:spacing w:before="0" w:after="60"/>
-              <w:keepNext/>
-              <w:jc w:val="start"/>
-            </w:pPr>
-            <w:r>
-              <w:rPr>
-                <w:rFonts w:ascii="Calibri" w:hAnsi="Calibri"/>
-                <w:sz w:val="20"/>
-              </w:rPr>
-              <w:t xml:space="default">length</w:t>
-            </w:r>
-          </w:p>
-        </w:tc>
-        <w:tc>
-          <w:tcPr>
-            <w:tcBorders>
-              <w:top w:val="single" w:space="0" w:color="D3D3D3"/>
-              <w:bottom w:val="single" w:space="0" w:color="D3D3D3"/>
-              <w:start w:val="single" w:space="0" w:color="D3D3D3"/>
-              <w:end w:val="single" w:space="0" w:color="D3D3D3"/>
-            </w:tcBorders>
-          </w:tcPr>
-          <w:p>
-            <w:pPr>
-              <w:spacing w:before="0" w:after="60"/>
-              <w:keepNext/>
-              <w:jc w:val="end"/>
-            </w:pPr>
-            <w:r>
-              <w:rPr>
-                <w:rFonts w:ascii="Calibri" w:hAnsi="Calibri"/>
-                <w:sz w:val="20"/>
-              </w:rPr>
-              <w:t xml:space="default">187.9324</w:t>
-            </w:r>
-          </w:p>
-        </w:tc>
-        <w:tc>
-          <w:tcPr>
-            <w:tcBorders>
-              <w:top w:val="single" w:space="0" w:color="D3D3D3"/>
-              <w:bottom w:val="single" w:space="0" w:color="D3D3D3"/>
-              <w:start w:val="single" w:space="0" w:color="D3D3D3"/>
-              <w:end w:val="single" w:space="0" w:color="D3D3D3"/>
-            </w:tcBorders>
-          </w:tcPr>
-          <w:p>
-            <w:pPr>
-              <w:spacing w:before="0" w:after="60"/>
-              <w:keepNext/>
-              <w:jc w:val="end"/>
-            </w:pPr>
-            <w:r>
-              <w:rPr>
-                <w:rFonts w:ascii="Calibri" w:hAnsi="Calibri"/>
-                <w:sz w:val="20"/>
-              </w:rPr>
-              <w:t xml:space="default">142</w:t>
-            </w:r>
-          </w:p>
-        </w:tc>
-        <w:tc>
-          <w:tcPr>
-            <w:tcBorders>
-              <w:top w:val="single" w:space="0" w:color="D3D3D3"/>
-              <w:bottom w:val="single" w:space="0" w:color="D3D3D3"/>
-              <w:start w:val="single" w:space="0" w:color="D3D3D3"/>
-              <w:end w:val="single" w:space="0" w:color="D3D3D3"/>
-            </w:tcBorders>
-          </w:tcPr>
-          <w:p>
-            <w:pPr>
-              <w:spacing w:before="0" w:after="60"/>
-              <w:keepNext/>
-              <w:jc w:val="end"/>
-            </w:pPr>
-            <w:r>
-              <w:rPr>
-                <w:rFonts w:ascii="Calibri" w:hAnsi="Calibri"/>
-                <w:sz w:val="20"/>
-              </w:rPr>
-              <w:t xml:space="default">233</w:t>
-            </w:r>
-          </w:p>
-        </w:tc>
-        <w:tc>
-          <w:tcPr>
-            <w:tcBorders>
-              <w:top w:val="single" w:space="0" w:color="D3D3D3"/>
-              <w:bottom w:val="single" w:space="0" w:color="D3D3D3"/>
-              <w:start w:val="single" w:space="0" w:color="D3D3D3"/>
-              <w:end w:val="single" w:space="0" w:color="D3D3D3"/>
-            </w:tcBorders>
-          </w:tcPr>
-          <w:p>
-            <w:pPr>
-              <w:spacing w:before="0" w:after="60"/>
-              <w:keepNext/>
-              <w:jc w:val="end"/>
-            </w:pPr>
-            <w:r>
-              <w:rPr>
-                <w:rFonts w:ascii="Calibri" w:hAnsi="Calibri"/>
-                <w:sz w:val="20"/>
-              </w:rPr>
-              <w:t xml:space="default">192.5</w:t>
-            </w:r>
-          </w:p>
-        </w:tc>
-      </w:tr>
-    </w:tbl>
-    <w:p>
-      <w:pPr>
-        <w:pStyle w:val="BodyText"/>
-      </w:pPr>
-      <w:r>
-        <w:t xml:space="preserve">Supposons que l’on veuille coller des colonnes d’une base pour respecter</w:t>
-      </w:r>
       <w:r>
         <w:t xml:space="preserve"> </w:t>
       </w:r>
       <w:r>
-        <w:t xml:space="preserve">certains formats. On veut par exemple coller la moyenne, la mediane etc.</w:t>
-      </w:r>
-      <w:r>
-        <w:t xml:space="preserve"> </w:t>
-      </w:r>
-      <w:r>
-        <w:t xml:space="preserve">Et garder les noms des variables. Pour coller on utilise</w:t>
+        <w:t xml:space="preserve">Les données sont présentées avec le package</w:t>
       </w:r>
       <w:r>
         <w:t xml:space="preserve"> </w:t>
@@ -813,290 +156,3572 @@
         <w:rPr>
           <w:rStyle w:val="VerbatimChar"/>
         </w:rPr>
-        <w:t xml:space="preserve">glue::glue</w:t>
-      </w:r>
-      <w:r>
-        <w:t xml:space="preserve">. Tout</w:t>
+        <w:t xml:space="preserve">flextable</w:t>
       </w:r>
       <w:r>
         <w:t xml:space="preserve"> </w:t>
       </w:r>
       <w:r>
-        <w:t xml:space="preserve">ce qui est entre accolades sont les éléments de la base qu’on veut fusionner.</w:t>
+        <w:t xml:space="preserve">qui offre plus</w:t>
+      </w:r>
+      <w:r>
+        <w:t xml:space="preserve"> </w:t>
+      </w:r>
+      <w:r>
+        <w:t xml:space="preserve">de possiblités pour les modifications au niveau des docx.</w:t>
       </w:r>
     </w:p>
-    <w:tbl xmlns:w="http://schemas.openxmlformats.org/wordprocessingml/2006/main" xmlns:wp="http://schemas.openxmlformats.org/drawingml/2006/wordprocessingDrawing" xmlns:r="http://schemas.openxmlformats.org/officeDocument/2006/relationships" xmlns:w14="http://schemas.microsoft.com/office/word/2010/wordml">
+    <w:tbl xmlns:w="http://schemas.openxmlformats.org/wordprocessingml/2006/main" xmlns:r="http://schemas.openxmlformats.org/officeDocument/2006/relationships" xmlns:w14="http://schemas.microsoft.com/office/word/2010/wordml" xmlns:wp="http://schemas.openxmlformats.org/drawingml/2006/wordprocessingDrawing" xmlns:a="http://schemas.openxmlformats.org/drawingml/2006/main" xmlns:pic="http://schemas.openxmlformats.org/drawingml/2006/picture">
       <w:tblPr>
-        <w:tblCellMar>
-          <w:top w:w="0" w:type="dxa"/>
-          <w:bottom w:w="0" w:type="dxa"/>
-          <w:start w:w="60" w:type="dxa"/>
-          <w:end w:w="60" w:type="dxa"/>
-        </w:tblCellMar>
-        <w:tblW w:type="auto" w:w="0"/>
-        <w:tblLook w:firstRow="0" w:lastRow="0" w:firstColumn="0" w:lastColumn="0" w:noHBand="0" w:noVBand="0"/>
+        <w:tblLayout w:type="fixed"/>
         <w:jc w:val="center"/>
+        <w:tblLook w:firstRow="1" w:lastRow="0" w:firstColumn="0" w:lastColumn="0" w:noHBand="0" w:noVBand="1"/>
+      </w:tblPr>
+      <w:tblGrid>
+        <w:gridCol w:w="1080"/>
+        <w:gridCol w:w="1080"/>
+      </w:tblGrid>
+      <w:tr>
+        <w:trPr>
+          <w:trHeight w:val="360" w:hRule="auto"/>
+          <w:tblHeader/>
+        </w:trPr>
+        header1
+        <w:tc>
+          <w:tcPr>
+            <w:tcBorders>
+              <w:bottom w:val="single" w:sz="12" w:space="0" w:color="666666"/>
+              <w:top w:val="single" w:sz="12" w:space="0" w:color="666666"/>
+              <w:left w:val="none" w:sz="0" w:space="0" w:color="000000"/>
+              <w:right w:val="none" w:sz="0" w:space="0" w:color="000000"/>
+            </w:tcBorders>
+            <w:shd w:val="clear" w:color="auto" w:fill="ADD8E6"/>
+            <w:tcMar>
+              <w:top w:w="0" w:type="dxa"/>
+              <w:bottom w:w="0" w:type="dxa"/>
+              <w:left w:w="0" w:type="dxa"/>
+              <w:right w:w="0" w:type="dxa"/>
+            </w:tcMar>
+            <w:vAlign w:val="center"/>
+          </w:tcPr>
+          <w:p>
+            <w:pPr>
+              <w:pStyle w:val="Normal"/>
+              <w:jc w:val="left"/>
+              <w:pBdr>
+                <w:bottom w:val="none" w:sz="0" w:space="0" w:color="000000"/>
+                <w:top w:val="none" w:sz="0" w:space="0" w:color="000000"/>
+                <w:left w:val="none" w:sz="0" w:space="0" w:color="000000"/>
+                <w:right w:val="none" w:sz="0" w:space="0" w:color="000000"/>
+              </w:pBdr>
+              <w:spacing w:after="100" w:before="100" w:line="240"/>
+              <w:ind w:left="100" w:right="100" w:firstLine="0" w:firstLineChars="0"/>
+              <w:rPr>
+                <w:rFonts w:ascii="Helvetica" w:hAnsi="Helvetica" w:eastAsia="Helvetica" w:cs="Helvetica"/>
+                <w:i w:val="false"/>
+                <w:b w:val="false"/>
+                <w:u w:val="none"/>
+                <w:sz w:val="24"/>
+                <w:szCs w:val="24"/>
+                <w:color w:val="000000"/>
+              </w:rPr>
+            </w:pPr>
+            <w:r xmlns:w="http://schemas.openxmlformats.org/wordprocessingml/2006/main" xmlns:wp="http://schemas.openxmlformats.org/drawingml/2006/wordprocessingDrawing" xmlns:r="http://schemas.openxmlformats.org/officeDocument/2006/relationships" xmlns:w14="http://schemas.microsoft.com/office/word/2010/wordml">
+              <w:rPr>
+                <w:rFonts w:ascii="Helvetica" w:hAnsi="Helvetica" w:eastAsia="Helvetica" w:cs="Helvetica"/>
+                <w:i w:val="false"/>
+                <w:b w:val="false"/>
+                <w:u w:val="none"/>
+                <w:sz w:val="24"/>
+                <w:szCs w:val="24"/>
+                <w:color w:val="000000"/>
+              </w:rPr>
+              <w:t xml:space="preserve">Variables labels</w:t>
+            </w:r>
+          </w:p>
+        </w:tc>
+        <w:tc>
+          <w:tcPr>
+            <w:tcBorders>
+              <w:bottom w:val="single" w:sz="12" w:space="0" w:color="666666"/>
+              <w:top w:val="single" w:sz="12" w:space="0" w:color="666666"/>
+              <w:left w:val="none" w:sz="0" w:space="0" w:color="000000"/>
+              <w:right w:val="none" w:sz="0" w:space="0" w:color="000000"/>
+            </w:tcBorders>
+            <w:shd w:val="clear" w:color="auto" w:fill="ADD8E6"/>
+            <w:tcMar>
+              <w:top w:w="0" w:type="dxa"/>
+              <w:bottom w:w="0" w:type="dxa"/>
+              <w:left w:w="0" w:type="dxa"/>
+              <w:right w:w="0" w:type="dxa"/>
+            </w:tcMar>
+            <w:vAlign w:val="center"/>
+          </w:tcPr>
+          <w:p>
+            <w:pPr>
+              <w:pStyle w:val="Normal"/>
+              <w:jc w:val="left"/>
+              <w:pBdr>
+                <w:bottom w:val="none" w:sz="0" w:space="0" w:color="000000"/>
+                <w:top w:val="none" w:sz="0" w:space="0" w:color="000000"/>
+                <w:left w:val="none" w:sz="0" w:space="0" w:color="000000"/>
+                <w:right w:val="none" w:sz="0" w:space="0" w:color="000000"/>
+              </w:pBdr>
+              <w:spacing w:after="100" w:before="100" w:line="240"/>
+              <w:ind w:left="100" w:right="100" w:firstLine="0" w:firstLineChars="0"/>
+              <w:rPr>
+                <w:rFonts w:ascii="Helvetica" w:hAnsi="Helvetica" w:eastAsia="Helvetica" w:cs="Helvetica"/>
+                <w:i w:val="false"/>
+                <w:b w:val="false"/>
+                <w:u w:val="none"/>
+                <w:sz w:val="24"/>
+                <w:szCs w:val="24"/>
+                <w:color w:val="000000"/>
+              </w:rPr>
+            </w:pPr>
+            <w:r xmlns:w="http://schemas.openxmlformats.org/wordprocessingml/2006/main" xmlns:wp="http://schemas.openxmlformats.org/drawingml/2006/wordprocessingDrawing" xmlns:r="http://schemas.openxmlformats.org/officeDocument/2006/relationships" xmlns:w14="http://schemas.microsoft.com/office/word/2010/wordml">
+              <w:rPr>
+                <w:rFonts w:ascii="Helvetica" w:hAnsi="Helvetica" w:eastAsia="Helvetica" w:cs="Helvetica"/>
+                <w:i w:val="false"/>
+                <w:b w:val="false"/>
+                <w:u w:val="none"/>
+                <w:sz w:val="24"/>
+                <w:szCs w:val="24"/>
+                <w:color w:val="000000"/>
+              </w:rPr>
+              <w:t xml:space="preserve">N (%)</w:t>
+            </w:r>
+          </w:p>
+        </w:tc>
+      </w:tr>
+      <w:tr>
+        <w:trPr>
+          <w:trHeight w:val="360" w:hRule="auto"/>
+        </w:trPr>
+        body1
+        <w:tc>
+          <w:tcPr>
+            <w:tcBorders>
+              <w:bottom w:val="none" w:sz="0" w:space="0" w:color="000000"/>
+              <w:top w:val="single" w:sz="12" w:space="0" w:color="666666"/>
+              <w:left w:val="none" w:sz="0" w:space="0" w:color="000000"/>
+              <w:right w:val="none" w:sz="0" w:space="0" w:color="000000"/>
+            </w:tcBorders>
+            <w:shd w:val="clear" w:color="auto" w:fill="FFFFFF"/>
+            <w:tcMar>
+              <w:top w:w="0" w:type="dxa"/>
+              <w:bottom w:w="0" w:type="dxa"/>
+              <w:left w:w="0" w:type="dxa"/>
+              <w:right w:w="0" w:type="dxa"/>
+            </w:tcMar>
+            <w:vAlign w:val="center"/>
+          </w:tcPr>
+          <w:p>
+            <w:pPr>
+              <w:pStyle w:val="Normal"/>
+              <w:jc w:val="left"/>
+              <w:pBdr>
+                <w:bottom w:val="none" w:sz="0" w:space="0" w:color="000000"/>
+                <w:top w:val="none" w:sz="0" w:space="0" w:color="000000"/>
+                <w:left w:val="none" w:sz="0" w:space="0" w:color="000000"/>
+                <w:right w:val="none" w:sz="0" w:space="0" w:color="000000"/>
+              </w:pBdr>
+              <w:spacing w:after="100" w:before="100" w:line="240"/>
+              <w:ind w:left="100" w:right="100" w:firstLine="0" w:firstLineChars="0"/>
+              <w:rPr>
+                <w:rFonts w:ascii="Helvetica" w:hAnsi="Helvetica" w:eastAsia="Helvetica" w:cs="Helvetica"/>
+                <w:i w:val="false"/>
+                <w:b w:val="false"/>
+                <w:u w:val="none"/>
+                <w:sz w:val="24"/>
+                <w:szCs w:val="24"/>
+                <w:color w:val="000000"/>
+              </w:rPr>
+            </w:pPr>
+            <w:r xmlns:w="http://schemas.openxmlformats.org/wordprocessingml/2006/main" xmlns:wp="http://schemas.openxmlformats.org/drawingml/2006/wordprocessingDrawing" xmlns:r="http://schemas.openxmlformats.org/officeDocument/2006/relationships" xmlns:w14="http://schemas.microsoft.com/office/word/2010/wordml">
+              <w:rPr>
+                <w:rFonts w:ascii="Helvetica" w:hAnsi="Helvetica" w:eastAsia="Helvetica" w:cs="Helvetica"/>
+                <w:i w:val="false"/>
+                <w:b w:val="false"/>
+                <w:u w:val="none"/>
+                <w:sz w:val="24"/>
+                <w:szCs w:val="24"/>
+                <w:color w:val="000000"/>
+              </w:rPr>
+              <w:t xml:space="preserve">Domestique</w:t>
+            </w:r>
+          </w:p>
+        </w:tc>
+        <w:tc>
+          <w:tcPr>
+            <w:tcBorders>
+              <w:bottom w:val="none" w:sz="0" w:space="0" w:color="000000"/>
+              <w:top w:val="single" w:sz="12" w:space="0" w:color="666666"/>
+              <w:left w:val="none" w:sz="0" w:space="0" w:color="000000"/>
+              <w:right w:val="none" w:sz="0" w:space="0" w:color="000000"/>
+            </w:tcBorders>
+            <w:shd w:val="clear" w:color="auto" w:fill="FFFFFF"/>
+            <w:tcMar>
+              <w:top w:w="0" w:type="dxa"/>
+              <w:bottom w:w="0" w:type="dxa"/>
+              <w:left w:w="0" w:type="dxa"/>
+              <w:right w:w="0" w:type="dxa"/>
+            </w:tcMar>
+            <w:vAlign w:val="center"/>
+          </w:tcPr>
+          <w:p>
+            <w:pPr>
+              <w:pStyle w:val="Normal"/>
+              <w:jc w:val="left"/>
+              <w:pBdr>
+                <w:bottom w:val="none" w:sz="0" w:space="0" w:color="000000"/>
+                <w:top w:val="none" w:sz="0" w:space="0" w:color="000000"/>
+                <w:left w:val="none" w:sz="0" w:space="0" w:color="000000"/>
+                <w:right w:val="none" w:sz="0" w:space="0" w:color="000000"/>
+              </w:pBdr>
+              <w:spacing w:after="100" w:before="100" w:line="240"/>
+              <w:ind w:left="100" w:right="100" w:firstLine="0" w:firstLineChars="0"/>
+              <w:rPr>
+                <w:rFonts w:ascii="Helvetica" w:hAnsi="Helvetica" w:eastAsia="Helvetica" w:cs="Helvetica"/>
+                <w:i w:val="false"/>
+                <w:b w:val="false"/>
+                <w:u w:val="none"/>
+                <w:sz w:val="24"/>
+                <w:szCs w:val="24"/>
+                <w:color w:val="000000"/>
+              </w:rPr>
+            </w:pPr>
+            <w:r xmlns:w="http://schemas.openxmlformats.org/wordprocessingml/2006/main" xmlns:wp="http://schemas.openxmlformats.org/drawingml/2006/wordprocessingDrawing" xmlns:r="http://schemas.openxmlformats.org/officeDocument/2006/relationships" xmlns:w14="http://schemas.microsoft.com/office/word/2010/wordml">
+              <w:rPr>
+                <w:rFonts w:ascii="Helvetica" w:hAnsi="Helvetica" w:eastAsia="Helvetica" w:cs="Helvetica"/>
+                <w:i w:val="false"/>
+                <w:b w:val="false"/>
+                <w:u w:val="none"/>
+                <w:sz w:val="24"/>
+                <w:szCs w:val="24"/>
+                <w:color w:val="000000"/>
+              </w:rPr>
+              <w:t xml:space="preserve">15 (44.1)</w:t>
+            </w:r>
+          </w:p>
+        </w:tc>
+      </w:tr>
+      <w:tr>
+        <w:trPr>
+          <w:trHeight w:val="360" w:hRule="auto"/>
+        </w:trPr>
+        body2
+        <w:tc>
+          <w:tcPr>
+            <w:tcBorders>
+              <w:bottom w:val="single" w:sz="12" w:space="0" w:color="666666"/>
+              <w:top w:val="none" w:sz="0" w:space="0" w:color="000000"/>
+              <w:left w:val="none" w:sz="0" w:space="0" w:color="000000"/>
+              <w:right w:val="none" w:sz="0" w:space="0" w:color="000000"/>
+            </w:tcBorders>
+            <w:shd w:val="clear" w:color="auto" w:fill="FFFFFF"/>
+            <w:tcMar>
+              <w:top w:w="0" w:type="dxa"/>
+              <w:bottom w:w="0" w:type="dxa"/>
+              <w:left w:w="0" w:type="dxa"/>
+              <w:right w:w="0" w:type="dxa"/>
+            </w:tcMar>
+            <w:vAlign w:val="center"/>
+          </w:tcPr>
+          <w:p>
+            <w:pPr>
+              <w:pStyle w:val="Normal"/>
+              <w:jc w:val="left"/>
+              <w:pBdr>
+                <w:bottom w:val="none" w:sz="0" w:space="0" w:color="000000"/>
+                <w:top w:val="none" w:sz="0" w:space="0" w:color="000000"/>
+                <w:left w:val="none" w:sz="0" w:space="0" w:color="000000"/>
+                <w:right w:val="none" w:sz="0" w:space="0" w:color="000000"/>
+              </w:pBdr>
+              <w:spacing w:after="100" w:before="100" w:line="240"/>
+              <w:ind w:left="100" w:right="100" w:firstLine="0" w:firstLineChars="0"/>
+              <w:rPr>
+                <w:rFonts w:ascii="Helvetica" w:hAnsi="Helvetica" w:eastAsia="Helvetica" w:cs="Helvetica"/>
+                <w:i w:val="false"/>
+                <w:b w:val="false"/>
+                <w:u w:val="none"/>
+                <w:sz w:val="24"/>
+                <w:szCs w:val="24"/>
+                <w:color w:val="000000"/>
+              </w:rPr>
+            </w:pPr>
+            <w:r xmlns:w="http://schemas.openxmlformats.org/wordprocessingml/2006/main" xmlns:wp="http://schemas.openxmlformats.org/drawingml/2006/wordprocessingDrawing" xmlns:r="http://schemas.openxmlformats.org/officeDocument/2006/relationships" xmlns:w14="http://schemas.microsoft.com/office/word/2010/wordml">
+              <w:rPr>
+                <w:rFonts w:ascii="Helvetica" w:hAnsi="Helvetica" w:eastAsia="Helvetica" w:cs="Helvetica"/>
+                <w:i w:val="false"/>
+                <w:b w:val="false"/>
+                <w:u w:val="none"/>
+                <w:sz w:val="24"/>
+                <w:szCs w:val="24"/>
+                <w:color w:val="000000"/>
+              </w:rPr>
+              <w:t xml:space="preserve">Etrangere</w:t>
+            </w:r>
+          </w:p>
+        </w:tc>
+        <w:tc>
+          <w:tcPr>
+            <w:tcBorders>
+              <w:bottom w:val="single" w:sz="12" w:space="0" w:color="666666"/>
+              <w:top w:val="none" w:sz="0" w:space="0" w:color="000000"/>
+              <w:left w:val="none" w:sz="0" w:space="0" w:color="000000"/>
+              <w:right w:val="none" w:sz="0" w:space="0" w:color="000000"/>
+            </w:tcBorders>
+            <w:shd w:val="clear" w:color="auto" w:fill="FFFFFF"/>
+            <w:tcMar>
+              <w:top w:w="0" w:type="dxa"/>
+              <w:bottom w:w="0" w:type="dxa"/>
+              <w:left w:w="0" w:type="dxa"/>
+              <w:right w:w="0" w:type="dxa"/>
+            </w:tcMar>
+            <w:vAlign w:val="center"/>
+          </w:tcPr>
+          <w:p>
+            <w:pPr>
+              <w:pStyle w:val="Normal"/>
+              <w:jc w:val="left"/>
+              <w:pBdr>
+                <w:bottom w:val="none" w:sz="0" w:space="0" w:color="000000"/>
+                <w:top w:val="none" w:sz="0" w:space="0" w:color="000000"/>
+                <w:left w:val="none" w:sz="0" w:space="0" w:color="000000"/>
+                <w:right w:val="none" w:sz="0" w:space="0" w:color="000000"/>
+              </w:pBdr>
+              <w:spacing w:after="100" w:before="100" w:line="240"/>
+              <w:ind w:left="100" w:right="100" w:firstLine="0" w:firstLineChars="0"/>
+              <w:rPr>
+                <w:rFonts w:ascii="Helvetica" w:hAnsi="Helvetica" w:eastAsia="Helvetica" w:cs="Helvetica"/>
+                <w:i w:val="false"/>
+                <w:b w:val="false"/>
+                <w:u w:val="none"/>
+                <w:sz w:val="24"/>
+                <w:szCs w:val="24"/>
+                <w:color w:val="000000"/>
+              </w:rPr>
+            </w:pPr>
+            <w:r xmlns:w="http://schemas.openxmlformats.org/wordprocessingml/2006/main" xmlns:wp="http://schemas.openxmlformats.org/drawingml/2006/wordprocessingDrawing" xmlns:r="http://schemas.openxmlformats.org/officeDocument/2006/relationships" xmlns:w14="http://schemas.microsoft.com/office/word/2010/wordml">
+              <w:rPr>
+                <w:rFonts w:ascii="Helvetica" w:hAnsi="Helvetica" w:eastAsia="Helvetica" w:cs="Helvetica"/>
+                <w:i w:val="false"/>
+                <w:b w:val="false"/>
+                <w:u w:val="none"/>
+                <w:sz w:val="24"/>
+                <w:szCs w:val="24"/>
+                <w:color w:val="000000"/>
+              </w:rPr>
+              <w:t xml:space="preserve">19 (55.9)</w:t>
+            </w:r>
+          </w:p>
+        </w:tc>
+      </w:tr>
+    </w:tbl>
+    <w:p>
+      <w:pPr>
+        <w:pStyle w:val="BodyText"/>
+      </w:pPr>
+      <w:r>
+        <w:t xml:space="preserve">On effectue ici un autre test avec une</w:t>
+      </w:r>
+      <w:r>
+        <w:t xml:space="preserve"> </w:t>
+      </w:r>
+      <w:r>
+        <w:t xml:space="preserve">autre base de données. Ici on peut décider de ne sélectionner</w:t>
+      </w:r>
+      <w:r>
+        <w:t xml:space="preserve"> </w:t>
+      </w:r>
+      <w:r>
+        <w:t xml:space="preserve">que certaines variables, et de mettre les labels sur les variables en utilisant</w:t>
+      </w:r>
+      <w:r>
+        <w:t xml:space="preserve"> </w:t>
+      </w:r>
+      <w:r>
+        <w:t xml:space="preserve">les labels de stata. On n’affiche ici que la sortie du code. On peut</w:t>
+      </w:r>
+      <w:r>
+        <w:t xml:space="preserve"> </w:t>
+      </w:r>
+      <w:r>
+        <w:t xml:space="preserve">aussi vouloir que la table couvre correctement la en page (grace au layout)</w:t>
+      </w:r>
+    </w:p>
+    <w:tbl xmlns:w="http://schemas.openxmlformats.org/wordprocessingml/2006/main" xmlns:r="http://schemas.openxmlformats.org/officeDocument/2006/relationships" xmlns:w14="http://schemas.microsoft.com/office/word/2010/wordml" xmlns:wp="http://schemas.openxmlformats.org/drawingml/2006/wordprocessingDrawing" xmlns:a="http://schemas.openxmlformats.org/drawingml/2006/main" xmlns:pic="http://schemas.openxmlformats.org/drawingml/2006/picture">
+      <w:tblPr>
+        <w:tblLayout w:type="autofit"/>
+        <w:jc w:val="center"/>
+        <w:tblW w:type="pct" w:w="0"/>
+        <w:tblLook w:firstRow="1" w:lastRow="0" w:firstColumn="0" w:lastColumn="0" w:noHBand="0" w:noVBand="1"/>
       </w:tblPr>
       <w:tr>
         <w:trPr>
-          <w:cantSplit/>
+          <w:trHeight w:val="360" w:hRule="auto"/>
           <w:tblHeader/>
         </w:trPr>
-        <w:tc>
-          <w:tcPr>
-            <w:tcBorders>
-              <w:top w:val="single" w:sz="16" w:space="0" w:color="D3D3D3"/>
-              <w:bottom w:val="single" w:sz="16" w:space="0" w:color="D3D3D3"/>
-              <w:start w:val="single" w:space="0" w:color="D3D3D3"/>
-            </w:tcBorders>
-          </w:tcPr>
-          <w:p>
-            <w:pPr>
-              <w:spacing w:before="0" w:after="60"/>
-              <w:keepNext/>
-              <w:jc w:val="start"/>
-            </w:pPr>
-            <w:r>
-              <w:rPr>
-                <w:rFonts w:ascii="Calibri" w:hAnsi="Calibri"/>
-                <w:sz w:val="20"/>
-              </w:rPr>
-              <w:t xml:space="default">Variables</w:t>
-            </w:r>
-          </w:p>
-        </w:tc>
-        <w:tc>
-          <w:tcPr>
-            <w:tcBorders>
-              <w:top w:val="single" w:sz="16" w:space="0" w:color="D3D3D3"/>
-              <w:bottom w:val="single" w:sz="16" w:space="0" w:color="D3D3D3"/>
-              <w:end w:val="single" w:space="0" w:color="D3D3D3"/>
-            </w:tcBorders>
-          </w:tcPr>
-          <w:p>
-            <w:pPr>
-              <w:spacing w:before="0" w:after="60"/>
-              <w:keepNext/>
-              <w:jc w:val="center"/>
-            </w:pPr>
-            <w:r>
-              <w:rPr>
-                <w:rFonts w:ascii="Calibri" w:hAnsi="Calibri"/>
-                <w:sz w:val="20"/>
-              </w:rPr>
-              <w:t xml:space="default">Med [min - max]</w:t>
+        header1
+        <w:tc>
+          <w:tcPr>
+            <w:tcBorders>
+              <w:bottom w:val="single" w:sz="12" w:space="0" w:color="666666"/>
+              <w:top w:val="single" w:sz="12" w:space="0" w:color="666666"/>
+              <w:left w:val="none" w:sz="0" w:space="0" w:color="000000"/>
+              <w:right w:val="none" w:sz="0" w:space="0" w:color="000000"/>
+            </w:tcBorders>
+            <w:shd w:val="clear" w:color="auto" w:fill="FFFFFF"/>
+            <w:tcMar>
+              <w:top w:w="0" w:type="dxa"/>
+              <w:bottom w:w="0" w:type="dxa"/>
+              <w:left w:w="0" w:type="dxa"/>
+              <w:right w:w="0" w:type="dxa"/>
+            </w:tcMar>
+            <w:vAlign w:val="center"/>
+          </w:tcPr>
+          <w:p>
+            <w:pPr>
+              <w:pStyle w:val="Normal"/>
+              <w:jc w:val="left"/>
+              <w:pBdr>
+                <w:bottom w:val="none" w:sz="0" w:space="0" w:color="000000"/>
+                <w:top w:val="none" w:sz="0" w:space="0" w:color="000000"/>
+                <w:left w:val="none" w:sz="0" w:space="0" w:color="000000"/>
+                <w:right w:val="none" w:sz="0" w:space="0" w:color="000000"/>
+              </w:pBdr>
+              <w:spacing w:after="100" w:before="100" w:line="240"/>
+              <w:ind w:left="100" w:right="100" w:firstLine="0" w:firstLineChars="0"/>
+              <w:rPr>
+                <w:rFonts w:ascii="Helvetica" w:hAnsi="Helvetica" w:eastAsia="Helvetica" w:cs="Helvetica"/>
+                <w:i w:val="false"/>
+                <w:b w:val="false"/>
+                <w:u w:val="none"/>
+                <w:sz w:val="24"/>
+                <w:szCs w:val="24"/>
+                <w:color w:val="000000"/>
+              </w:rPr>
+            </w:pPr>
+            <w:r xmlns:w="http://schemas.openxmlformats.org/wordprocessingml/2006/main" xmlns:wp="http://schemas.openxmlformats.org/drawingml/2006/wordprocessingDrawing" xmlns:r="http://schemas.openxmlformats.org/officeDocument/2006/relationships" xmlns:w14="http://schemas.microsoft.com/office/word/2010/wordml">
+              <w:rPr>
+                <w:rFonts w:ascii="Helvetica" w:hAnsi="Helvetica" w:eastAsia="Helvetica" w:cs="Helvetica"/>
+                <w:i w:val="false"/>
+                <w:b w:val="false"/>
+                <w:u w:val="none"/>
+                <w:sz w:val="24"/>
+                <w:szCs w:val="24"/>
+                <w:color w:val="000000"/>
+              </w:rPr>
+              <w:t xml:space="preserve">Variables labels</w:t>
+            </w:r>
+          </w:p>
+        </w:tc>
+        <w:tc>
+          <w:tcPr>
+            <w:tcBorders>
+              <w:bottom w:val="single" w:sz="12" w:space="0" w:color="666666"/>
+              <w:top w:val="single" w:sz="12" w:space="0" w:color="666666"/>
+              <w:left w:val="none" w:sz="0" w:space="0" w:color="000000"/>
+              <w:right w:val="none" w:sz="0" w:space="0" w:color="000000"/>
+            </w:tcBorders>
+            <w:shd w:val="clear" w:color="auto" w:fill="FFFFFF"/>
+            <w:tcMar>
+              <w:top w:w="0" w:type="dxa"/>
+              <w:bottom w:w="0" w:type="dxa"/>
+              <w:left w:w="0" w:type="dxa"/>
+              <w:right w:w="0" w:type="dxa"/>
+            </w:tcMar>
+            <w:vAlign w:val="center"/>
+          </w:tcPr>
+          <w:p>
+            <w:pPr>
+              <w:pStyle w:val="Normal"/>
+              <w:jc w:val="left"/>
+              <w:pBdr>
+                <w:bottom w:val="none" w:sz="0" w:space="0" w:color="000000"/>
+                <w:top w:val="none" w:sz="0" w:space="0" w:color="000000"/>
+                <w:left w:val="none" w:sz="0" w:space="0" w:color="000000"/>
+                <w:right w:val="none" w:sz="0" w:space="0" w:color="000000"/>
+              </w:pBdr>
+              <w:spacing w:after="100" w:before="100" w:line="240"/>
+              <w:ind w:left="100" w:right="100" w:firstLine="0" w:firstLineChars="0"/>
+              <w:rPr>
+                <w:rFonts w:ascii="Helvetica" w:hAnsi="Helvetica" w:eastAsia="Helvetica" w:cs="Helvetica"/>
+                <w:i w:val="false"/>
+                <w:b w:val="false"/>
+                <w:u w:val="none"/>
+                <w:sz w:val="24"/>
+                <w:szCs w:val="24"/>
+                <w:color w:val="000000"/>
+              </w:rPr>
+            </w:pPr>
+            <w:r xmlns:w="http://schemas.openxmlformats.org/wordprocessingml/2006/main" xmlns:wp="http://schemas.openxmlformats.org/drawingml/2006/wordprocessingDrawing" xmlns:r="http://schemas.openxmlformats.org/officeDocument/2006/relationships" xmlns:w14="http://schemas.microsoft.com/office/word/2010/wordml">
+              <w:rPr>
+                <w:rFonts w:ascii="Helvetica" w:hAnsi="Helvetica" w:eastAsia="Helvetica" w:cs="Helvetica"/>
+                <w:i w:val="false"/>
+                <w:b w:val="false"/>
+                <w:u w:val="none"/>
+                <w:sz w:val="24"/>
+                <w:szCs w:val="24"/>
+                <w:color w:val="000000"/>
+              </w:rPr>
+              <w:t xml:space="preserve">Domestic (N = 52)</w:t>
+            </w:r>
+          </w:p>
+        </w:tc>
+        <w:tc>
+          <w:tcPr>
+            <w:tcBorders>
+              <w:bottom w:val="single" w:sz="12" w:space="0" w:color="666666"/>
+              <w:top w:val="single" w:sz="12" w:space="0" w:color="666666"/>
+              <w:left w:val="none" w:sz="0" w:space="0" w:color="000000"/>
+              <w:right w:val="none" w:sz="0" w:space="0" w:color="000000"/>
+            </w:tcBorders>
+            <w:shd w:val="clear" w:color="auto" w:fill="FFFFFF"/>
+            <w:tcMar>
+              <w:top w:w="0" w:type="dxa"/>
+              <w:bottom w:w="0" w:type="dxa"/>
+              <w:left w:w="0" w:type="dxa"/>
+              <w:right w:w="0" w:type="dxa"/>
+            </w:tcMar>
+            <w:vAlign w:val="center"/>
+          </w:tcPr>
+          <w:p>
+            <w:pPr>
+              <w:pStyle w:val="Normal"/>
+              <w:jc w:val="left"/>
+              <w:pBdr>
+                <w:bottom w:val="none" w:sz="0" w:space="0" w:color="000000"/>
+                <w:top w:val="none" w:sz="0" w:space="0" w:color="000000"/>
+                <w:left w:val="none" w:sz="0" w:space="0" w:color="000000"/>
+                <w:right w:val="none" w:sz="0" w:space="0" w:color="000000"/>
+              </w:pBdr>
+              <w:spacing w:after="100" w:before="100" w:line="240"/>
+              <w:ind w:left="100" w:right="100" w:firstLine="0" w:firstLineChars="0"/>
+              <w:rPr>
+                <w:rFonts w:ascii="Helvetica" w:hAnsi="Helvetica" w:eastAsia="Helvetica" w:cs="Helvetica"/>
+                <w:i w:val="false"/>
+                <w:b w:val="false"/>
+                <w:u w:val="none"/>
+                <w:sz w:val="24"/>
+                <w:szCs w:val="24"/>
+                <w:color w:val="000000"/>
+              </w:rPr>
+            </w:pPr>
+            <w:r xmlns:w="http://schemas.openxmlformats.org/wordprocessingml/2006/main" xmlns:wp="http://schemas.openxmlformats.org/drawingml/2006/wordprocessingDrawing" xmlns:r="http://schemas.openxmlformats.org/officeDocument/2006/relationships" xmlns:w14="http://schemas.microsoft.com/office/word/2010/wordml">
+              <w:rPr>
+                <w:rFonts w:ascii="Helvetica" w:hAnsi="Helvetica" w:eastAsia="Helvetica" w:cs="Helvetica"/>
+                <w:i w:val="false"/>
+                <w:b w:val="false"/>
+                <w:u w:val="none"/>
+                <w:sz w:val="24"/>
+                <w:szCs w:val="24"/>
+                <w:color w:val="000000"/>
+              </w:rPr>
+              <w:t xml:space="preserve">Foreign (N = 22)</w:t>
             </w:r>
           </w:p>
         </w:tc>
       </w:tr>
       <w:tr>
         <w:trPr>
-          <w:cantSplit/>
+          <w:trHeight w:val="360" w:hRule="auto"/>
         </w:trPr>
-        <w:tc>
-          <w:tcPr>
-            <w:tcBorders>
-              <w:top w:val="single" w:space="0" w:color="D3D3D3"/>
-              <w:bottom w:val="single" w:space="0" w:color="D3D3D3"/>
-              <w:start w:val="single" w:space="0" w:color="D3D3D3"/>
-              <w:end w:val="single" w:space="0" w:color="D3D3D3"/>
-            </w:tcBorders>
-          </w:tcPr>
-          <w:p>
-            <w:pPr>
-              <w:spacing w:before="0" w:after="60"/>
-              <w:keepNext/>
-              <w:jc w:val="start"/>
-            </w:pPr>
-            <w:r>
-              <w:rPr>
-                <w:rFonts w:ascii="Calibri" w:hAnsi="Calibri"/>
-                <w:sz w:val="20"/>
-              </w:rPr>
-              <w:t xml:space="default">price</w:t>
-            </w:r>
-          </w:p>
-        </w:tc>
-        <w:tc>
-          <w:tcPr>
-            <w:tcBorders>
-              <w:top w:val="single" w:space="0" w:color="D3D3D3"/>
-              <w:bottom w:val="single" w:space="0" w:color="D3D3D3"/>
-              <w:start w:val="single" w:space="0" w:color="D3D3D3"/>
-              <w:end w:val="single" w:space="0" w:color="D3D3D3"/>
-            </w:tcBorders>
-          </w:tcPr>
-          <w:p>
-            <w:pPr>
-              <w:spacing w:before="0" w:after="60"/>
-              <w:keepNext/>
-              <w:jc w:val="center"/>
-            </w:pPr>
-            <w:r>
-              <w:rPr>
-                <w:rFonts w:ascii="Calibri" w:hAnsi="Calibri"/>
-                <w:sz w:val="20"/>
-              </w:rPr>
-              <w:t xml:space="default">5006.5 [3291 - 15906]</w:t>
+        body1
+        <w:tc>
+          <w:tcPr>
+            <w:tcBorders>
+              <w:bottom w:val="none" w:sz="0" w:space="0" w:color="000000"/>
+              <w:top w:val="single" w:sz="12" w:space="0" w:color="666666"/>
+              <w:left w:val="none" w:sz="0" w:space="0" w:color="000000"/>
+              <w:right w:val="none" w:sz="0" w:space="0" w:color="000000"/>
+            </w:tcBorders>
+            <w:shd w:val="clear" w:color="auto" w:fill="FFFFFF"/>
+            <w:tcMar>
+              <w:top w:w="0" w:type="dxa"/>
+              <w:bottom w:w="0" w:type="dxa"/>
+              <w:left w:w="0" w:type="dxa"/>
+              <w:right w:w="0" w:type="dxa"/>
+            </w:tcMar>
+            <w:vAlign w:val="center"/>
+          </w:tcPr>
+          <w:p>
+            <w:pPr>
+              <w:pStyle w:val="Normal"/>
+              <w:jc w:val="left"/>
+              <w:pBdr>
+                <w:bottom w:val="none" w:sz="0" w:space="0" w:color="000000"/>
+                <w:top w:val="none" w:sz="0" w:space="0" w:color="000000"/>
+                <w:left w:val="none" w:sz="0" w:space="0" w:color="000000"/>
+                <w:right w:val="none" w:sz="0" w:space="0" w:color="000000"/>
+              </w:pBdr>
+              <w:spacing w:after="100" w:before="100" w:line="240"/>
+              <w:ind w:left="100" w:right="100" w:firstLine="0" w:firstLineChars="0"/>
+              <w:rPr>
+                <w:rFonts w:ascii="Helvetica" w:hAnsi="Helvetica" w:eastAsia="Helvetica" w:cs="Helvetica"/>
+                <w:i w:val="false"/>
+                <w:b w:val="false"/>
+                <w:u w:val="none"/>
+                <w:sz w:val="24"/>
+                <w:szCs w:val="24"/>
+                <w:color w:val="000000"/>
+              </w:rPr>
+            </w:pPr>
+            <w:r xmlns:w="http://schemas.openxmlformats.org/wordprocessingml/2006/main" xmlns:wp="http://schemas.openxmlformats.org/drawingml/2006/wordprocessingDrawing" xmlns:r="http://schemas.openxmlformats.org/officeDocument/2006/relationships" xmlns:w14="http://schemas.microsoft.com/office/word/2010/wordml">
+              <w:rPr>
+                <w:rFonts w:ascii="Helvetica" w:hAnsi="Helvetica" w:eastAsia="Helvetica" w:cs="Helvetica"/>
+                <w:i w:val="false"/>
+                <w:b w:val="false"/>
+                <w:u w:val="none"/>
+                <w:sz w:val="24"/>
+                <w:szCs w:val="24"/>
+                <w:color w:val="000000"/>
+              </w:rPr>
+              <w:t xml:space="preserve">Domestique</w:t>
+            </w:r>
+          </w:p>
+        </w:tc>
+        <w:tc>
+          <w:tcPr>
+            <w:tcBorders>
+              <w:bottom w:val="none" w:sz="0" w:space="0" w:color="000000"/>
+              <w:top w:val="single" w:sz="12" w:space="0" w:color="666666"/>
+              <w:left w:val="none" w:sz="0" w:space="0" w:color="000000"/>
+              <w:right w:val="none" w:sz="0" w:space="0" w:color="000000"/>
+            </w:tcBorders>
+            <w:shd w:val="clear" w:color="auto" w:fill="FFFFFF"/>
+            <w:tcMar>
+              <w:top w:w="0" w:type="dxa"/>
+              <w:bottom w:w="0" w:type="dxa"/>
+              <w:left w:w="0" w:type="dxa"/>
+              <w:right w:w="0" w:type="dxa"/>
+            </w:tcMar>
+            <w:vAlign w:val="center"/>
+          </w:tcPr>
+          <w:p>
+            <w:pPr>
+              <w:pStyle w:val="Normal"/>
+              <w:jc w:val="left"/>
+              <w:pBdr>
+                <w:bottom w:val="none" w:sz="0" w:space="0" w:color="000000"/>
+                <w:top w:val="none" w:sz="0" w:space="0" w:color="000000"/>
+                <w:left w:val="none" w:sz="0" w:space="0" w:color="000000"/>
+                <w:right w:val="none" w:sz="0" w:space="0" w:color="000000"/>
+              </w:pBdr>
+              <w:spacing w:after="100" w:before="100" w:line="240"/>
+              <w:ind w:left="100" w:right="100" w:firstLine="0" w:firstLineChars="0"/>
+              <w:rPr>
+                <w:rFonts w:ascii="Helvetica" w:hAnsi="Helvetica" w:eastAsia="Helvetica" w:cs="Helvetica"/>
+                <w:i w:val="false"/>
+                <w:b w:val="false"/>
+                <w:u w:val="none"/>
+                <w:sz w:val="24"/>
+                <w:szCs w:val="24"/>
+                <w:color w:val="000000"/>
+              </w:rPr>
+            </w:pPr>
+            <w:r xmlns:w="http://schemas.openxmlformats.org/wordprocessingml/2006/main" xmlns:wp="http://schemas.openxmlformats.org/drawingml/2006/wordprocessingDrawing" xmlns:r="http://schemas.openxmlformats.org/officeDocument/2006/relationships" xmlns:w14="http://schemas.microsoft.com/office/word/2010/wordml">
+              <w:rPr>
+                <w:rFonts w:ascii="Helvetica" w:hAnsi="Helvetica" w:eastAsia="Helvetica" w:cs="Helvetica"/>
+                <w:i w:val="false"/>
+                <w:b w:val="false"/>
+                <w:u w:val="none"/>
+                <w:sz w:val="24"/>
+                <w:szCs w:val="24"/>
+                <w:color w:val="000000"/>
+              </w:rPr>
+              <w:t xml:space="preserve">52 (100.0)</w:t>
+            </w:r>
+          </w:p>
+        </w:tc>
+        <w:tc>
+          <w:tcPr>
+            <w:tcBorders>
+              <w:bottom w:val="none" w:sz="0" w:space="0" w:color="000000"/>
+              <w:top w:val="single" w:sz="12" w:space="0" w:color="666666"/>
+              <w:left w:val="none" w:sz="0" w:space="0" w:color="000000"/>
+              <w:right w:val="none" w:sz="0" w:space="0" w:color="000000"/>
+            </w:tcBorders>
+            <w:shd w:val="clear" w:color="auto" w:fill="FFFFFF"/>
+            <w:tcMar>
+              <w:top w:w="0" w:type="dxa"/>
+              <w:bottom w:w="0" w:type="dxa"/>
+              <w:left w:w="0" w:type="dxa"/>
+              <w:right w:w="0" w:type="dxa"/>
+            </w:tcMar>
+            <w:vAlign w:val="center"/>
+          </w:tcPr>
+          <w:p>
+            <w:pPr>
+              <w:pStyle w:val="Normal"/>
+              <w:jc w:val="left"/>
+              <w:pBdr>
+                <w:bottom w:val="none" w:sz="0" w:space="0" w:color="000000"/>
+                <w:top w:val="none" w:sz="0" w:space="0" w:color="000000"/>
+                <w:left w:val="none" w:sz="0" w:space="0" w:color="000000"/>
+                <w:right w:val="none" w:sz="0" w:space="0" w:color="000000"/>
+              </w:pBdr>
+              <w:spacing w:after="100" w:before="100" w:line="240"/>
+              <w:ind w:left="100" w:right="100" w:firstLine="0" w:firstLineChars="0"/>
+              <w:rPr>
+                <w:rFonts w:ascii="Helvetica" w:hAnsi="Helvetica" w:eastAsia="Helvetica" w:cs="Helvetica"/>
+                <w:i w:val="false"/>
+                <w:b w:val="false"/>
+                <w:u w:val="none"/>
+                <w:sz w:val="24"/>
+                <w:szCs w:val="24"/>
+                <w:color w:val="000000"/>
+              </w:rPr>
+            </w:pPr>
+            <w:r xmlns:w="http://schemas.openxmlformats.org/wordprocessingml/2006/main" xmlns:wp="http://schemas.openxmlformats.org/drawingml/2006/wordprocessingDrawing" xmlns:r="http://schemas.openxmlformats.org/officeDocument/2006/relationships" xmlns:w14="http://schemas.microsoft.com/office/word/2010/wordml">
+              <w:rPr>
+                <w:rFonts w:ascii="Helvetica" w:hAnsi="Helvetica" w:eastAsia="Helvetica" w:cs="Helvetica"/>
+                <w:i w:val="false"/>
+                <w:b w:val="false"/>
+                <w:u w:val="none"/>
+                <w:sz w:val="24"/>
+                <w:szCs w:val="24"/>
+                <w:color w:val="000000"/>
+              </w:rPr>
+              <w:t xml:space="preserve">0 (0.0)</w:t>
             </w:r>
           </w:p>
         </w:tc>
       </w:tr>
       <w:tr>
         <w:trPr>
-          <w:cantSplit/>
+          <w:trHeight w:val="360" w:hRule="auto"/>
         </w:trPr>
-        <w:tc>
-          <w:tcPr>
-            <w:tcBorders>
-              <w:top w:val="single" w:space="0" w:color="D3D3D3"/>
-              <w:bottom w:val="single" w:space="0" w:color="D3D3D3"/>
-              <w:start w:val="single" w:space="0" w:color="D3D3D3"/>
-              <w:end w:val="single" w:space="0" w:color="D3D3D3"/>
-            </w:tcBorders>
-          </w:tcPr>
-          <w:p>
-            <w:pPr>
-              <w:spacing w:before="0" w:after="60"/>
-              <w:keepNext/>
-              <w:jc w:val="start"/>
-            </w:pPr>
-            <w:r>
-              <w:rPr>
-                <w:rFonts w:ascii="Calibri" w:hAnsi="Calibri"/>
-                <w:sz w:val="20"/>
-              </w:rPr>
-              <w:t xml:space="default">mpg</w:t>
-            </w:r>
-          </w:p>
-        </w:tc>
-        <w:tc>
-          <w:tcPr>
-            <w:tcBorders>
-              <w:top w:val="single" w:space="0" w:color="D3D3D3"/>
-              <w:bottom w:val="single" w:space="0" w:color="D3D3D3"/>
-              <w:start w:val="single" w:space="0" w:color="D3D3D3"/>
-              <w:end w:val="single" w:space="0" w:color="D3D3D3"/>
-            </w:tcBorders>
-          </w:tcPr>
-          <w:p>
-            <w:pPr>
-              <w:spacing w:before="0" w:after="60"/>
-              <w:keepNext/>
-              <w:jc w:val="center"/>
-            </w:pPr>
-            <w:r>
-              <w:rPr>
-                <w:rFonts w:ascii="Calibri" w:hAnsi="Calibri"/>
-                <w:sz w:val="20"/>
-              </w:rPr>
-              <w:t xml:space="default">20 [12 - 41]</w:t>
+        body2
+        <w:tc>
+          <w:tcPr>
+            <w:tcBorders>
+              <w:bottom w:val="none" w:sz="0" w:space="0" w:color="000000"/>
+              <w:top w:val="none" w:sz="0" w:space="0" w:color="000000"/>
+              <w:left w:val="none" w:sz="0" w:space="0" w:color="000000"/>
+              <w:right w:val="none" w:sz="0" w:space="0" w:color="000000"/>
+            </w:tcBorders>
+            <w:shd w:val="clear" w:color="auto" w:fill="FFFFFF"/>
+            <w:tcMar>
+              <w:top w:w="0" w:type="dxa"/>
+              <w:bottom w:w="0" w:type="dxa"/>
+              <w:left w:w="0" w:type="dxa"/>
+              <w:right w:w="0" w:type="dxa"/>
+            </w:tcMar>
+            <w:vAlign w:val="center"/>
+          </w:tcPr>
+          <w:p>
+            <w:pPr>
+              <w:pStyle w:val="Normal"/>
+              <w:jc w:val="left"/>
+              <w:pBdr>
+                <w:bottom w:val="none" w:sz="0" w:space="0" w:color="000000"/>
+                <w:top w:val="none" w:sz="0" w:space="0" w:color="000000"/>
+                <w:left w:val="none" w:sz="0" w:space="0" w:color="000000"/>
+                <w:right w:val="none" w:sz="0" w:space="0" w:color="000000"/>
+              </w:pBdr>
+              <w:spacing w:after="100" w:before="100" w:line="240"/>
+              <w:ind w:left="100" w:right="100" w:firstLine="0" w:firstLineChars="0"/>
+              <w:rPr>
+                <w:rFonts w:ascii="Helvetica" w:hAnsi="Helvetica" w:eastAsia="Helvetica" w:cs="Helvetica"/>
+                <w:i w:val="false"/>
+                <w:b w:val="false"/>
+                <w:u w:val="none"/>
+                <w:sz w:val="24"/>
+                <w:szCs w:val="24"/>
+                <w:color w:val="000000"/>
+              </w:rPr>
+            </w:pPr>
+            <w:r xmlns:w="http://schemas.openxmlformats.org/wordprocessingml/2006/main" xmlns:wp="http://schemas.openxmlformats.org/drawingml/2006/wordprocessingDrawing" xmlns:r="http://schemas.openxmlformats.org/officeDocument/2006/relationships" xmlns:w14="http://schemas.microsoft.com/office/word/2010/wordml">
+              <w:rPr>
+                <w:rFonts w:ascii="Helvetica" w:hAnsi="Helvetica" w:eastAsia="Helvetica" w:cs="Helvetica"/>
+                <w:i w:val="false"/>
+                <w:b w:val="false"/>
+                <w:u w:val="none"/>
+                <w:sz w:val="24"/>
+                <w:szCs w:val="24"/>
+                <w:color w:val="000000"/>
+              </w:rPr>
+              <w:t xml:space="preserve">Etrangere</w:t>
+            </w:r>
+          </w:p>
+        </w:tc>
+        <w:tc>
+          <w:tcPr>
+            <w:tcBorders>
+              <w:bottom w:val="none" w:sz="0" w:space="0" w:color="000000"/>
+              <w:top w:val="none" w:sz="0" w:space="0" w:color="000000"/>
+              <w:left w:val="none" w:sz="0" w:space="0" w:color="000000"/>
+              <w:right w:val="none" w:sz="0" w:space="0" w:color="000000"/>
+            </w:tcBorders>
+            <w:shd w:val="clear" w:color="auto" w:fill="FFFFFF"/>
+            <w:tcMar>
+              <w:top w:w="0" w:type="dxa"/>
+              <w:bottom w:w="0" w:type="dxa"/>
+              <w:left w:w="0" w:type="dxa"/>
+              <w:right w:w="0" w:type="dxa"/>
+            </w:tcMar>
+            <w:vAlign w:val="center"/>
+          </w:tcPr>
+          <w:p>
+            <w:pPr>
+              <w:pStyle w:val="Normal"/>
+              <w:jc w:val="left"/>
+              <w:pBdr>
+                <w:bottom w:val="none" w:sz="0" w:space="0" w:color="000000"/>
+                <w:top w:val="none" w:sz="0" w:space="0" w:color="000000"/>
+                <w:left w:val="none" w:sz="0" w:space="0" w:color="000000"/>
+                <w:right w:val="none" w:sz="0" w:space="0" w:color="000000"/>
+              </w:pBdr>
+              <w:spacing w:after="100" w:before="100" w:line="240"/>
+              <w:ind w:left="100" w:right="100" w:firstLine="0" w:firstLineChars="0"/>
+              <w:rPr>
+                <w:rFonts w:ascii="Helvetica" w:hAnsi="Helvetica" w:eastAsia="Helvetica" w:cs="Helvetica"/>
+                <w:i w:val="false"/>
+                <w:b w:val="false"/>
+                <w:u w:val="none"/>
+                <w:sz w:val="24"/>
+                <w:szCs w:val="24"/>
+                <w:color w:val="000000"/>
+              </w:rPr>
+            </w:pPr>
+            <w:r xmlns:w="http://schemas.openxmlformats.org/wordprocessingml/2006/main" xmlns:wp="http://schemas.openxmlformats.org/drawingml/2006/wordprocessingDrawing" xmlns:r="http://schemas.openxmlformats.org/officeDocument/2006/relationships" xmlns:w14="http://schemas.microsoft.com/office/word/2010/wordml">
+              <w:rPr>
+                <w:rFonts w:ascii="Helvetica" w:hAnsi="Helvetica" w:eastAsia="Helvetica" w:cs="Helvetica"/>
+                <w:i w:val="false"/>
+                <w:b w:val="false"/>
+                <w:u w:val="none"/>
+                <w:sz w:val="24"/>
+                <w:szCs w:val="24"/>
+                <w:color w:val="000000"/>
+              </w:rPr>
+              <w:t xml:space="preserve">0 (0.0)</w:t>
+            </w:r>
+          </w:p>
+        </w:tc>
+        <w:tc>
+          <w:tcPr>
+            <w:tcBorders>
+              <w:bottom w:val="none" w:sz="0" w:space="0" w:color="000000"/>
+              <w:top w:val="none" w:sz="0" w:space="0" w:color="000000"/>
+              <w:left w:val="none" w:sz="0" w:space="0" w:color="000000"/>
+              <w:right w:val="none" w:sz="0" w:space="0" w:color="000000"/>
+            </w:tcBorders>
+            <w:shd w:val="clear" w:color="auto" w:fill="FFFFFF"/>
+            <w:tcMar>
+              <w:top w:w="0" w:type="dxa"/>
+              <w:bottom w:w="0" w:type="dxa"/>
+              <w:left w:w="0" w:type="dxa"/>
+              <w:right w:w="0" w:type="dxa"/>
+            </w:tcMar>
+            <w:vAlign w:val="center"/>
+          </w:tcPr>
+          <w:p>
+            <w:pPr>
+              <w:pStyle w:val="Normal"/>
+              <w:jc w:val="left"/>
+              <w:pBdr>
+                <w:bottom w:val="none" w:sz="0" w:space="0" w:color="000000"/>
+                <w:top w:val="none" w:sz="0" w:space="0" w:color="000000"/>
+                <w:left w:val="none" w:sz="0" w:space="0" w:color="000000"/>
+                <w:right w:val="none" w:sz="0" w:space="0" w:color="000000"/>
+              </w:pBdr>
+              <w:spacing w:after="100" w:before="100" w:line="240"/>
+              <w:ind w:left="100" w:right="100" w:firstLine="0" w:firstLineChars="0"/>
+              <w:rPr>
+                <w:rFonts w:ascii="Helvetica" w:hAnsi="Helvetica" w:eastAsia="Helvetica" w:cs="Helvetica"/>
+                <w:i w:val="false"/>
+                <w:b w:val="false"/>
+                <w:u w:val="none"/>
+                <w:sz w:val="24"/>
+                <w:szCs w:val="24"/>
+                <w:color w:val="000000"/>
+              </w:rPr>
+            </w:pPr>
+            <w:r xmlns:w="http://schemas.openxmlformats.org/wordprocessingml/2006/main" xmlns:wp="http://schemas.openxmlformats.org/drawingml/2006/wordprocessingDrawing" xmlns:r="http://schemas.openxmlformats.org/officeDocument/2006/relationships" xmlns:w14="http://schemas.microsoft.com/office/word/2010/wordml">
+              <w:rPr>
+                <w:rFonts w:ascii="Helvetica" w:hAnsi="Helvetica" w:eastAsia="Helvetica" w:cs="Helvetica"/>
+                <w:i w:val="false"/>
+                <w:b w:val="false"/>
+                <w:u w:val="none"/>
+                <w:sz w:val="24"/>
+                <w:szCs w:val="24"/>
+                <w:color w:val="000000"/>
+              </w:rPr>
+              <w:t xml:space="preserve">22 (100.0)</w:t>
             </w:r>
           </w:p>
         </w:tc>
       </w:tr>
       <w:tr>
         <w:trPr>
-          <w:cantSplit/>
+          <w:trHeight w:val="360" w:hRule="auto"/>
         </w:trPr>
-        <w:tc>
-          <w:tcPr>
-            <w:tcBorders>
-              <w:top w:val="single" w:space="0" w:color="D3D3D3"/>
-              <w:bottom w:val="single" w:space="0" w:color="D3D3D3"/>
-              <w:start w:val="single" w:space="0" w:color="D3D3D3"/>
-              <w:end w:val="single" w:space="0" w:color="D3D3D3"/>
-            </w:tcBorders>
-          </w:tcPr>
-          <w:p>
-            <w:pPr>
-              <w:spacing w:before="0" w:after="60"/>
-              <w:keepNext/>
-              <w:jc w:val="start"/>
-            </w:pPr>
-            <w:r>
-              <w:rPr>
-                <w:rFonts w:ascii="Calibri" w:hAnsi="Calibri"/>
-                <w:sz w:val="20"/>
-              </w:rPr>
-              <w:t xml:space="default">weight</w:t>
-            </w:r>
-          </w:p>
-        </w:tc>
-        <w:tc>
-          <w:tcPr>
-            <w:tcBorders>
-              <w:top w:val="single" w:space="0" w:color="D3D3D3"/>
-              <w:bottom w:val="single" w:space="0" w:color="D3D3D3"/>
-              <w:start w:val="single" w:space="0" w:color="D3D3D3"/>
-              <w:end w:val="single" w:space="0" w:color="D3D3D3"/>
-            </w:tcBorders>
-          </w:tcPr>
-          <w:p>
-            <w:pPr>
-              <w:spacing w:before="0" w:after="60"/>
-              <w:keepNext/>
-              <w:jc w:val="center"/>
-            </w:pPr>
-            <w:r>
-              <w:rPr>
-                <w:rFonts w:ascii="Calibri" w:hAnsi="Calibri"/>
-                <w:sz w:val="20"/>
-              </w:rPr>
-              <w:t xml:space="default">3190 [1760 - 4840]</w:t>
+        body3
+        <w:tc>
+          <w:tcPr>
+            <w:tcBorders>
+              <w:bottom w:val="none" w:sz="0" w:space="0" w:color="000000"/>
+              <w:top w:val="none" w:sz="0" w:space="0" w:color="000000"/>
+              <w:left w:val="none" w:sz="0" w:space="0" w:color="000000"/>
+              <w:right w:val="none" w:sz="0" w:space="0" w:color="000000"/>
+            </w:tcBorders>
+            <w:shd w:val="clear" w:color="auto" w:fill="FFFFFF"/>
+            <w:tcMar>
+              <w:top w:w="0" w:type="dxa"/>
+              <w:bottom w:w="0" w:type="dxa"/>
+              <w:left w:w="0" w:type="dxa"/>
+              <w:right w:w="0" w:type="dxa"/>
+            </w:tcMar>
+            <w:vAlign w:val="center"/>
+          </w:tcPr>
+          <w:p>
+            <w:pPr>
+              <w:pStyle w:val="Normal"/>
+              <w:jc w:val="left"/>
+              <w:pBdr>
+                <w:bottom w:val="none" w:sz="0" w:space="0" w:color="000000"/>
+                <w:top w:val="none" w:sz="0" w:space="0" w:color="000000"/>
+                <w:left w:val="none" w:sz="0" w:space="0" w:color="000000"/>
+                <w:right w:val="none" w:sz="0" w:space="0" w:color="000000"/>
+              </w:pBdr>
+              <w:spacing w:after="100" w:before="100" w:line="240"/>
+              <w:ind w:left="100" w:right="100" w:firstLine="0" w:firstLineChars="0"/>
+              <w:rPr>
+                <w:rFonts w:ascii="Helvetica" w:hAnsi="Helvetica" w:eastAsia="Helvetica" w:cs="Helvetica"/>
+                <w:i w:val="false"/>
+                <w:b w:val="false"/>
+                <w:u w:val="none"/>
+                <w:sz w:val="24"/>
+                <w:szCs w:val="24"/>
+                <w:color w:val="000000"/>
+              </w:rPr>
+            </w:pPr>
+            <w:r xmlns:w="http://schemas.openxmlformats.org/wordprocessingml/2006/main" xmlns:wp="http://schemas.openxmlformats.org/drawingml/2006/wordprocessingDrawing" xmlns:r="http://schemas.openxmlformats.org/officeDocument/2006/relationships" xmlns:w14="http://schemas.microsoft.com/office/word/2010/wordml">
+              <w:rPr>
+                <w:rFonts w:ascii="Helvetica" w:hAnsi="Helvetica" w:eastAsia="Helvetica" w:cs="Helvetica"/>
+                <w:i w:val="false"/>
+                <w:b w:val="false"/>
+                <w:u w:val="none"/>
+                <w:sz w:val="24"/>
+                <w:szCs w:val="24"/>
+                <w:color w:val="000000"/>
+              </w:rPr>
+              <w:t xml:space="preserve">High Prices</w:t>
+            </w:r>
+          </w:p>
+        </w:tc>
+        <w:tc>
+          <w:tcPr>
+            <w:tcBorders>
+              <w:bottom w:val="none" w:sz="0" w:space="0" w:color="000000"/>
+              <w:top w:val="none" w:sz="0" w:space="0" w:color="000000"/>
+              <w:left w:val="none" w:sz="0" w:space="0" w:color="000000"/>
+              <w:right w:val="none" w:sz="0" w:space="0" w:color="000000"/>
+            </w:tcBorders>
+            <w:shd w:val="clear" w:color="auto" w:fill="FFFFFF"/>
+            <w:tcMar>
+              <w:top w:w="0" w:type="dxa"/>
+              <w:bottom w:w="0" w:type="dxa"/>
+              <w:left w:w="0" w:type="dxa"/>
+              <w:right w:w="0" w:type="dxa"/>
+            </w:tcMar>
+            <w:vAlign w:val="center"/>
+          </w:tcPr>
+          <w:p>
+            <w:pPr>
+              <w:pStyle w:val="Normal"/>
+              <w:jc w:val="left"/>
+              <w:pBdr>
+                <w:bottom w:val="none" w:sz="0" w:space="0" w:color="000000"/>
+                <w:top w:val="none" w:sz="0" w:space="0" w:color="000000"/>
+                <w:left w:val="none" w:sz="0" w:space="0" w:color="000000"/>
+                <w:right w:val="none" w:sz="0" w:space="0" w:color="000000"/>
+              </w:pBdr>
+              <w:spacing w:after="100" w:before="100" w:line="240"/>
+              <w:ind w:left="100" w:right="100" w:firstLine="0" w:firstLineChars="0"/>
+              <w:rPr>
+                <w:rFonts w:ascii="Helvetica" w:hAnsi="Helvetica" w:eastAsia="Helvetica" w:cs="Helvetica"/>
+                <w:i w:val="false"/>
+                <w:b w:val="false"/>
+                <w:u w:val="none"/>
+                <w:sz w:val="24"/>
+                <w:szCs w:val="24"/>
+                <w:color w:val="000000"/>
+              </w:rPr>
+            </w:pPr>
+            <w:r xmlns:w="http://schemas.openxmlformats.org/wordprocessingml/2006/main" xmlns:wp="http://schemas.openxmlformats.org/drawingml/2006/wordprocessingDrawing" xmlns:r="http://schemas.openxmlformats.org/officeDocument/2006/relationships" xmlns:w14="http://schemas.microsoft.com/office/word/2010/wordml">
+              <w:rPr>
+                <w:rFonts w:ascii="Helvetica" w:hAnsi="Helvetica" w:eastAsia="Helvetica" w:cs="Helvetica"/>
+                <w:i w:val="false"/>
+                <w:b w:val="false"/>
+                <w:u w:val="none"/>
+                <w:sz w:val="24"/>
+                <w:szCs w:val="24"/>
+                <w:color w:val="000000"/>
+              </w:rPr>
+              <w:t xml:space="preserve">8 (15.4)</w:t>
+            </w:r>
+          </w:p>
+        </w:tc>
+        <w:tc>
+          <w:tcPr>
+            <w:tcBorders>
+              <w:bottom w:val="none" w:sz="0" w:space="0" w:color="000000"/>
+              <w:top w:val="none" w:sz="0" w:space="0" w:color="000000"/>
+              <w:left w:val="none" w:sz="0" w:space="0" w:color="000000"/>
+              <w:right w:val="none" w:sz="0" w:space="0" w:color="000000"/>
+            </w:tcBorders>
+            <w:shd w:val="clear" w:color="auto" w:fill="FFFFFF"/>
+            <w:tcMar>
+              <w:top w:w="0" w:type="dxa"/>
+              <w:bottom w:w="0" w:type="dxa"/>
+              <w:left w:w="0" w:type="dxa"/>
+              <w:right w:w="0" w:type="dxa"/>
+            </w:tcMar>
+            <w:vAlign w:val="center"/>
+          </w:tcPr>
+          <w:p>
+            <w:pPr>
+              <w:pStyle w:val="Normal"/>
+              <w:jc w:val="left"/>
+              <w:pBdr>
+                <w:bottom w:val="none" w:sz="0" w:space="0" w:color="000000"/>
+                <w:top w:val="none" w:sz="0" w:space="0" w:color="000000"/>
+                <w:left w:val="none" w:sz="0" w:space="0" w:color="000000"/>
+                <w:right w:val="none" w:sz="0" w:space="0" w:color="000000"/>
+              </w:pBdr>
+              <w:spacing w:after="100" w:before="100" w:line="240"/>
+              <w:ind w:left="100" w:right="100" w:firstLine="0" w:firstLineChars="0"/>
+              <w:rPr>
+                <w:rFonts w:ascii="Helvetica" w:hAnsi="Helvetica" w:eastAsia="Helvetica" w:cs="Helvetica"/>
+                <w:i w:val="false"/>
+                <w:b w:val="false"/>
+                <w:u w:val="none"/>
+                <w:sz w:val="24"/>
+                <w:szCs w:val="24"/>
+                <w:color w:val="000000"/>
+              </w:rPr>
+            </w:pPr>
+            <w:r xmlns:w="http://schemas.openxmlformats.org/wordprocessingml/2006/main" xmlns:wp="http://schemas.openxmlformats.org/drawingml/2006/wordprocessingDrawing" xmlns:r="http://schemas.openxmlformats.org/officeDocument/2006/relationships" xmlns:w14="http://schemas.microsoft.com/office/word/2010/wordml">
+              <w:rPr>
+                <w:rFonts w:ascii="Helvetica" w:hAnsi="Helvetica" w:eastAsia="Helvetica" w:cs="Helvetica"/>
+                <w:i w:val="false"/>
+                <w:b w:val="false"/>
+                <w:u w:val="none"/>
+                <w:sz w:val="24"/>
+                <w:szCs w:val="24"/>
+                <w:color w:val="000000"/>
+              </w:rPr>
+              <w:t xml:space="preserve">2 (9.1)</w:t>
             </w:r>
           </w:p>
         </w:tc>
       </w:tr>
       <w:tr>
         <w:trPr>
-          <w:cantSplit/>
+          <w:trHeight w:val="360" w:hRule="auto"/>
         </w:trPr>
-        <w:tc>
-          <w:tcPr>
-            <w:tcBorders>
-              <w:top w:val="single" w:space="0" w:color="D3D3D3"/>
-              <w:bottom w:val="single" w:space="0" w:color="D3D3D3"/>
-              <w:start w:val="single" w:space="0" w:color="D3D3D3"/>
-              <w:end w:val="single" w:space="0" w:color="D3D3D3"/>
-            </w:tcBorders>
-          </w:tcPr>
-          <w:p>
-            <w:pPr>
-              <w:spacing w:before="0" w:after="60"/>
-              <w:keepNext/>
-              <w:jc w:val="start"/>
-            </w:pPr>
-            <w:r>
-              <w:rPr>
-                <w:rFonts w:ascii="Calibri" w:hAnsi="Calibri"/>
-                <w:sz w:val="20"/>
-              </w:rPr>
-              <w:t xml:space="default">length</w:t>
-            </w:r>
-          </w:p>
-        </w:tc>
-        <w:tc>
-          <w:tcPr>
-            <w:tcBorders>
-              <w:top w:val="single" w:space="0" w:color="D3D3D3"/>
-              <w:bottom w:val="single" w:space="0" w:color="D3D3D3"/>
-              <w:start w:val="single" w:space="0" w:color="D3D3D3"/>
-              <w:end w:val="single" w:space="0" w:color="D3D3D3"/>
-            </w:tcBorders>
-          </w:tcPr>
-          <w:p>
-            <w:pPr>
-              <w:spacing w:before="0" w:after="60"/>
-              <w:keepNext/>
-              <w:jc w:val="center"/>
-            </w:pPr>
-            <w:r>
-              <w:rPr>
-                <w:rFonts w:ascii="Calibri" w:hAnsi="Calibri"/>
-                <w:sz w:val="20"/>
-              </w:rPr>
-              <w:t xml:space="default">192.5 [142 - 233]</w:t>
+        body4
+        <w:tc>
+          <w:tcPr>
+            <w:tcBorders>
+              <w:bottom w:val="single" w:sz="12" w:space="0" w:color="666666"/>
+              <w:top w:val="none" w:sz="0" w:space="0" w:color="000000"/>
+              <w:left w:val="none" w:sz="0" w:space="0" w:color="000000"/>
+              <w:right w:val="none" w:sz="0" w:space="0" w:color="000000"/>
+            </w:tcBorders>
+            <w:shd w:val="clear" w:color="auto" w:fill="FFFFFF"/>
+            <w:tcMar>
+              <w:top w:w="0" w:type="dxa"/>
+              <w:bottom w:w="0" w:type="dxa"/>
+              <w:left w:w="0" w:type="dxa"/>
+              <w:right w:w="0" w:type="dxa"/>
+            </w:tcMar>
+            <w:vAlign w:val="center"/>
+          </w:tcPr>
+          <w:p>
+            <w:pPr>
+              <w:pStyle w:val="Normal"/>
+              <w:jc w:val="left"/>
+              <w:pBdr>
+                <w:bottom w:val="none" w:sz="0" w:space="0" w:color="000000"/>
+                <w:top w:val="none" w:sz="0" w:space="0" w:color="000000"/>
+                <w:left w:val="none" w:sz="0" w:space="0" w:color="000000"/>
+                <w:right w:val="none" w:sz="0" w:space="0" w:color="000000"/>
+              </w:pBdr>
+              <w:spacing w:after="100" w:before="100" w:line="240"/>
+              <w:ind w:left="100" w:right="100" w:firstLine="0" w:firstLineChars="0"/>
+              <w:rPr>
+                <w:rFonts w:ascii="Helvetica" w:hAnsi="Helvetica" w:eastAsia="Helvetica" w:cs="Helvetica"/>
+                <w:i w:val="false"/>
+                <w:b w:val="false"/>
+                <w:u w:val="none"/>
+                <w:sz w:val="24"/>
+                <w:szCs w:val="24"/>
+                <w:color w:val="000000"/>
+              </w:rPr>
+            </w:pPr>
+            <w:r xmlns:w="http://schemas.openxmlformats.org/wordprocessingml/2006/main" xmlns:wp="http://schemas.openxmlformats.org/drawingml/2006/wordprocessingDrawing" xmlns:r="http://schemas.openxmlformats.org/officeDocument/2006/relationships" xmlns:w14="http://schemas.microsoft.com/office/word/2010/wordml">
+              <w:rPr>
+                <w:rFonts w:ascii="Helvetica" w:hAnsi="Helvetica" w:eastAsia="Helvetica" w:cs="Helvetica"/>
+                <w:i w:val="false"/>
+                <w:b w:val="false"/>
+                <w:u w:val="none"/>
+                <w:sz w:val="24"/>
+                <w:szCs w:val="24"/>
+                <w:color w:val="000000"/>
+              </w:rPr>
+              <w:t xml:space="preserve">Low mpg</w:t>
+            </w:r>
+          </w:p>
+        </w:tc>
+        <w:tc>
+          <w:tcPr>
+            <w:tcBorders>
+              <w:bottom w:val="single" w:sz="12" w:space="0" w:color="666666"/>
+              <w:top w:val="none" w:sz="0" w:space="0" w:color="000000"/>
+              <w:left w:val="none" w:sz="0" w:space="0" w:color="000000"/>
+              <w:right w:val="none" w:sz="0" w:space="0" w:color="000000"/>
+            </w:tcBorders>
+            <w:shd w:val="clear" w:color="auto" w:fill="FFFFFF"/>
+            <w:tcMar>
+              <w:top w:w="0" w:type="dxa"/>
+              <w:bottom w:w="0" w:type="dxa"/>
+              <w:left w:w="0" w:type="dxa"/>
+              <w:right w:w="0" w:type="dxa"/>
+            </w:tcMar>
+            <w:vAlign w:val="center"/>
+          </w:tcPr>
+          <w:p>
+            <w:pPr>
+              <w:pStyle w:val="Normal"/>
+              <w:jc w:val="left"/>
+              <w:pBdr>
+                <w:bottom w:val="none" w:sz="0" w:space="0" w:color="000000"/>
+                <w:top w:val="none" w:sz="0" w:space="0" w:color="000000"/>
+                <w:left w:val="none" w:sz="0" w:space="0" w:color="000000"/>
+                <w:right w:val="none" w:sz="0" w:space="0" w:color="000000"/>
+              </w:pBdr>
+              <w:spacing w:after="100" w:before="100" w:line="240"/>
+              <w:ind w:left="100" w:right="100" w:firstLine="0" w:firstLineChars="0"/>
+              <w:rPr>
+                <w:rFonts w:ascii="Helvetica" w:hAnsi="Helvetica" w:eastAsia="Helvetica" w:cs="Helvetica"/>
+                <w:i w:val="false"/>
+                <w:b w:val="false"/>
+                <w:u w:val="none"/>
+                <w:sz w:val="24"/>
+                <w:szCs w:val="24"/>
+                <w:color w:val="000000"/>
+              </w:rPr>
+            </w:pPr>
+            <w:r xmlns:w="http://schemas.openxmlformats.org/wordprocessingml/2006/main" xmlns:wp="http://schemas.openxmlformats.org/drawingml/2006/wordprocessingDrawing" xmlns:r="http://schemas.openxmlformats.org/officeDocument/2006/relationships" xmlns:w14="http://schemas.microsoft.com/office/word/2010/wordml">
+              <w:rPr>
+                <w:rFonts w:ascii="Helvetica" w:hAnsi="Helvetica" w:eastAsia="Helvetica" w:cs="Helvetica"/>
+                <w:i w:val="false"/>
+                <w:b w:val="false"/>
+                <w:u w:val="none"/>
+                <w:sz w:val="24"/>
+                <w:szCs w:val="24"/>
+                <w:color w:val="000000"/>
+              </w:rPr>
+              <w:t xml:space="preserve">7 (13.5)</w:t>
+            </w:r>
+          </w:p>
+        </w:tc>
+        <w:tc>
+          <w:tcPr>
+            <w:tcBorders>
+              <w:bottom w:val="single" w:sz="12" w:space="0" w:color="666666"/>
+              <w:top w:val="none" w:sz="0" w:space="0" w:color="000000"/>
+              <w:left w:val="none" w:sz="0" w:space="0" w:color="000000"/>
+              <w:right w:val="none" w:sz="0" w:space="0" w:color="000000"/>
+            </w:tcBorders>
+            <w:shd w:val="clear" w:color="auto" w:fill="FFFFFF"/>
+            <w:tcMar>
+              <w:top w:w="0" w:type="dxa"/>
+              <w:bottom w:w="0" w:type="dxa"/>
+              <w:left w:w="0" w:type="dxa"/>
+              <w:right w:w="0" w:type="dxa"/>
+            </w:tcMar>
+            <w:vAlign w:val="center"/>
+          </w:tcPr>
+          <w:p>
+            <w:pPr>
+              <w:pStyle w:val="Normal"/>
+              <w:jc w:val="left"/>
+              <w:pBdr>
+                <w:bottom w:val="none" w:sz="0" w:space="0" w:color="000000"/>
+                <w:top w:val="none" w:sz="0" w:space="0" w:color="000000"/>
+                <w:left w:val="none" w:sz="0" w:space="0" w:color="000000"/>
+                <w:right w:val="none" w:sz="0" w:space="0" w:color="000000"/>
+              </w:pBdr>
+              <w:spacing w:after="100" w:before="100" w:line="240"/>
+              <w:ind w:left="100" w:right="100" w:firstLine="0" w:firstLineChars="0"/>
+              <w:rPr>
+                <w:rFonts w:ascii="Helvetica" w:hAnsi="Helvetica" w:eastAsia="Helvetica" w:cs="Helvetica"/>
+                <w:i w:val="false"/>
+                <w:b w:val="false"/>
+                <w:u w:val="none"/>
+                <w:sz w:val="24"/>
+                <w:szCs w:val="24"/>
+                <w:color w:val="000000"/>
+              </w:rPr>
+            </w:pPr>
+            <w:r xmlns:w="http://schemas.openxmlformats.org/wordprocessingml/2006/main" xmlns:wp="http://schemas.openxmlformats.org/drawingml/2006/wordprocessingDrawing" xmlns:r="http://schemas.openxmlformats.org/officeDocument/2006/relationships" xmlns:w14="http://schemas.microsoft.com/office/word/2010/wordml">
+              <w:rPr>
+                <w:rFonts w:ascii="Helvetica" w:hAnsi="Helvetica" w:eastAsia="Helvetica" w:cs="Helvetica"/>
+                <w:i w:val="false"/>
+                <w:b w:val="false"/>
+                <w:u w:val="none"/>
+                <w:sz w:val="24"/>
+                <w:szCs w:val="24"/>
+                <w:color w:val="000000"/>
+              </w:rPr>
+              <w:t xml:space="preserve">1 (4.5)</w:t>
+            </w:r>
+          </w:p>
+        </w:tc>
+      </w:tr>
+    </w:tbl>
+    <w:p>
+      <w:pPr>
+        <w:pStyle w:val="BodyText"/>
+      </w:pPr>
+      <w:r>
+        <w:t xml:space="preserve">On peut grouper ici plusieurs tables si l’ont veut les combiner, comme par</w:t>
+      </w:r>
+      <w:r>
+        <w:t xml:space="preserve"> </w:t>
+      </w:r>
+      <w:r>
+        <w:t xml:space="preserve">exemple quali_2 et quali_3</w:t>
+      </w:r>
+    </w:p>
+    <w:tbl xmlns:w="http://schemas.openxmlformats.org/wordprocessingml/2006/main" xmlns:r="http://schemas.openxmlformats.org/officeDocument/2006/relationships" xmlns:w14="http://schemas.microsoft.com/office/word/2010/wordml" xmlns:wp="http://schemas.openxmlformats.org/drawingml/2006/wordprocessingDrawing" xmlns:a="http://schemas.openxmlformats.org/drawingml/2006/main" xmlns:pic="http://schemas.openxmlformats.org/drawingml/2006/picture">
+      <w:tblPr>
+        <w:tblLayout w:type="autofit"/>
+        <w:jc w:val="center"/>
+        <w:tblW w:type="pct" w:w="0"/>
+        <w:tblLook w:firstRow="1" w:lastRow="0" w:firstColumn="0" w:lastColumn="0" w:noHBand="0" w:noVBand="1"/>
+      </w:tblPr>
+      <w:tr>
+        <w:trPr>
+          <w:trHeight w:val="360" w:hRule="auto"/>
+          <w:tblHeader/>
+        </w:trPr>
+        header1
+        <w:tc>
+          <w:tcPr>
+            <w:tcBorders>
+              <w:bottom w:val="single" w:sz="12" w:space="0" w:color="666666"/>
+              <w:top w:val="single" w:sz="12" w:space="0" w:color="666666"/>
+              <w:left w:val="none" w:sz="0" w:space="0" w:color="000000"/>
+              <w:right w:val="none" w:sz="0" w:space="0" w:color="000000"/>
+            </w:tcBorders>
+            <w:shd w:val="clear" w:color="auto" w:fill="FFFFFF"/>
+            <w:tcMar>
+              <w:top w:w="0" w:type="dxa"/>
+              <w:bottom w:w="0" w:type="dxa"/>
+              <w:left w:w="0" w:type="dxa"/>
+              <w:right w:w="0" w:type="dxa"/>
+            </w:tcMar>
+            <w:vAlign w:val="center"/>
+          </w:tcPr>
+          <w:p>
+            <w:pPr>
+              <w:pStyle w:val="Normal"/>
+              <w:jc w:val="left"/>
+              <w:pBdr>
+                <w:bottom w:val="none" w:sz="0" w:space="0" w:color="000000"/>
+                <w:top w:val="none" w:sz="0" w:space="0" w:color="000000"/>
+                <w:left w:val="none" w:sz="0" w:space="0" w:color="000000"/>
+                <w:right w:val="none" w:sz="0" w:space="0" w:color="000000"/>
+              </w:pBdr>
+              <w:spacing w:after="100" w:before="100" w:line="240"/>
+              <w:ind w:left="100" w:right="100" w:firstLine="0" w:firstLineChars="0"/>
+              <w:rPr>
+                <w:rFonts w:ascii="Helvetica" w:hAnsi="Helvetica" w:eastAsia="Helvetica" w:cs="Helvetica"/>
+                <w:i w:val="false"/>
+                <w:b w:val="true"/>
+                <w:u w:val="none"/>
+                <w:sz w:val="24"/>
+                <w:szCs w:val="24"/>
+                <w:color w:val="000000"/>
+              </w:rPr>
+            </w:pPr>
+            <w:r xmlns:w="http://schemas.openxmlformats.org/wordprocessingml/2006/main" xmlns:wp="http://schemas.openxmlformats.org/drawingml/2006/wordprocessingDrawing" xmlns:r="http://schemas.openxmlformats.org/officeDocument/2006/relationships" xmlns:w14="http://schemas.microsoft.com/office/word/2010/wordml">
+              <w:rPr>
+                <w:rFonts w:ascii="Helvetica" w:hAnsi="Helvetica" w:eastAsia="Helvetica" w:cs="Helvetica"/>
+                <w:i w:val="false"/>
+                <w:b w:val="true"/>
+                <w:u w:val="none"/>
+                <w:sz w:val="24"/>
+                <w:szCs w:val="24"/>
+                <w:color w:val="000000"/>
+              </w:rPr>
+              <w:t xml:space="preserve">Variables</w:t>
+            </w:r>
+          </w:p>
+        </w:tc>
+        <w:tc>
+          <w:tcPr>
+            <w:tcBorders>
+              <w:bottom w:val="single" w:sz="12" w:space="0" w:color="666666"/>
+              <w:top w:val="single" w:sz="12" w:space="0" w:color="666666"/>
+              <w:left w:val="none" w:sz="0" w:space="0" w:color="000000"/>
+              <w:right w:val="none" w:sz="0" w:space="0" w:color="000000"/>
+            </w:tcBorders>
+            <w:shd w:val="clear" w:color="auto" w:fill="FFFFFF"/>
+            <w:tcMar>
+              <w:top w:w="0" w:type="dxa"/>
+              <w:bottom w:w="0" w:type="dxa"/>
+              <w:left w:w="0" w:type="dxa"/>
+              <w:right w:w="0" w:type="dxa"/>
+            </w:tcMar>
+            <w:vAlign w:val="center"/>
+          </w:tcPr>
+          <w:p>
+            <w:pPr>
+              <w:pStyle w:val="Normal"/>
+              <w:jc w:val="left"/>
+              <w:pBdr>
+                <w:bottom w:val="none" w:sz="0" w:space="0" w:color="000000"/>
+                <w:top w:val="none" w:sz="0" w:space="0" w:color="000000"/>
+                <w:left w:val="none" w:sz="0" w:space="0" w:color="000000"/>
+                <w:right w:val="none" w:sz="0" w:space="0" w:color="000000"/>
+              </w:pBdr>
+              <w:spacing w:after="100" w:before="100" w:line="240"/>
+              <w:ind w:left="100" w:right="100" w:firstLine="0" w:firstLineChars="0"/>
+              <w:rPr>
+                <w:rFonts w:ascii="Helvetica" w:hAnsi="Helvetica" w:eastAsia="Helvetica" w:cs="Helvetica"/>
+                <w:i w:val="false"/>
+                <w:b w:val="true"/>
+                <w:u w:val="none"/>
+                <w:sz w:val="24"/>
+                <w:szCs w:val="24"/>
+                <w:color w:val="000000"/>
+              </w:rPr>
+            </w:pPr>
+            <w:r xmlns:w="http://schemas.openxmlformats.org/wordprocessingml/2006/main" xmlns:wp="http://schemas.openxmlformats.org/drawingml/2006/wordprocessingDrawing" xmlns:r="http://schemas.openxmlformats.org/officeDocument/2006/relationships" xmlns:w14="http://schemas.microsoft.com/office/word/2010/wordml">
+              <w:rPr>
+                <w:rFonts w:ascii="Helvetica" w:hAnsi="Helvetica" w:eastAsia="Helvetica" w:cs="Helvetica"/>
+                <w:i w:val="false"/>
+                <w:b w:val="true"/>
+                <w:u w:val="none"/>
+                <w:sz w:val="24"/>
+                <w:szCs w:val="24"/>
+                <w:color w:val="000000"/>
+              </w:rPr>
+              <w:t xml:space="preserve">Domestic (N = 52)</w:t>
+            </w:r>
+          </w:p>
+        </w:tc>
+        <w:tc>
+          <w:tcPr>
+            <w:tcBorders>
+              <w:bottom w:val="single" w:sz="12" w:space="0" w:color="666666"/>
+              <w:top w:val="single" w:sz="12" w:space="0" w:color="666666"/>
+              <w:left w:val="none" w:sz="0" w:space="0" w:color="000000"/>
+              <w:right w:val="none" w:sz="0" w:space="0" w:color="000000"/>
+            </w:tcBorders>
+            <w:shd w:val="clear" w:color="auto" w:fill="FFFFFF"/>
+            <w:tcMar>
+              <w:top w:w="0" w:type="dxa"/>
+              <w:bottom w:w="0" w:type="dxa"/>
+              <w:left w:w="0" w:type="dxa"/>
+              <w:right w:w="0" w:type="dxa"/>
+            </w:tcMar>
+            <w:vAlign w:val="center"/>
+          </w:tcPr>
+          <w:p>
+            <w:pPr>
+              <w:pStyle w:val="Normal"/>
+              <w:jc w:val="left"/>
+              <w:pBdr>
+                <w:bottom w:val="none" w:sz="0" w:space="0" w:color="000000"/>
+                <w:top w:val="none" w:sz="0" w:space="0" w:color="000000"/>
+                <w:left w:val="none" w:sz="0" w:space="0" w:color="000000"/>
+                <w:right w:val="none" w:sz="0" w:space="0" w:color="000000"/>
+              </w:pBdr>
+              <w:spacing w:after="100" w:before="100" w:line="240"/>
+              <w:ind w:left="100" w:right="100" w:firstLine="0" w:firstLineChars="0"/>
+              <w:rPr>
+                <w:rFonts w:ascii="Helvetica" w:hAnsi="Helvetica" w:eastAsia="Helvetica" w:cs="Helvetica"/>
+                <w:i w:val="false"/>
+                <w:b w:val="true"/>
+                <w:u w:val="none"/>
+                <w:sz w:val="24"/>
+                <w:szCs w:val="24"/>
+                <w:color w:val="000000"/>
+              </w:rPr>
+            </w:pPr>
+            <w:r xmlns:w="http://schemas.openxmlformats.org/wordprocessingml/2006/main" xmlns:wp="http://schemas.openxmlformats.org/drawingml/2006/wordprocessingDrawing" xmlns:r="http://schemas.openxmlformats.org/officeDocument/2006/relationships" xmlns:w14="http://schemas.microsoft.com/office/word/2010/wordml">
+              <w:rPr>
+                <w:rFonts w:ascii="Helvetica" w:hAnsi="Helvetica" w:eastAsia="Helvetica" w:cs="Helvetica"/>
+                <w:i w:val="false"/>
+                <w:b w:val="true"/>
+                <w:u w:val="none"/>
+                <w:sz w:val="24"/>
+                <w:szCs w:val="24"/>
+                <w:color w:val="000000"/>
+              </w:rPr>
+              <w:t xml:space="preserve">Foreign (N = 22)</w:t>
+            </w:r>
+          </w:p>
+        </w:tc>
+      </w:tr>
+      <w:tr>
+        <w:trPr>
+          <w:trHeight w:val="360" w:hRule="auto"/>
+        </w:trPr>
+        body1
+        <w:tc>
+          <w:tcPr>
+            <w:tcBorders>
+              <w:bottom w:val="single" w:sz="6" w:space="0" w:color="666666"/>
+              <w:top w:val="single" w:sz="12" w:space="0" w:color="666666"/>
+              <w:left w:val="none" w:sz="0" w:space="0" w:color="000000"/>
+              <w:right w:val="none" w:sz="0" w:space="0" w:color="000000"/>
+            </w:tcBorders>
+            <w:shd w:val="clear" w:color="auto" w:fill="FFFFFF"/>
+            <w:tcMar>
+              <w:top w:w="0" w:type="dxa"/>
+              <w:bottom w:w="0" w:type="dxa"/>
+              <w:left w:w="0" w:type="dxa"/>
+              <w:right w:w="0" w:type="dxa"/>
+            </w:tcMar>
+            <w:vAlign w:val="center"/>
+          </w:tcPr>
+          <w:p>
+            <w:pPr>
+              <w:pStyle w:val="Normal"/>
+              <w:jc w:val="left"/>
+              <w:pBdr>
+                <w:bottom w:val="none" w:sz="0" w:space="0" w:color="000000"/>
+                <w:top w:val="none" w:sz="0" w:space="0" w:color="000000"/>
+                <w:left w:val="none" w:sz="0" w:space="0" w:color="000000"/>
+                <w:right w:val="none" w:sz="0" w:space="0" w:color="000000"/>
+              </w:pBdr>
+              <w:spacing w:after="100" w:before="100" w:line="240"/>
+              <w:ind w:left="100" w:right="100" w:firstLine="0" w:firstLineChars="0"/>
+              <w:rPr>
+                <w:rFonts w:ascii="Helvetica" w:hAnsi="Helvetica" w:eastAsia="Helvetica" w:cs="Helvetica"/>
+                <w:i w:val="false"/>
+                <w:b w:val="false"/>
+                <w:u w:val="none"/>
+                <w:sz w:val="24"/>
+                <w:szCs w:val="24"/>
+                <w:color w:val="000000"/>
+              </w:rPr>
+            </w:pPr>
+            <w:r xmlns:w="http://schemas.openxmlformats.org/wordprocessingml/2006/main" xmlns:wp="http://schemas.openxmlformats.org/drawingml/2006/wordprocessingDrawing" xmlns:r="http://schemas.openxmlformats.org/officeDocument/2006/relationships" xmlns:w14="http://schemas.microsoft.com/office/word/2010/wordml">
+              <w:rPr>
+                <w:rFonts w:ascii="Helvetica" w:hAnsi="Helvetica" w:eastAsia="Helvetica" w:cs="Helvetica"/>
+                <w:i w:val="false"/>
+                <w:b w:val="false"/>
+                <w:u w:val="none"/>
+                <w:sz w:val="24"/>
+                <w:szCs w:val="24"/>
+                <w:color w:val="000000"/>
+              </w:rPr>
+              <w:t xml:space="preserve">High Prices</w:t>
+            </w:r>
+          </w:p>
+        </w:tc>
+        <w:tc>
+          <w:tcPr>
+            <w:tcBorders>
+              <w:bottom w:val="single" w:sz="6" w:space="0" w:color="666666"/>
+              <w:top w:val="single" w:sz="12" w:space="0" w:color="666666"/>
+              <w:left w:val="none" w:sz="0" w:space="0" w:color="000000"/>
+              <w:right w:val="none" w:sz="0" w:space="0" w:color="000000"/>
+            </w:tcBorders>
+            <w:shd w:val="clear" w:color="auto" w:fill="FFFFFF"/>
+            <w:tcMar>
+              <w:top w:w="0" w:type="dxa"/>
+              <w:bottom w:w="0" w:type="dxa"/>
+              <w:left w:w="0" w:type="dxa"/>
+              <w:right w:w="0" w:type="dxa"/>
+            </w:tcMar>
+            <w:vAlign w:val="center"/>
+          </w:tcPr>
+          <w:p>
+            <w:pPr>
+              <w:pStyle w:val="Normal"/>
+              <w:jc w:val="left"/>
+              <w:pBdr>
+                <w:bottom w:val="none" w:sz="0" w:space="0" w:color="000000"/>
+                <w:top w:val="none" w:sz="0" w:space="0" w:color="000000"/>
+                <w:left w:val="none" w:sz="0" w:space="0" w:color="000000"/>
+                <w:right w:val="none" w:sz="0" w:space="0" w:color="000000"/>
+              </w:pBdr>
+              <w:spacing w:after="100" w:before="100" w:line="240"/>
+              <w:ind w:left="100" w:right="100" w:firstLine="0" w:firstLineChars="0"/>
+              <w:rPr>
+                <w:rFonts w:ascii="Helvetica" w:hAnsi="Helvetica" w:eastAsia="Helvetica" w:cs="Helvetica"/>
+                <w:i w:val="false"/>
+                <w:b w:val="false"/>
+                <w:u w:val="none"/>
+                <w:sz w:val="24"/>
+                <w:szCs w:val="24"/>
+                <w:color w:val="000000"/>
+              </w:rPr>
+            </w:pPr>
+            <w:r xmlns:w="http://schemas.openxmlformats.org/wordprocessingml/2006/main" xmlns:wp="http://schemas.openxmlformats.org/drawingml/2006/wordprocessingDrawing" xmlns:r="http://schemas.openxmlformats.org/officeDocument/2006/relationships" xmlns:w14="http://schemas.microsoft.com/office/word/2010/wordml">
+              <w:rPr>
+                <w:rFonts w:ascii="Helvetica" w:hAnsi="Helvetica" w:eastAsia="Helvetica" w:cs="Helvetica"/>
+                <w:i w:val="false"/>
+                <w:b w:val="false"/>
+                <w:u w:val="none"/>
+                <w:sz w:val="24"/>
+                <w:szCs w:val="24"/>
+                <w:color w:val="000000"/>
+              </w:rPr>
+              <w:t xml:space="preserve">8 (15.4)</w:t>
+            </w:r>
+          </w:p>
+        </w:tc>
+        <w:tc>
+          <w:tcPr>
+            <w:tcBorders>
+              <w:bottom w:val="single" w:sz="6" w:space="0" w:color="666666"/>
+              <w:top w:val="single" w:sz="12" w:space="0" w:color="666666"/>
+              <w:left w:val="none" w:sz="0" w:space="0" w:color="000000"/>
+              <w:right w:val="none" w:sz="0" w:space="0" w:color="000000"/>
+            </w:tcBorders>
+            <w:shd w:val="clear" w:color="auto" w:fill="FFFFFF"/>
+            <w:tcMar>
+              <w:top w:w="0" w:type="dxa"/>
+              <w:bottom w:w="0" w:type="dxa"/>
+              <w:left w:w="0" w:type="dxa"/>
+              <w:right w:w="0" w:type="dxa"/>
+            </w:tcMar>
+            <w:vAlign w:val="center"/>
+          </w:tcPr>
+          <w:p>
+            <w:pPr>
+              <w:pStyle w:val="Normal"/>
+              <w:jc w:val="left"/>
+              <w:pBdr>
+                <w:bottom w:val="none" w:sz="0" w:space="0" w:color="000000"/>
+                <w:top w:val="none" w:sz="0" w:space="0" w:color="000000"/>
+                <w:left w:val="none" w:sz="0" w:space="0" w:color="000000"/>
+                <w:right w:val="none" w:sz="0" w:space="0" w:color="000000"/>
+              </w:pBdr>
+              <w:spacing w:after="100" w:before="100" w:line="240"/>
+              <w:ind w:left="100" w:right="100" w:firstLine="0" w:firstLineChars="0"/>
+              <w:rPr>
+                <w:rFonts w:ascii="Helvetica" w:hAnsi="Helvetica" w:eastAsia="Helvetica" w:cs="Helvetica"/>
+                <w:i w:val="false"/>
+                <w:b w:val="false"/>
+                <w:u w:val="none"/>
+                <w:sz w:val="24"/>
+                <w:szCs w:val="24"/>
+                <w:color w:val="000000"/>
+              </w:rPr>
+            </w:pPr>
+            <w:r xmlns:w="http://schemas.openxmlformats.org/wordprocessingml/2006/main" xmlns:wp="http://schemas.openxmlformats.org/drawingml/2006/wordprocessingDrawing" xmlns:r="http://schemas.openxmlformats.org/officeDocument/2006/relationships" xmlns:w14="http://schemas.microsoft.com/office/word/2010/wordml">
+              <w:rPr>
+                <w:rFonts w:ascii="Helvetica" w:hAnsi="Helvetica" w:eastAsia="Helvetica" w:cs="Helvetica"/>
+                <w:i w:val="false"/>
+                <w:b w:val="false"/>
+                <w:u w:val="none"/>
+                <w:sz w:val="24"/>
+                <w:szCs w:val="24"/>
+                <w:color w:val="000000"/>
+              </w:rPr>
+              <w:t xml:space="preserve">2 (9.1)</w:t>
+            </w:r>
+          </w:p>
+        </w:tc>
+      </w:tr>
+      <w:tr>
+        <w:trPr>
+          <w:trHeight w:val="360" w:hRule="auto"/>
+        </w:trPr>
+        body2
+        <w:tc>
+          <w:tcPr>
+            <w:tcBorders>
+              <w:bottom w:val="single" w:sz="6" w:space="0" w:color="666666"/>
+              <w:top w:val="single" w:sz="6" w:space="0" w:color="666666"/>
+              <w:left w:val="none" w:sz="0" w:space="0" w:color="000000"/>
+              <w:right w:val="none" w:sz="0" w:space="0" w:color="000000"/>
+            </w:tcBorders>
+            <w:shd w:val="clear" w:color="auto" w:fill="FFFFFF"/>
+            <w:tcMar>
+              <w:top w:w="0" w:type="dxa"/>
+              <w:bottom w:w="0" w:type="dxa"/>
+              <w:left w:w="0" w:type="dxa"/>
+              <w:right w:w="0" w:type="dxa"/>
+            </w:tcMar>
+            <w:vAlign w:val="center"/>
+          </w:tcPr>
+          <w:p>
+            <w:pPr>
+              <w:pStyle w:val="Normal"/>
+              <w:jc w:val="left"/>
+              <w:pBdr>
+                <w:bottom w:val="none" w:sz="0" w:space="0" w:color="000000"/>
+                <w:top w:val="none" w:sz="0" w:space="0" w:color="000000"/>
+                <w:left w:val="none" w:sz="0" w:space="0" w:color="000000"/>
+                <w:right w:val="none" w:sz="0" w:space="0" w:color="000000"/>
+              </w:pBdr>
+              <w:spacing w:after="100" w:before="100" w:line="240"/>
+              <w:ind w:left="100" w:right="100" w:firstLine="0" w:firstLineChars="0"/>
+              <w:rPr>
+                <w:rFonts w:ascii="Helvetica" w:hAnsi="Helvetica" w:eastAsia="Helvetica" w:cs="Helvetica"/>
+                <w:i w:val="false"/>
+                <w:b w:val="false"/>
+                <w:u w:val="none"/>
+                <w:sz w:val="24"/>
+                <w:szCs w:val="24"/>
+                <w:color w:val="000000"/>
+              </w:rPr>
+            </w:pPr>
+            <w:r xmlns:w="http://schemas.openxmlformats.org/wordprocessingml/2006/main" xmlns:wp="http://schemas.openxmlformats.org/drawingml/2006/wordprocessingDrawing" xmlns:r="http://schemas.openxmlformats.org/officeDocument/2006/relationships" xmlns:w14="http://schemas.microsoft.com/office/word/2010/wordml">
+              <w:rPr>
+                <w:rFonts w:ascii="Helvetica" w:hAnsi="Helvetica" w:eastAsia="Helvetica" w:cs="Helvetica"/>
+                <w:i w:val="false"/>
+                <w:b w:val="false"/>
+                <w:u w:val="none"/>
+                <w:sz w:val="24"/>
+                <w:szCs w:val="24"/>
+                <w:color w:val="000000"/>
+              </w:rPr>
+              <w:t xml:space="preserve">Low mpg</w:t>
+            </w:r>
+          </w:p>
+        </w:tc>
+        <w:tc>
+          <w:tcPr>
+            <w:tcBorders>
+              <w:bottom w:val="single" w:sz="6" w:space="0" w:color="666666"/>
+              <w:top w:val="single" w:sz="6" w:space="0" w:color="666666"/>
+              <w:left w:val="none" w:sz="0" w:space="0" w:color="000000"/>
+              <w:right w:val="none" w:sz="0" w:space="0" w:color="000000"/>
+            </w:tcBorders>
+            <w:shd w:val="clear" w:color="auto" w:fill="FFFFFF"/>
+            <w:tcMar>
+              <w:top w:w="0" w:type="dxa"/>
+              <w:bottom w:w="0" w:type="dxa"/>
+              <w:left w:w="0" w:type="dxa"/>
+              <w:right w:w="0" w:type="dxa"/>
+            </w:tcMar>
+            <w:vAlign w:val="center"/>
+          </w:tcPr>
+          <w:p>
+            <w:pPr>
+              <w:pStyle w:val="Normal"/>
+              <w:jc w:val="left"/>
+              <w:pBdr>
+                <w:bottom w:val="none" w:sz="0" w:space="0" w:color="000000"/>
+                <w:top w:val="none" w:sz="0" w:space="0" w:color="000000"/>
+                <w:left w:val="none" w:sz="0" w:space="0" w:color="000000"/>
+                <w:right w:val="none" w:sz="0" w:space="0" w:color="000000"/>
+              </w:pBdr>
+              <w:spacing w:after="100" w:before="100" w:line="240"/>
+              <w:ind w:left="100" w:right="100" w:firstLine="0" w:firstLineChars="0"/>
+              <w:rPr>
+                <w:rFonts w:ascii="Helvetica" w:hAnsi="Helvetica" w:eastAsia="Helvetica" w:cs="Helvetica"/>
+                <w:i w:val="false"/>
+                <w:b w:val="false"/>
+                <w:u w:val="none"/>
+                <w:sz w:val="24"/>
+                <w:szCs w:val="24"/>
+                <w:color w:val="000000"/>
+              </w:rPr>
+            </w:pPr>
+            <w:r xmlns:w="http://schemas.openxmlformats.org/wordprocessingml/2006/main" xmlns:wp="http://schemas.openxmlformats.org/drawingml/2006/wordprocessingDrawing" xmlns:r="http://schemas.openxmlformats.org/officeDocument/2006/relationships" xmlns:w14="http://schemas.microsoft.com/office/word/2010/wordml">
+              <w:rPr>
+                <w:rFonts w:ascii="Helvetica" w:hAnsi="Helvetica" w:eastAsia="Helvetica" w:cs="Helvetica"/>
+                <w:i w:val="false"/>
+                <w:b w:val="false"/>
+                <w:u w:val="none"/>
+                <w:sz w:val="24"/>
+                <w:szCs w:val="24"/>
+                <w:color w:val="000000"/>
+              </w:rPr>
+              <w:t xml:space="preserve">7 (13.5)</w:t>
+            </w:r>
+          </w:p>
+        </w:tc>
+        <w:tc>
+          <w:tcPr>
+            <w:tcBorders>
+              <w:bottom w:val="single" w:sz="6" w:space="0" w:color="666666"/>
+              <w:top w:val="single" w:sz="6" w:space="0" w:color="666666"/>
+              <w:left w:val="none" w:sz="0" w:space="0" w:color="000000"/>
+              <w:right w:val="none" w:sz="0" w:space="0" w:color="000000"/>
+            </w:tcBorders>
+            <w:shd w:val="clear" w:color="auto" w:fill="FFFFFF"/>
+            <w:tcMar>
+              <w:top w:w="0" w:type="dxa"/>
+              <w:bottom w:w="0" w:type="dxa"/>
+              <w:left w:w="0" w:type="dxa"/>
+              <w:right w:w="0" w:type="dxa"/>
+            </w:tcMar>
+            <w:vAlign w:val="center"/>
+          </w:tcPr>
+          <w:p>
+            <w:pPr>
+              <w:pStyle w:val="Normal"/>
+              <w:jc w:val="left"/>
+              <w:pBdr>
+                <w:bottom w:val="none" w:sz="0" w:space="0" w:color="000000"/>
+                <w:top w:val="none" w:sz="0" w:space="0" w:color="000000"/>
+                <w:left w:val="none" w:sz="0" w:space="0" w:color="000000"/>
+                <w:right w:val="none" w:sz="0" w:space="0" w:color="000000"/>
+              </w:pBdr>
+              <w:spacing w:after="100" w:before="100" w:line="240"/>
+              <w:ind w:left="100" w:right="100" w:firstLine="0" w:firstLineChars="0"/>
+              <w:rPr>
+                <w:rFonts w:ascii="Helvetica" w:hAnsi="Helvetica" w:eastAsia="Helvetica" w:cs="Helvetica"/>
+                <w:i w:val="false"/>
+                <w:b w:val="false"/>
+                <w:u w:val="none"/>
+                <w:sz w:val="24"/>
+                <w:szCs w:val="24"/>
+                <w:color w:val="000000"/>
+              </w:rPr>
+            </w:pPr>
+            <w:r xmlns:w="http://schemas.openxmlformats.org/wordprocessingml/2006/main" xmlns:wp="http://schemas.openxmlformats.org/drawingml/2006/wordprocessingDrawing" xmlns:r="http://schemas.openxmlformats.org/officeDocument/2006/relationships" xmlns:w14="http://schemas.microsoft.com/office/word/2010/wordml">
+              <w:rPr>
+                <w:rFonts w:ascii="Helvetica" w:hAnsi="Helvetica" w:eastAsia="Helvetica" w:cs="Helvetica"/>
+                <w:i w:val="false"/>
+                <w:b w:val="false"/>
+                <w:u w:val="none"/>
+                <w:sz w:val="24"/>
+                <w:szCs w:val="24"/>
+                <w:color w:val="000000"/>
+              </w:rPr>
+              <w:t xml:space="preserve">1 (4.5)</w:t>
+            </w:r>
+          </w:p>
+        </w:tc>
+      </w:tr>
+      <w:tr>
+        <w:trPr>
+          <w:trHeight w:val="360" w:hRule="auto"/>
+        </w:trPr>
+        body3
+        <w:tc>
+          <w:tcPr>
+            <w:tcBorders>
+              <w:bottom w:val="single" w:sz="6" w:space="0" w:color="666666"/>
+              <w:top w:val="single" w:sz="6" w:space="0" w:color="666666"/>
+              <w:left w:val="none" w:sz="0" w:space="0" w:color="000000"/>
+              <w:right w:val="none" w:sz="0" w:space="0" w:color="000000"/>
+            </w:tcBorders>
+            <w:shd w:val="clear" w:color="auto" w:fill="FFFFFF"/>
+            <w:tcMar>
+              <w:top w:w="0" w:type="dxa"/>
+              <w:bottom w:w="0" w:type="dxa"/>
+              <w:left w:w="0" w:type="dxa"/>
+              <w:right w:w="0" w:type="dxa"/>
+            </w:tcMar>
+            <w:vAlign w:val="center"/>
+          </w:tcPr>
+          <w:p>
+            <w:pPr>
+              <w:pStyle w:val="Normal"/>
+              <w:jc w:val="left"/>
+              <w:pBdr>
+                <w:bottom w:val="none" w:sz="0" w:space="0" w:color="000000"/>
+                <w:top w:val="none" w:sz="0" w:space="0" w:color="000000"/>
+                <w:left w:val="none" w:sz="0" w:space="0" w:color="000000"/>
+                <w:right w:val="none" w:sz="0" w:space="0" w:color="000000"/>
+              </w:pBdr>
+              <w:spacing w:after="100" w:before="100" w:line="240"/>
+              <w:ind w:left="100" w:right="100" w:firstLine="0" w:firstLineChars="0"/>
+              <w:rPr>
+                <w:rFonts w:ascii="Helvetica" w:hAnsi="Helvetica" w:eastAsia="Helvetica" w:cs="Helvetica"/>
+                <w:i w:val="false"/>
+                <w:b w:val="false"/>
+                <w:u w:val="none"/>
+                <w:sz w:val="24"/>
+                <w:szCs w:val="24"/>
+                <w:color w:val="000000"/>
+              </w:rPr>
+            </w:pPr>
+            <w:r xmlns:w="http://schemas.openxmlformats.org/wordprocessingml/2006/main" xmlns:wp="http://schemas.openxmlformats.org/drawingml/2006/wordprocessingDrawing" xmlns:r="http://schemas.openxmlformats.org/officeDocument/2006/relationships" xmlns:w14="http://schemas.microsoft.com/office/word/2010/wordml">
+              <w:rPr>
+                <w:rFonts w:ascii="Helvetica" w:hAnsi="Helvetica" w:eastAsia="Helvetica" w:cs="Helvetica"/>
+                <w:i w:val="false"/>
+                <w:b w:val="false"/>
+                <w:u w:val="none"/>
+                <w:sz w:val="24"/>
+                <w:szCs w:val="24"/>
+                <w:color w:val="000000"/>
+              </w:rPr>
+              <w:t xml:space="preserve">Domestique</w:t>
+            </w:r>
+          </w:p>
+        </w:tc>
+        <w:tc>
+          <w:tcPr>
+            <w:tcBorders>
+              <w:bottom w:val="single" w:sz="6" w:space="0" w:color="666666"/>
+              <w:top w:val="single" w:sz="6" w:space="0" w:color="666666"/>
+              <w:left w:val="none" w:sz="0" w:space="0" w:color="000000"/>
+              <w:right w:val="none" w:sz="0" w:space="0" w:color="000000"/>
+            </w:tcBorders>
+            <w:shd w:val="clear" w:color="auto" w:fill="FFFFFF"/>
+            <w:tcMar>
+              <w:top w:w="0" w:type="dxa"/>
+              <w:bottom w:w="0" w:type="dxa"/>
+              <w:left w:w="0" w:type="dxa"/>
+              <w:right w:w="0" w:type="dxa"/>
+            </w:tcMar>
+            <w:vAlign w:val="center"/>
+          </w:tcPr>
+          <w:p>
+            <w:pPr>
+              <w:pStyle w:val="Normal"/>
+              <w:jc w:val="left"/>
+              <w:pBdr>
+                <w:bottom w:val="none" w:sz="0" w:space="0" w:color="000000"/>
+                <w:top w:val="none" w:sz="0" w:space="0" w:color="000000"/>
+                <w:left w:val="none" w:sz="0" w:space="0" w:color="000000"/>
+                <w:right w:val="none" w:sz="0" w:space="0" w:color="000000"/>
+              </w:pBdr>
+              <w:spacing w:after="100" w:before="100" w:line="240"/>
+              <w:ind w:left="100" w:right="100" w:firstLine="0" w:firstLineChars="0"/>
+              <w:rPr>
+                <w:rFonts w:ascii="Helvetica" w:hAnsi="Helvetica" w:eastAsia="Helvetica" w:cs="Helvetica"/>
+                <w:i w:val="false"/>
+                <w:b w:val="false"/>
+                <w:u w:val="none"/>
+                <w:sz w:val="24"/>
+                <w:szCs w:val="24"/>
+                <w:color w:val="000000"/>
+              </w:rPr>
+            </w:pPr>
+            <w:r xmlns:w="http://schemas.openxmlformats.org/wordprocessingml/2006/main" xmlns:wp="http://schemas.openxmlformats.org/drawingml/2006/wordprocessingDrawing" xmlns:r="http://schemas.openxmlformats.org/officeDocument/2006/relationships" xmlns:w14="http://schemas.microsoft.com/office/word/2010/wordml">
+              <w:rPr>
+                <w:rFonts w:ascii="Helvetica" w:hAnsi="Helvetica" w:eastAsia="Helvetica" w:cs="Helvetica"/>
+                <w:i w:val="false"/>
+                <w:b w:val="false"/>
+                <w:u w:val="none"/>
+                <w:sz w:val="24"/>
+                <w:szCs w:val="24"/>
+                <w:color w:val="000000"/>
+              </w:rPr>
+              <w:t xml:space="preserve">52 (100.0)</w:t>
+            </w:r>
+          </w:p>
+        </w:tc>
+        <w:tc>
+          <w:tcPr>
+            <w:tcBorders>
+              <w:bottom w:val="single" w:sz="6" w:space="0" w:color="666666"/>
+              <w:top w:val="single" w:sz="6" w:space="0" w:color="666666"/>
+              <w:left w:val="none" w:sz="0" w:space="0" w:color="000000"/>
+              <w:right w:val="none" w:sz="0" w:space="0" w:color="000000"/>
+            </w:tcBorders>
+            <w:shd w:val="clear" w:color="auto" w:fill="FFFFFF"/>
+            <w:tcMar>
+              <w:top w:w="0" w:type="dxa"/>
+              <w:bottom w:w="0" w:type="dxa"/>
+              <w:left w:w="0" w:type="dxa"/>
+              <w:right w:w="0" w:type="dxa"/>
+            </w:tcMar>
+            <w:vAlign w:val="center"/>
+          </w:tcPr>
+          <w:p>
+            <w:pPr>
+              <w:pStyle w:val="Normal"/>
+              <w:jc w:val="left"/>
+              <w:pBdr>
+                <w:bottom w:val="none" w:sz="0" w:space="0" w:color="000000"/>
+                <w:top w:val="none" w:sz="0" w:space="0" w:color="000000"/>
+                <w:left w:val="none" w:sz="0" w:space="0" w:color="000000"/>
+                <w:right w:val="none" w:sz="0" w:space="0" w:color="000000"/>
+              </w:pBdr>
+              <w:spacing w:after="100" w:before="100" w:line="240"/>
+              <w:ind w:left="100" w:right="100" w:firstLine="0" w:firstLineChars="0"/>
+              <w:rPr>
+                <w:rFonts w:ascii="Helvetica" w:hAnsi="Helvetica" w:eastAsia="Helvetica" w:cs="Helvetica"/>
+                <w:i w:val="false"/>
+                <w:b w:val="false"/>
+                <w:u w:val="none"/>
+                <w:sz w:val="24"/>
+                <w:szCs w:val="24"/>
+                <w:color w:val="000000"/>
+              </w:rPr>
+            </w:pPr>
+            <w:r xmlns:w="http://schemas.openxmlformats.org/wordprocessingml/2006/main" xmlns:wp="http://schemas.openxmlformats.org/drawingml/2006/wordprocessingDrawing" xmlns:r="http://schemas.openxmlformats.org/officeDocument/2006/relationships" xmlns:w14="http://schemas.microsoft.com/office/word/2010/wordml">
+              <w:rPr>
+                <w:rFonts w:ascii="Helvetica" w:hAnsi="Helvetica" w:eastAsia="Helvetica" w:cs="Helvetica"/>
+                <w:i w:val="false"/>
+                <w:b w:val="false"/>
+                <w:u w:val="none"/>
+                <w:sz w:val="24"/>
+                <w:szCs w:val="24"/>
+                <w:color w:val="000000"/>
+              </w:rPr>
+              <w:t xml:space="preserve">0 (0.0)</w:t>
+            </w:r>
+          </w:p>
+        </w:tc>
+      </w:tr>
+      <w:tr>
+        <w:trPr>
+          <w:trHeight w:val="360" w:hRule="auto"/>
+        </w:trPr>
+        body4
+        <w:tc>
+          <w:tcPr>
+            <w:tcBorders>
+              <w:bottom w:val="single" w:sz="6" w:space="0" w:color="666666"/>
+              <w:top w:val="single" w:sz="6" w:space="0" w:color="666666"/>
+              <w:left w:val="none" w:sz="0" w:space="0" w:color="000000"/>
+              <w:right w:val="none" w:sz="0" w:space="0" w:color="000000"/>
+            </w:tcBorders>
+            <w:shd w:val="clear" w:color="auto" w:fill="FFFFFF"/>
+            <w:tcMar>
+              <w:top w:w="0" w:type="dxa"/>
+              <w:bottom w:w="0" w:type="dxa"/>
+              <w:left w:w="0" w:type="dxa"/>
+              <w:right w:w="0" w:type="dxa"/>
+            </w:tcMar>
+            <w:vAlign w:val="center"/>
+          </w:tcPr>
+          <w:p>
+            <w:pPr>
+              <w:pStyle w:val="Normal"/>
+              <w:jc w:val="left"/>
+              <w:pBdr>
+                <w:bottom w:val="none" w:sz="0" w:space="0" w:color="000000"/>
+                <w:top w:val="none" w:sz="0" w:space="0" w:color="000000"/>
+                <w:left w:val="none" w:sz="0" w:space="0" w:color="000000"/>
+                <w:right w:val="none" w:sz="0" w:space="0" w:color="000000"/>
+              </w:pBdr>
+              <w:spacing w:after="100" w:before="100" w:line="240"/>
+              <w:ind w:left="100" w:right="100" w:firstLine="0" w:firstLineChars="0"/>
+              <w:rPr>
+                <w:rFonts w:ascii="Helvetica" w:hAnsi="Helvetica" w:eastAsia="Helvetica" w:cs="Helvetica"/>
+                <w:i w:val="false"/>
+                <w:b w:val="false"/>
+                <w:u w:val="none"/>
+                <w:sz w:val="24"/>
+                <w:szCs w:val="24"/>
+                <w:color w:val="000000"/>
+              </w:rPr>
+            </w:pPr>
+            <w:r xmlns:w="http://schemas.openxmlformats.org/wordprocessingml/2006/main" xmlns:wp="http://schemas.openxmlformats.org/drawingml/2006/wordprocessingDrawing" xmlns:r="http://schemas.openxmlformats.org/officeDocument/2006/relationships" xmlns:w14="http://schemas.microsoft.com/office/word/2010/wordml">
+              <w:rPr>
+                <w:rFonts w:ascii="Helvetica" w:hAnsi="Helvetica" w:eastAsia="Helvetica" w:cs="Helvetica"/>
+                <w:i w:val="false"/>
+                <w:b w:val="false"/>
+                <w:u w:val="none"/>
+                <w:sz w:val="24"/>
+                <w:szCs w:val="24"/>
+                <w:color w:val="000000"/>
+              </w:rPr>
+              <w:t xml:space="preserve">Etrangere</w:t>
+            </w:r>
+          </w:p>
+        </w:tc>
+        <w:tc>
+          <w:tcPr>
+            <w:tcBorders>
+              <w:bottom w:val="single" w:sz="6" w:space="0" w:color="666666"/>
+              <w:top w:val="single" w:sz="6" w:space="0" w:color="666666"/>
+              <w:left w:val="none" w:sz="0" w:space="0" w:color="000000"/>
+              <w:right w:val="none" w:sz="0" w:space="0" w:color="000000"/>
+            </w:tcBorders>
+            <w:shd w:val="clear" w:color="auto" w:fill="FFFFFF"/>
+            <w:tcMar>
+              <w:top w:w="0" w:type="dxa"/>
+              <w:bottom w:w="0" w:type="dxa"/>
+              <w:left w:w="0" w:type="dxa"/>
+              <w:right w:w="0" w:type="dxa"/>
+            </w:tcMar>
+            <w:vAlign w:val="center"/>
+          </w:tcPr>
+          <w:p>
+            <w:pPr>
+              <w:pStyle w:val="Normal"/>
+              <w:jc w:val="left"/>
+              <w:pBdr>
+                <w:bottom w:val="none" w:sz="0" w:space="0" w:color="000000"/>
+                <w:top w:val="none" w:sz="0" w:space="0" w:color="000000"/>
+                <w:left w:val="none" w:sz="0" w:space="0" w:color="000000"/>
+                <w:right w:val="none" w:sz="0" w:space="0" w:color="000000"/>
+              </w:pBdr>
+              <w:spacing w:after="100" w:before="100" w:line="240"/>
+              <w:ind w:left="100" w:right="100" w:firstLine="0" w:firstLineChars="0"/>
+              <w:rPr>
+                <w:rFonts w:ascii="Helvetica" w:hAnsi="Helvetica" w:eastAsia="Helvetica" w:cs="Helvetica"/>
+                <w:i w:val="false"/>
+                <w:b w:val="false"/>
+                <w:u w:val="none"/>
+                <w:sz w:val="24"/>
+                <w:szCs w:val="24"/>
+                <w:color w:val="000000"/>
+              </w:rPr>
+            </w:pPr>
+            <w:r xmlns:w="http://schemas.openxmlformats.org/wordprocessingml/2006/main" xmlns:wp="http://schemas.openxmlformats.org/drawingml/2006/wordprocessingDrawing" xmlns:r="http://schemas.openxmlformats.org/officeDocument/2006/relationships" xmlns:w14="http://schemas.microsoft.com/office/word/2010/wordml">
+              <w:rPr>
+                <w:rFonts w:ascii="Helvetica" w:hAnsi="Helvetica" w:eastAsia="Helvetica" w:cs="Helvetica"/>
+                <w:i w:val="false"/>
+                <w:b w:val="false"/>
+                <w:u w:val="none"/>
+                <w:sz w:val="24"/>
+                <w:szCs w:val="24"/>
+                <w:color w:val="000000"/>
+              </w:rPr>
+              <w:t xml:space="preserve">0 (0.0)</w:t>
+            </w:r>
+          </w:p>
+        </w:tc>
+        <w:tc>
+          <w:tcPr>
+            <w:tcBorders>
+              <w:bottom w:val="single" w:sz="6" w:space="0" w:color="666666"/>
+              <w:top w:val="single" w:sz="6" w:space="0" w:color="666666"/>
+              <w:left w:val="none" w:sz="0" w:space="0" w:color="000000"/>
+              <w:right w:val="none" w:sz="0" w:space="0" w:color="000000"/>
+            </w:tcBorders>
+            <w:shd w:val="clear" w:color="auto" w:fill="FFFFFF"/>
+            <w:tcMar>
+              <w:top w:w="0" w:type="dxa"/>
+              <w:bottom w:w="0" w:type="dxa"/>
+              <w:left w:w="0" w:type="dxa"/>
+              <w:right w:w="0" w:type="dxa"/>
+            </w:tcMar>
+            <w:vAlign w:val="center"/>
+          </w:tcPr>
+          <w:p>
+            <w:pPr>
+              <w:pStyle w:val="Normal"/>
+              <w:jc w:val="left"/>
+              <w:pBdr>
+                <w:bottom w:val="none" w:sz="0" w:space="0" w:color="000000"/>
+                <w:top w:val="none" w:sz="0" w:space="0" w:color="000000"/>
+                <w:left w:val="none" w:sz="0" w:space="0" w:color="000000"/>
+                <w:right w:val="none" w:sz="0" w:space="0" w:color="000000"/>
+              </w:pBdr>
+              <w:spacing w:after="100" w:before="100" w:line="240"/>
+              <w:ind w:left="100" w:right="100" w:firstLine="0" w:firstLineChars="0"/>
+              <w:rPr>
+                <w:rFonts w:ascii="Helvetica" w:hAnsi="Helvetica" w:eastAsia="Helvetica" w:cs="Helvetica"/>
+                <w:i w:val="false"/>
+                <w:b w:val="false"/>
+                <w:u w:val="none"/>
+                <w:sz w:val="24"/>
+                <w:szCs w:val="24"/>
+                <w:color w:val="000000"/>
+              </w:rPr>
+            </w:pPr>
+            <w:r xmlns:w="http://schemas.openxmlformats.org/wordprocessingml/2006/main" xmlns:wp="http://schemas.openxmlformats.org/drawingml/2006/wordprocessingDrawing" xmlns:r="http://schemas.openxmlformats.org/officeDocument/2006/relationships" xmlns:w14="http://schemas.microsoft.com/office/word/2010/wordml">
+              <w:rPr>
+                <w:rFonts w:ascii="Helvetica" w:hAnsi="Helvetica" w:eastAsia="Helvetica" w:cs="Helvetica"/>
+                <w:i w:val="false"/>
+                <w:b w:val="false"/>
+                <w:u w:val="none"/>
+                <w:sz w:val="24"/>
+                <w:szCs w:val="24"/>
+                <w:color w:val="000000"/>
+              </w:rPr>
+              <w:t xml:space="preserve">22 (100.0)</w:t>
+            </w:r>
+          </w:p>
+        </w:tc>
+      </w:tr>
+      <w:tr>
+        <w:trPr>
+          <w:trHeight w:val="360" w:hRule="auto"/>
+        </w:trPr>
+        body5
+        <w:tc>
+          <w:tcPr>
+            <w:tcBorders>
+              <w:bottom w:val="single" w:sz="6" w:space="0" w:color="666666"/>
+              <w:top w:val="single" w:sz="6" w:space="0" w:color="666666"/>
+              <w:left w:val="none" w:sz="0" w:space="0" w:color="000000"/>
+              <w:right w:val="none" w:sz="0" w:space="0" w:color="000000"/>
+            </w:tcBorders>
+            <w:shd w:val="clear" w:color="auto" w:fill="FFFFFF"/>
+            <w:tcMar>
+              <w:top w:w="0" w:type="dxa"/>
+              <w:bottom w:w="0" w:type="dxa"/>
+              <w:left w:w="0" w:type="dxa"/>
+              <w:right w:w="0" w:type="dxa"/>
+            </w:tcMar>
+            <w:vAlign w:val="center"/>
+          </w:tcPr>
+          <w:p>
+            <w:pPr>
+              <w:pStyle w:val="Normal"/>
+              <w:jc w:val="left"/>
+              <w:pBdr>
+                <w:bottom w:val="none" w:sz="0" w:space="0" w:color="000000"/>
+                <w:top w:val="none" w:sz="0" w:space="0" w:color="000000"/>
+                <w:left w:val="none" w:sz="0" w:space="0" w:color="000000"/>
+                <w:right w:val="none" w:sz="0" w:space="0" w:color="000000"/>
+              </w:pBdr>
+              <w:spacing w:after="100" w:before="100" w:line="240"/>
+              <w:ind w:left="100" w:right="100" w:firstLine="0" w:firstLineChars="0"/>
+              <w:rPr>
+                <w:rFonts w:ascii="Helvetica" w:hAnsi="Helvetica" w:eastAsia="Helvetica" w:cs="Helvetica"/>
+                <w:i w:val="false"/>
+                <w:b w:val="false"/>
+                <w:u w:val="none"/>
+                <w:sz w:val="24"/>
+                <w:szCs w:val="24"/>
+                <w:color w:val="000000"/>
+              </w:rPr>
+            </w:pPr>
+            <w:r xmlns:w="http://schemas.openxmlformats.org/wordprocessingml/2006/main" xmlns:wp="http://schemas.openxmlformats.org/drawingml/2006/wordprocessingDrawing" xmlns:r="http://schemas.openxmlformats.org/officeDocument/2006/relationships" xmlns:w14="http://schemas.microsoft.com/office/word/2010/wordml">
+              <w:rPr>
+                <w:rFonts w:ascii="Helvetica" w:hAnsi="Helvetica" w:eastAsia="Helvetica" w:cs="Helvetica"/>
+                <w:i w:val="false"/>
+                <w:b w:val="false"/>
+                <w:u w:val="none"/>
+                <w:sz w:val="24"/>
+                <w:szCs w:val="24"/>
+                <w:color w:val="000000"/>
+              </w:rPr>
+              <w:t xml:space="preserve">High Prices</w:t>
+            </w:r>
+          </w:p>
+        </w:tc>
+        <w:tc>
+          <w:tcPr>
+            <w:tcBorders>
+              <w:bottom w:val="single" w:sz="6" w:space="0" w:color="666666"/>
+              <w:top w:val="single" w:sz="6" w:space="0" w:color="666666"/>
+              <w:left w:val="none" w:sz="0" w:space="0" w:color="000000"/>
+              <w:right w:val="none" w:sz="0" w:space="0" w:color="000000"/>
+            </w:tcBorders>
+            <w:shd w:val="clear" w:color="auto" w:fill="FFFFFF"/>
+            <w:tcMar>
+              <w:top w:w="0" w:type="dxa"/>
+              <w:bottom w:w="0" w:type="dxa"/>
+              <w:left w:w="0" w:type="dxa"/>
+              <w:right w:w="0" w:type="dxa"/>
+            </w:tcMar>
+            <w:vAlign w:val="center"/>
+          </w:tcPr>
+          <w:p>
+            <w:pPr>
+              <w:pStyle w:val="Normal"/>
+              <w:jc w:val="left"/>
+              <w:pBdr>
+                <w:bottom w:val="none" w:sz="0" w:space="0" w:color="000000"/>
+                <w:top w:val="none" w:sz="0" w:space="0" w:color="000000"/>
+                <w:left w:val="none" w:sz="0" w:space="0" w:color="000000"/>
+                <w:right w:val="none" w:sz="0" w:space="0" w:color="000000"/>
+              </w:pBdr>
+              <w:spacing w:after="100" w:before="100" w:line="240"/>
+              <w:ind w:left="100" w:right="100" w:firstLine="0" w:firstLineChars="0"/>
+              <w:rPr>
+                <w:rFonts w:ascii="Helvetica" w:hAnsi="Helvetica" w:eastAsia="Helvetica" w:cs="Helvetica"/>
+                <w:i w:val="false"/>
+                <w:b w:val="false"/>
+                <w:u w:val="none"/>
+                <w:sz w:val="24"/>
+                <w:szCs w:val="24"/>
+                <w:color w:val="000000"/>
+              </w:rPr>
+            </w:pPr>
+            <w:r xmlns:w="http://schemas.openxmlformats.org/wordprocessingml/2006/main" xmlns:wp="http://schemas.openxmlformats.org/drawingml/2006/wordprocessingDrawing" xmlns:r="http://schemas.openxmlformats.org/officeDocument/2006/relationships" xmlns:w14="http://schemas.microsoft.com/office/word/2010/wordml">
+              <w:rPr>
+                <w:rFonts w:ascii="Helvetica" w:hAnsi="Helvetica" w:eastAsia="Helvetica" w:cs="Helvetica"/>
+                <w:i w:val="false"/>
+                <w:b w:val="false"/>
+                <w:u w:val="none"/>
+                <w:sz w:val="24"/>
+                <w:szCs w:val="24"/>
+                <w:color w:val="000000"/>
+              </w:rPr>
+              <w:t xml:space="preserve">8 (15.4)</w:t>
+            </w:r>
+          </w:p>
+        </w:tc>
+        <w:tc>
+          <w:tcPr>
+            <w:tcBorders>
+              <w:bottom w:val="single" w:sz="6" w:space="0" w:color="666666"/>
+              <w:top w:val="single" w:sz="6" w:space="0" w:color="666666"/>
+              <w:left w:val="none" w:sz="0" w:space="0" w:color="000000"/>
+              <w:right w:val="none" w:sz="0" w:space="0" w:color="000000"/>
+            </w:tcBorders>
+            <w:shd w:val="clear" w:color="auto" w:fill="FFFFFF"/>
+            <w:tcMar>
+              <w:top w:w="0" w:type="dxa"/>
+              <w:bottom w:w="0" w:type="dxa"/>
+              <w:left w:w="0" w:type="dxa"/>
+              <w:right w:w="0" w:type="dxa"/>
+            </w:tcMar>
+            <w:vAlign w:val="center"/>
+          </w:tcPr>
+          <w:p>
+            <w:pPr>
+              <w:pStyle w:val="Normal"/>
+              <w:jc w:val="left"/>
+              <w:pBdr>
+                <w:bottom w:val="none" w:sz="0" w:space="0" w:color="000000"/>
+                <w:top w:val="none" w:sz="0" w:space="0" w:color="000000"/>
+                <w:left w:val="none" w:sz="0" w:space="0" w:color="000000"/>
+                <w:right w:val="none" w:sz="0" w:space="0" w:color="000000"/>
+              </w:pBdr>
+              <w:spacing w:after="100" w:before="100" w:line="240"/>
+              <w:ind w:left="100" w:right="100" w:firstLine="0" w:firstLineChars="0"/>
+              <w:rPr>
+                <w:rFonts w:ascii="Helvetica" w:hAnsi="Helvetica" w:eastAsia="Helvetica" w:cs="Helvetica"/>
+                <w:i w:val="false"/>
+                <w:b w:val="false"/>
+                <w:u w:val="none"/>
+                <w:sz w:val="24"/>
+                <w:szCs w:val="24"/>
+                <w:color w:val="000000"/>
+              </w:rPr>
+            </w:pPr>
+            <w:r xmlns:w="http://schemas.openxmlformats.org/wordprocessingml/2006/main" xmlns:wp="http://schemas.openxmlformats.org/drawingml/2006/wordprocessingDrawing" xmlns:r="http://schemas.openxmlformats.org/officeDocument/2006/relationships" xmlns:w14="http://schemas.microsoft.com/office/word/2010/wordml">
+              <w:rPr>
+                <w:rFonts w:ascii="Helvetica" w:hAnsi="Helvetica" w:eastAsia="Helvetica" w:cs="Helvetica"/>
+                <w:i w:val="false"/>
+                <w:b w:val="false"/>
+                <w:u w:val="none"/>
+                <w:sz w:val="24"/>
+                <w:szCs w:val="24"/>
+                <w:color w:val="000000"/>
+              </w:rPr>
+              <w:t xml:space="preserve">2 (9.1)</w:t>
+            </w:r>
+          </w:p>
+        </w:tc>
+      </w:tr>
+      <w:tr>
+        <w:trPr>
+          <w:trHeight w:val="360" w:hRule="auto"/>
+        </w:trPr>
+        body6
+        <w:tc>
+          <w:tcPr>
+            <w:tcBorders>
+              <w:bottom w:val="single" w:sz="12" w:space="0" w:color="666666"/>
+              <w:top w:val="single" w:sz="6" w:space="0" w:color="666666"/>
+              <w:left w:val="none" w:sz="0" w:space="0" w:color="000000"/>
+              <w:right w:val="none" w:sz="0" w:space="0" w:color="000000"/>
+            </w:tcBorders>
+            <w:shd w:val="clear" w:color="auto" w:fill="FFFFFF"/>
+            <w:tcMar>
+              <w:top w:w="0" w:type="dxa"/>
+              <w:bottom w:w="0" w:type="dxa"/>
+              <w:left w:w="0" w:type="dxa"/>
+              <w:right w:w="0" w:type="dxa"/>
+            </w:tcMar>
+            <w:vAlign w:val="center"/>
+          </w:tcPr>
+          <w:p>
+            <w:pPr>
+              <w:pStyle w:val="Normal"/>
+              <w:jc w:val="left"/>
+              <w:pBdr>
+                <w:bottom w:val="none" w:sz="0" w:space="0" w:color="000000"/>
+                <w:top w:val="none" w:sz="0" w:space="0" w:color="000000"/>
+                <w:left w:val="none" w:sz="0" w:space="0" w:color="000000"/>
+                <w:right w:val="none" w:sz="0" w:space="0" w:color="000000"/>
+              </w:pBdr>
+              <w:spacing w:after="100" w:before="100" w:line="240"/>
+              <w:ind w:left="100" w:right="100" w:firstLine="0" w:firstLineChars="0"/>
+              <w:rPr>
+                <w:rFonts w:ascii="Helvetica" w:hAnsi="Helvetica" w:eastAsia="Helvetica" w:cs="Helvetica"/>
+                <w:i w:val="false"/>
+                <w:b w:val="false"/>
+                <w:u w:val="none"/>
+                <w:sz w:val="24"/>
+                <w:szCs w:val="24"/>
+                <w:color w:val="000000"/>
+              </w:rPr>
+            </w:pPr>
+            <w:r xmlns:w="http://schemas.openxmlformats.org/wordprocessingml/2006/main" xmlns:wp="http://schemas.openxmlformats.org/drawingml/2006/wordprocessingDrawing" xmlns:r="http://schemas.openxmlformats.org/officeDocument/2006/relationships" xmlns:w14="http://schemas.microsoft.com/office/word/2010/wordml">
+              <w:rPr>
+                <w:rFonts w:ascii="Helvetica" w:hAnsi="Helvetica" w:eastAsia="Helvetica" w:cs="Helvetica"/>
+                <w:i w:val="false"/>
+                <w:b w:val="false"/>
+                <w:u w:val="none"/>
+                <w:sz w:val="24"/>
+                <w:szCs w:val="24"/>
+                <w:color w:val="000000"/>
+              </w:rPr>
+              <w:t xml:space="preserve">Low mpg</w:t>
+            </w:r>
+          </w:p>
+        </w:tc>
+        <w:tc>
+          <w:tcPr>
+            <w:tcBorders>
+              <w:bottom w:val="single" w:sz="12" w:space="0" w:color="666666"/>
+              <w:top w:val="single" w:sz="6" w:space="0" w:color="666666"/>
+              <w:left w:val="none" w:sz="0" w:space="0" w:color="000000"/>
+              <w:right w:val="none" w:sz="0" w:space="0" w:color="000000"/>
+            </w:tcBorders>
+            <w:shd w:val="clear" w:color="auto" w:fill="FFFFFF"/>
+            <w:tcMar>
+              <w:top w:w="0" w:type="dxa"/>
+              <w:bottom w:w="0" w:type="dxa"/>
+              <w:left w:w="0" w:type="dxa"/>
+              <w:right w:w="0" w:type="dxa"/>
+            </w:tcMar>
+            <w:vAlign w:val="center"/>
+          </w:tcPr>
+          <w:p>
+            <w:pPr>
+              <w:pStyle w:val="Normal"/>
+              <w:jc w:val="left"/>
+              <w:pBdr>
+                <w:bottom w:val="none" w:sz="0" w:space="0" w:color="000000"/>
+                <w:top w:val="none" w:sz="0" w:space="0" w:color="000000"/>
+                <w:left w:val="none" w:sz="0" w:space="0" w:color="000000"/>
+                <w:right w:val="none" w:sz="0" w:space="0" w:color="000000"/>
+              </w:pBdr>
+              <w:spacing w:after="100" w:before="100" w:line="240"/>
+              <w:ind w:left="100" w:right="100" w:firstLine="0" w:firstLineChars="0"/>
+              <w:rPr>
+                <w:rFonts w:ascii="Helvetica" w:hAnsi="Helvetica" w:eastAsia="Helvetica" w:cs="Helvetica"/>
+                <w:i w:val="false"/>
+                <w:b w:val="false"/>
+                <w:u w:val="none"/>
+                <w:sz w:val="24"/>
+                <w:szCs w:val="24"/>
+                <w:color w:val="000000"/>
+              </w:rPr>
+            </w:pPr>
+            <w:r xmlns:w="http://schemas.openxmlformats.org/wordprocessingml/2006/main" xmlns:wp="http://schemas.openxmlformats.org/drawingml/2006/wordprocessingDrawing" xmlns:r="http://schemas.openxmlformats.org/officeDocument/2006/relationships" xmlns:w14="http://schemas.microsoft.com/office/word/2010/wordml">
+              <w:rPr>
+                <w:rFonts w:ascii="Helvetica" w:hAnsi="Helvetica" w:eastAsia="Helvetica" w:cs="Helvetica"/>
+                <w:i w:val="false"/>
+                <w:b w:val="false"/>
+                <w:u w:val="none"/>
+                <w:sz w:val="24"/>
+                <w:szCs w:val="24"/>
+                <w:color w:val="000000"/>
+              </w:rPr>
+              <w:t xml:space="preserve">7 (13.5)</w:t>
+            </w:r>
+          </w:p>
+        </w:tc>
+        <w:tc>
+          <w:tcPr>
+            <w:tcBorders>
+              <w:bottom w:val="single" w:sz="12" w:space="0" w:color="666666"/>
+              <w:top w:val="single" w:sz="6" w:space="0" w:color="666666"/>
+              <w:left w:val="none" w:sz="0" w:space="0" w:color="000000"/>
+              <w:right w:val="none" w:sz="0" w:space="0" w:color="000000"/>
+            </w:tcBorders>
+            <w:shd w:val="clear" w:color="auto" w:fill="FFFFFF"/>
+            <w:tcMar>
+              <w:top w:w="0" w:type="dxa"/>
+              <w:bottom w:w="0" w:type="dxa"/>
+              <w:left w:w="0" w:type="dxa"/>
+              <w:right w:w="0" w:type="dxa"/>
+            </w:tcMar>
+            <w:vAlign w:val="center"/>
+          </w:tcPr>
+          <w:p>
+            <w:pPr>
+              <w:pStyle w:val="Normal"/>
+              <w:jc w:val="left"/>
+              <w:pBdr>
+                <w:bottom w:val="none" w:sz="0" w:space="0" w:color="000000"/>
+                <w:top w:val="none" w:sz="0" w:space="0" w:color="000000"/>
+                <w:left w:val="none" w:sz="0" w:space="0" w:color="000000"/>
+                <w:right w:val="none" w:sz="0" w:space="0" w:color="000000"/>
+              </w:pBdr>
+              <w:spacing w:after="100" w:before="100" w:line="240"/>
+              <w:ind w:left="100" w:right="100" w:firstLine="0" w:firstLineChars="0"/>
+              <w:rPr>
+                <w:rFonts w:ascii="Helvetica" w:hAnsi="Helvetica" w:eastAsia="Helvetica" w:cs="Helvetica"/>
+                <w:i w:val="false"/>
+                <w:b w:val="false"/>
+                <w:u w:val="none"/>
+                <w:sz w:val="24"/>
+                <w:szCs w:val="24"/>
+                <w:color w:val="000000"/>
+              </w:rPr>
+            </w:pPr>
+            <w:r xmlns:w="http://schemas.openxmlformats.org/wordprocessingml/2006/main" xmlns:wp="http://schemas.openxmlformats.org/drawingml/2006/wordprocessingDrawing" xmlns:r="http://schemas.openxmlformats.org/officeDocument/2006/relationships" xmlns:w14="http://schemas.microsoft.com/office/word/2010/wordml">
+              <w:rPr>
+                <w:rFonts w:ascii="Helvetica" w:hAnsi="Helvetica" w:eastAsia="Helvetica" w:cs="Helvetica"/>
+                <w:i w:val="false"/>
+                <w:b w:val="false"/>
+                <w:u w:val="none"/>
+                <w:sz w:val="24"/>
+                <w:szCs w:val="24"/>
+                <w:color w:val="000000"/>
+              </w:rPr>
+              <w:t xml:space="preserve">1 (4.5)</w:t>
+            </w:r>
+          </w:p>
+        </w:tc>
+      </w:tr>
+    </w:tbl>
+    <w:tbl xmlns:w="http://schemas.openxmlformats.org/wordprocessingml/2006/main" xmlns:r="http://schemas.openxmlformats.org/officeDocument/2006/relationships" xmlns:w14="http://schemas.microsoft.com/office/word/2010/wordml" xmlns:wp="http://schemas.openxmlformats.org/drawingml/2006/wordprocessingDrawing" xmlns:a="http://schemas.openxmlformats.org/drawingml/2006/main" xmlns:pic="http://schemas.openxmlformats.org/drawingml/2006/picture">
+      <w:tblPr>
+        <w:tblLayout w:type="autofit"/>
+        <w:jc w:val="center"/>
+        <w:tblW w:type="pct" w:w="0"/>
+        <w:tblLook w:firstRow="1" w:lastRow="0" w:firstColumn="0" w:lastColumn="0" w:noHBand="0" w:noVBand="1"/>
+      </w:tblPr>
+      <w:tr>
+        <w:trPr>
+          <w:trHeight w:val="360" w:hRule="auto"/>
+          <w:tblHeader/>
+        </w:trPr>
+        header1
+        <w:tc>
+          <w:tcPr>
+            <w:tcBorders>
+              <w:bottom w:val="single" w:sz="12" w:space="0" w:color="666666"/>
+              <w:top w:val="single" w:sz="12" w:space="0" w:color="666666"/>
+              <w:left w:val="none" w:sz="0" w:space="0" w:color="000000"/>
+              <w:right w:val="none" w:sz="0" w:space="0" w:color="000000"/>
+            </w:tcBorders>
+            <w:shd w:val="clear" w:color="auto" w:fill="FFFFFF"/>
+            <w:tcMar>
+              <w:top w:w="0" w:type="dxa"/>
+              <w:bottom w:w="0" w:type="dxa"/>
+              <w:left w:w="0" w:type="dxa"/>
+              <w:right w:w="0" w:type="dxa"/>
+            </w:tcMar>
+            <w:vAlign w:val="center"/>
+          </w:tcPr>
+          <w:p>
+            <w:pPr>
+              <w:pStyle w:val="Normal"/>
+              <w:jc w:val="left"/>
+              <w:pBdr>
+                <w:bottom w:val="none" w:sz="0" w:space="0" w:color="000000"/>
+                <w:top w:val="none" w:sz="0" w:space="0" w:color="000000"/>
+                <w:left w:val="none" w:sz="0" w:space="0" w:color="000000"/>
+                <w:right w:val="none" w:sz="0" w:space="0" w:color="000000"/>
+              </w:pBdr>
+              <w:spacing w:after="100" w:before="100" w:line="240"/>
+              <w:ind w:left="100" w:right="100" w:firstLine="0" w:firstLineChars="0"/>
+              <w:rPr>
+                <w:rFonts w:ascii="Helvetica" w:hAnsi="Helvetica" w:eastAsia="Helvetica" w:cs="Helvetica"/>
+                <w:i w:val="false"/>
+                <w:b w:val="true"/>
+                <w:u w:val="none"/>
+                <w:sz w:val="24"/>
+                <w:szCs w:val="24"/>
+                <w:color w:val="000000"/>
+              </w:rPr>
+            </w:pPr>
+            <w:r xmlns:w="http://schemas.openxmlformats.org/wordprocessingml/2006/main" xmlns:wp="http://schemas.openxmlformats.org/drawingml/2006/wordprocessingDrawing" xmlns:r="http://schemas.openxmlformats.org/officeDocument/2006/relationships" xmlns:w14="http://schemas.microsoft.com/office/word/2010/wordml">
+              <w:rPr>
+                <w:rFonts w:ascii="Helvetica" w:hAnsi="Helvetica" w:eastAsia="Helvetica" w:cs="Helvetica"/>
+                <w:i w:val="false"/>
+                <w:b w:val="true"/>
+                <w:u w:val="none"/>
+                <w:sz w:val="24"/>
+                <w:szCs w:val="24"/>
+                <w:color w:val="000000"/>
+              </w:rPr>
+              <w:t xml:space="preserve">Variables</w:t>
+            </w:r>
+          </w:p>
+        </w:tc>
+        <w:tc>
+          <w:tcPr>
+            <w:tcBorders>
+              <w:bottom w:val="single" w:sz="12" w:space="0" w:color="666666"/>
+              <w:top w:val="single" w:sz="12" w:space="0" w:color="666666"/>
+              <w:left w:val="none" w:sz="0" w:space="0" w:color="000000"/>
+              <w:right w:val="none" w:sz="0" w:space="0" w:color="000000"/>
+            </w:tcBorders>
+            <w:shd w:val="clear" w:color="auto" w:fill="FFFFFF"/>
+            <w:tcMar>
+              <w:top w:w="0" w:type="dxa"/>
+              <w:bottom w:w="0" w:type="dxa"/>
+              <w:left w:w="0" w:type="dxa"/>
+              <w:right w:w="0" w:type="dxa"/>
+            </w:tcMar>
+            <w:vAlign w:val="center"/>
+          </w:tcPr>
+          <w:p>
+            <w:pPr>
+              <w:pStyle w:val="Normal"/>
+              <w:jc w:val="left"/>
+              <w:pBdr>
+                <w:bottom w:val="none" w:sz="0" w:space="0" w:color="000000"/>
+                <w:top w:val="none" w:sz="0" w:space="0" w:color="000000"/>
+                <w:left w:val="none" w:sz="0" w:space="0" w:color="000000"/>
+                <w:right w:val="none" w:sz="0" w:space="0" w:color="000000"/>
+              </w:pBdr>
+              <w:spacing w:after="100" w:before="100" w:line="240"/>
+              <w:ind w:left="100" w:right="100" w:firstLine="0" w:firstLineChars="0"/>
+              <w:rPr>
+                <w:rFonts w:ascii="Helvetica" w:hAnsi="Helvetica" w:eastAsia="Helvetica" w:cs="Helvetica"/>
+                <w:i w:val="false"/>
+                <w:b w:val="true"/>
+                <w:u w:val="none"/>
+                <w:sz w:val="24"/>
+                <w:szCs w:val="24"/>
+                <w:color w:val="000000"/>
+              </w:rPr>
+            </w:pPr>
+            <w:r xmlns:w="http://schemas.openxmlformats.org/wordprocessingml/2006/main" xmlns:wp="http://schemas.openxmlformats.org/drawingml/2006/wordprocessingDrawing" xmlns:r="http://schemas.openxmlformats.org/officeDocument/2006/relationships" xmlns:w14="http://schemas.microsoft.com/office/word/2010/wordml">
+              <w:rPr>
+                <w:rFonts w:ascii="Helvetica" w:hAnsi="Helvetica" w:eastAsia="Helvetica" w:cs="Helvetica"/>
+                <w:i w:val="false"/>
+                <w:b w:val="true"/>
+                <w:u w:val="none"/>
+                <w:sz w:val="24"/>
+                <w:szCs w:val="24"/>
+                <w:color w:val="000000"/>
+              </w:rPr>
+              <w:t xml:space="preserve">Domestic (N = 52)</w:t>
+            </w:r>
+          </w:p>
+        </w:tc>
+        <w:tc>
+          <w:tcPr>
+            <w:tcBorders>
+              <w:bottom w:val="single" w:sz="12" w:space="0" w:color="666666"/>
+              <w:top w:val="single" w:sz="12" w:space="0" w:color="666666"/>
+              <w:left w:val="none" w:sz="0" w:space="0" w:color="000000"/>
+              <w:right w:val="none" w:sz="0" w:space="0" w:color="000000"/>
+            </w:tcBorders>
+            <w:shd w:val="clear" w:color="auto" w:fill="FFFFFF"/>
+            <w:tcMar>
+              <w:top w:w="0" w:type="dxa"/>
+              <w:bottom w:w="0" w:type="dxa"/>
+              <w:left w:w="0" w:type="dxa"/>
+              <w:right w:w="0" w:type="dxa"/>
+            </w:tcMar>
+            <w:vAlign w:val="center"/>
+          </w:tcPr>
+          <w:p>
+            <w:pPr>
+              <w:pStyle w:val="Normal"/>
+              <w:jc w:val="left"/>
+              <w:pBdr>
+                <w:bottom w:val="none" w:sz="0" w:space="0" w:color="000000"/>
+                <w:top w:val="none" w:sz="0" w:space="0" w:color="000000"/>
+                <w:left w:val="none" w:sz="0" w:space="0" w:color="000000"/>
+                <w:right w:val="none" w:sz="0" w:space="0" w:color="000000"/>
+              </w:pBdr>
+              <w:spacing w:after="100" w:before="100" w:line="240"/>
+              <w:ind w:left="100" w:right="100" w:firstLine="0" w:firstLineChars="0"/>
+              <w:rPr>
+                <w:rFonts w:ascii="Helvetica" w:hAnsi="Helvetica" w:eastAsia="Helvetica" w:cs="Helvetica"/>
+                <w:i w:val="false"/>
+                <w:b w:val="true"/>
+                <w:u w:val="none"/>
+                <w:sz w:val="24"/>
+                <w:szCs w:val="24"/>
+                <w:color w:val="000000"/>
+              </w:rPr>
+            </w:pPr>
+            <w:r xmlns:w="http://schemas.openxmlformats.org/wordprocessingml/2006/main" xmlns:wp="http://schemas.openxmlformats.org/drawingml/2006/wordprocessingDrawing" xmlns:r="http://schemas.openxmlformats.org/officeDocument/2006/relationships" xmlns:w14="http://schemas.microsoft.com/office/word/2010/wordml">
+              <w:rPr>
+                <w:rFonts w:ascii="Helvetica" w:hAnsi="Helvetica" w:eastAsia="Helvetica" w:cs="Helvetica"/>
+                <w:i w:val="false"/>
+                <w:b w:val="true"/>
+                <w:u w:val="none"/>
+                <w:sz w:val="24"/>
+                <w:szCs w:val="24"/>
+                <w:color w:val="000000"/>
+              </w:rPr>
+              <w:t xml:space="preserve">Foreign (N = 22)</w:t>
+            </w:r>
+          </w:p>
+        </w:tc>
+      </w:tr>
+      <w:tr>
+        <w:trPr>
+          <w:trHeight w:val="360" w:hRule="auto"/>
+        </w:trPr>
+        body1
+        <w:tc>
+          <w:tcPr>
+            <w:tcBorders>
+              <w:bottom w:val="single" w:sz="6" w:space="0" w:color="666666"/>
+              <w:top w:val="single" w:sz="12" w:space="0" w:color="666666"/>
+              <w:left w:val="none" w:sz="0" w:space="0" w:color="000000"/>
+              <w:right w:val="none" w:sz="0" w:space="0" w:color="000000"/>
+            </w:tcBorders>
+            <w:shd w:val="clear" w:color="auto" w:fill="FFFFFF"/>
+            <w:tcMar>
+              <w:top w:w="0" w:type="dxa"/>
+              <w:bottom w:w="0" w:type="dxa"/>
+              <w:left w:w="0" w:type="dxa"/>
+              <w:right w:w="0" w:type="dxa"/>
+            </w:tcMar>
+            <w:vAlign w:val="center"/>
+          </w:tcPr>
+          <w:p>
+            <w:pPr>
+              <w:pStyle w:val="Normal"/>
+              <w:jc w:val="left"/>
+              <w:pBdr>
+                <w:bottom w:val="none" w:sz="0" w:space="0" w:color="000000"/>
+                <w:top w:val="none" w:sz="0" w:space="0" w:color="000000"/>
+                <w:left w:val="none" w:sz="0" w:space="0" w:color="000000"/>
+                <w:right w:val="none" w:sz="0" w:space="0" w:color="000000"/>
+              </w:pBdr>
+              <w:spacing w:after="100" w:before="100" w:line="240"/>
+              <w:ind w:left="100" w:right="100" w:firstLine="0" w:firstLineChars="0"/>
+              <w:rPr>
+                <w:rFonts w:ascii="Helvetica" w:hAnsi="Helvetica" w:eastAsia="Helvetica" w:cs="Helvetica"/>
+                <w:i w:val="true"/>
+                <w:b w:val="false"/>
+                <w:u w:val="none"/>
+                <w:sz w:val="24"/>
+                <w:szCs w:val="24"/>
+                <w:color w:val="000000"/>
+              </w:rPr>
+            </w:pPr>
+            <w:r xmlns:w="http://schemas.openxmlformats.org/wordprocessingml/2006/main" xmlns:wp="http://schemas.openxmlformats.org/drawingml/2006/wordprocessingDrawing" xmlns:r="http://schemas.openxmlformats.org/officeDocument/2006/relationships" xmlns:w14="http://schemas.microsoft.com/office/word/2010/wordml">
+              <w:rPr>
+                <w:rFonts w:ascii="Helvetica" w:hAnsi="Helvetica" w:eastAsia="Helvetica" w:cs="Helvetica"/>
+                <w:i w:val="true"/>
+                <w:b w:val="false"/>
+                <w:u w:val="none"/>
+                <w:sz w:val="24"/>
+                <w:szCs w:val="24"/>
+                <w:color w:val="000000"/>
+              </w:rPr>
+              <w:t xml:space="preserve">High Prices</w:t>
+            </w:r>
+          </w:p>
+        </w:tc>
+        <w:tc>
+          <w:tcPr>
+            <w:tcBorders>
+              <w:bottom w:val="single" w:sz="6" w:space="0" w:color="666666"/>
+              <w:top w:val="single" w:sz="12" w:space="0" w:color="666666"/>
+              <w:left w:val="none" w:sz="0" w:space="0" w:color="000000"/>
+              <w:right w:val="none" w:sz="0" w:space="0" w:color="000000"/>
+            </w:tcBorders>
+            <w:shd w:val="clear" w:color="auto" w:fill="FFFFFF"/>
+            <w:tcMar>
+              <w:top w:w="0" w:type="dxa"/>
+              <w:bottom w:w="0" w:type="dxa"/>
+              <w:left w:w="0" w:type="dxa"/>
+              <w:right w:w="0" w:type="dxa"/>
+            </w:tcMar>
+            <w:vAlign w:val="center"/>
+          </w:tcPr>
+          <w:p>
+            <w:pPr>
+              <w:pStyle w:val="Normal"/>
+              <w:jc w:val="left"/>
+              <w:pBdr>
+                <w:bottom w:val="none" w:sz="0" w:space="0" w:color="000000"/>
+                <w:top w:val="none" w:sz="0" w:space="0" w:color="000000"/>
+                <w:left w:val="none" w:sz="0" w:space="0" w:color="000000"/>
+                <w:right w:val="none" w:sz="0" w:space="0" w:color="000000"/>
+              </w:pBdr>
+              <w:spacing w:after="100" w:before="100" w:line="240"/>
+              <w:ind w:left="100" w:right="100" w:firstLine="0" w:firstLineChars="0"/>
+              <w:rPr>
+                <w:rFonts w:ascii="Helvetica" w:hAnsi="Helvetica" w:eastAsia="Helvetica" w:cs="Helvetica"/>
+                <w:i w:val="true"/>
+                <w:b w:val="false"/>
+                <w:u w:val="none"/>
+                <w:sz w:val="24"/>
+                <w:szCs w:val="24"/>
+                <w:color w:val="000000"/>
+              </w:rPr>
+            </w:pPr>
+            <w:r xmlns:w="http://schemas.openxmlformats.org/wordprocessingml/2006/main" xmlns:wp="http://schemas.openxmlformats.org/drawingml/2006/wordprocessingDrawing" xmlns:r="http://schemas.openxmlformats.org/officeDocument/2006/relationships" xmlns:w14="http://schemas.microsoft.com/office/word/2010/wordml">
+              <w:rPr>
+                <w:rFonts w:ascii="Helvetica" w:hAnsi="Helvetica" w:eastAsia="Helvetica" w:cs="Helvetica"/>
+                <w:i w:val="true"/>
+                <w:b w:val="false"/>
+                <w:u w:val="none"/>
+                <w:sz w:val="24"/>
+                <w:szCs w:val="24"/>
+                <w:color w:val="000000"/>
+              </w:rPr>
+              <w:t xml:space="preserve">8 (15.4)</w:t>
+            </w:r>
+          </w:p>
+        </w:tc>
+        <w:tc>
+          <w:tcPr>
+            <w:tcBorders>
+              <w:bottom w:val="single" w:sz="6" w:space="0" w:color="666666"/>
+              <w:top w:val="single" w:sz="12" w:space="0" w:color="666666"/>
+              <w:left w:val="none" w:sz="0" w:space="0" w:color="000000"/>
+              <w:right w:val="none" w:sz="0" w:space="0" w:color="000000"/>
+            </w:tcBorders>
+            <w:shd w:val="clear" w:color="auto" w:fill="FFFFFF"/>
+            <w:tcMar>
+              <w:top w:w="0" w:type="dxa"/>
+              <w:bottom w:w="0" w:type="dxa"/>
+              <w:left w:w="0" w:type="dxa"/>
+              <w:right w:w="0" w:type="dxa"/>
+            </w:tcMar>
+            <w:vAlign w:val="center"/>
+          </w:tcPr>
+          <w:p>
+            <w:pPr>
+              <w:pStyle w:val="Normal"/>
+              <w:jc w:val="left"/>
+              <w:pBdr>
+                <w:bottom w:val="none" w:sz="0" w:space="0" w:color="000000"/>
+                <w:top w:val="none" w:sz="0" w:space="0" w:color="000000"/>
+                <w:left w:val="none" w:sz="0" w:space="0" w:color="000000"/>
+                <w:right w:val="none" w:sz="0" w:space="0" w:color="000000"/>
+              </w:pBdr>
+              <w:spacing w:after="100" w:before="100" w:line="240"/>
+              <w:ind w:left="100" w:right="100" w:firstLine="0" w:firstLineChars="0"/>
+              <w:rPr>
+                <w:rFonts w:ascii="Helvetica" w:hAnsi="Helvetica" w:eastAsia="Helvetica" w:cs="Helvetica"/>
+                <w:i w:val="true"/>
+                <w:b w:val="false"/>
+                <w:u w:val="none"/>
+                <w:sz w:val="24"/>
+                <w:szCs w:val="24"/>
+                <w:color w:val="000000"/>
+              </w:rPr>
+            </w:pPr>
+            <w:r xmlns:w="http://schemas.openxmlformats.org/wordprocessingml/2006/main" xmlns:wp="http://schemas.openxmlformats.org/drawingml/2006/wordprocessingDrawing" xmlns:r="http://schemas.openxmlformats.org/officeDocument/2006/relationships" xmlns:w14="http://schemas.microsoft.com/office/word/2010/wordml">
+              <w:rPr>
+                <w:rFonts w:ascii="Helvetica" w:hAnsi="Helvetica" w:eastAsia="Helvetica" w:cs="Helvetica"/>
+                <w:i w:val="true"/>
+                <w:b w:val="false"/>
+                <w:u w:val="none"/>
+                <w:sz w:val="24"/>
+                <w:szCs w:val="24"/>
+                <w:color w:val="000000"/>
+              </w:rPr>
+              <w:t xml:space="preserve">2 (9.1)</w:t>
+            </w:r>
+          </w:p>
+        </w:tc>
+      </w:tr>
+      <w:tr>
+        <w:trPr>
+          <w:trHeight w:val="360" w:hRule="auto"/>
+        </w:trPr>
+        body2
+        <w:tc>
+          <w:tcPr>
+            <w:tcBorders>
+              <w:bottom w:val="single" w:sz="6" w:space="0" w:color="666666"/>
+              <w:top w:val="single" w:sz="6" w:space="0" w:color="666666"/>
+              <w:left w:val="none" w:sz="0" w:space="0" w:color="000000"/>
+              <w:right w:val="none" w:sz="0" w:space="0" w:color="000000"/>
+            </w:tcBorders>
+            <w:shd w:val="clear" w:color="auto" w:fill="FFFFFF"/>
+            <w:tcMar>
+              <w:top w:w="0" w:type="dxa"/>
+              <w:bottom w:w="0" w:type="dxa"/>
+              <w:left w:w="0" w:type="dxa"/>
+              <w:right w:w="0" w:type="dxa"/>
+            </w:tcMar>
+            <w:vAlign w:val="center"/>
+          </w:tcPr>
+          <w:p>
+            <w:pPr>
+              <w:pStyle w:val="Normal"/>
+              <w:jc w:val="left"/>
+              <w:pBdr>
+                <w:bottom w:val="none" w:sz="0" w:space="0" w:color="000000"/>
+                <w:top w:val="none" w:sz="0" w:space="0" w:color="000000"/>
+                <w:left w:val="none" w:sz="0" w:space="0" w:color="000000"/>
+                <w:right w:val="none" w:sz="0" w:space="0" w:color="000000"/>
+              </w:pBdr>
+              <w:spacing w:after="100" w:before="100" w:line="240"/>
+              <w:ind w:left="100" w:right="100" w:firstLine="0" w:firstLineChars="0"/>
+              <w:rPr>
+                <w:rFonts w:ascii="Helvetica" w:hAnsi="Helvetica" w:eastAsia="Helvetica" w:cs="Helvetica"/>
+                <w:i w:val="false"/>
+                <w:b w:val="false"/>
+                <w:u w:val="none"/>
+                <w:sz w:val="24"/>
+                <w:szCs w:val="24"/>
+                <w:color w:val="000000"/>
+              </w:rPr>
+            </w:pPr>
+            <w:r xmlns:w="http://schemas.openxmlformats.org/wordprocessingml/2006/main" xmlns:wp="http://schemas.openxmlformats.org/drawingml/2006/wordprocessingDrawing" xmlns:r="http://schemas.openxmlformats.org/officeDocument/2006/relationships" xmlns:w14="http://schemas.microsoft.com/office/word/2010/wordml">
+              <w:rPr>
+                <w:rFonts w:ascii="Helvetica" w:hAnsi="Helvetica" w:eastAsia="Helvetica" w:cs="Helvetica"/>
+                <w:i w:val="false"/>
+                <w:b w:val="false"/>
+                <w:u w:val="none"/>
+                <w:sz w:val="24"/>
+                <w:szCs w:val="24"/>
+                <w:color w:val="000000"/>
+              </w:rPr>
+              <w:t xml:space="preserve">Low mpg</w:t>
+            </w:r>
+          </w:p>
+        </w:tc>
+        <w:tc>
+          <w:tcPr>
+            <w:tcBorders>
+              <w:bottom w:val="single" w:sz="6" w:space="0" w:color="666666"/>
+              <w:top w:val="single" w:sz="6" w:space="0" w:color="666666"/>
+              <w:left w:val="none" w:sz="0" w:space="0" w:color="000000"/>
+              <w:right w:val="none" w:sz="0" w:space="0" w:color="000000"/>
+            </w:tcBorders>
+            <w:shd w:val="clear" w:color="auto" w:fill="FFFFFF"/>
+            <w:tcMar>
+              <w:top w:w="0" w:type="dxa"/>
+              <w:bottom w:w="0" w:type="dxa"/>
+              <w:left w:w="0" w:type="dxa"/>
+              <w:right w:w="0" w:type="dxa"/>
+            </w:tcMar>
+            <w:vAlign w:val="center"/>
+          </w:tcPr>
+          <w:p>
+            <w:pPr>
+              <w:pStyle w:val="Normal"/>
+              <w:jc w:val="left"/>
+              <w:pBdr>
+                <w:bottom w:val="none" w:sz="0" w:space="0" w:color="000000"/>
+                <w:top w:val="none" w:sz="0" w:space="0" w:color="000000"/>
+                <w:left w:val="none" w:sz="0" w:space="0" w:color="000000"/>
+                <w:right w:val="none" w:sz="0" w:space="0" w:color="000000"/>
+              </w:pBdr>
+              <w:spacing w:after="100" w:before="100" w:line="240"/>
+              <w:ind w:left="100" w:right="100" w:firstLine="0" w:firstLineChars="0"/>
+              <w:rPr>
+                <w:rFonts w:ascii="Helvetica" w:hAnsi="Helvetica" w:eastAsia="Helvetica" w:cs="Helvetica"/>
+                <w:i w:val="false"/>
+                <w:b w:val="false"/>
+                <w:u w:val="none"/>
+                <w:sz w:val="24"/>
+                <w:szCs w:val="24"/>
+                <w:color w:val="000000"/>
+              </w:rPr>
+            </w:pPr>
+            <w:r xmlns:w="http://schemas.openxmlformats.org/wordprocessingml/2006/main" xmlns:wp="http://schemas.openxmlformats.org/drawingml/2006/wordprocessingDrawing" xmlns:r="http://schemas.openxmlformats.org/officeDocument/2006/relationships" xmlns:w14="http://schemas.microsoft.com/office/word/2010/wordml">
+              <w:rPr>
+                <w:rFonts w:ascii="Helvetica" w:hAnsi="Helvetica" w:eastAsia="Helvetica" w:cs="Helvetica"/>
+                <w:i w:val="false"/>
+                <w:b w:val="false"/>
+                <w:u w:val="none"/>
+                <w:sz w:val="24"/>
+                <w:szCs w:val="24"/>
+                <w:color w:val="000000"/>
+              </w:rPr>
+              <w:t xml:space="preserve">7 (13.5)</w:t>
+            </w:r>
+          </w:p>
+        </w:tc>
+        <w:tc>
+          <w:tcPr>
+            <w:tcBorders>
+              <w:bottom w:val="single" w:sz="6" w:space="0" w:color="666666"/>
+              <w:top w:val="single" w:sz="6" w:space="0" w:color="666666"/>
+              <w:left w:val="none" w:sz="0" w:space="0" w:color="000000"/>
+              <w:right w:val="none" w:sz="0" w:space="0" w:color="000000"/>
+            </w:tcBorders>
+            <w:shd w:val="clear" w:color="auto" w:fill="FFFFFF"/>
+            <w:tcMar>
+              <w:top w:w="0" w:type="dxa"/>
+              <w:bottom w:w="0" w:type="dxa"/>
+              <w:left w:w="0" w:type="dxa"/>
+              <w:right w:w="0" w:type="dxa"/>
+            </w:tcMar>
+            <w:vAlign w:val="center"/>
+          </w:tcPr>
+          <w:p>
+            <w:pPr>
+              <w:pStyle w:val="Normal"/>
+              <w:jc w:val="left"/>
+              <w:pBdr>
+                <w:bottom w:val="none" w:sz="0" w:space="0" w:color="000000"/>
+                <w:top w:val="none" w:sz="0" w:space="0" w:color="000000"/>
+                <w:left w:val="none" w:sz="0" w:space="0" w:color="000000"/>
+                <w:right w:val="none" w:sz="0" w:space="0" w:color="000000"/>
+              </w:pBdr>
+              <w:spacing w:after="100" w:before="100" w:line="240"/>
+              <w:ind w:left="100" w:right="100" w:firstLine="0" w:firstLineChars="0"/>
+              <w:rPr>
+                <w:rFonts w:ascii="Helvetica" w:hAnsi="Helvetica" w:eastAsia="Helvetica" w:cs="Helvetica"/>
+                <w:i w:val="false"/>
+                <w:b w:val="false"/>
+                <w:u w:val="none"/>
+                <w:sz w:val="24"/>
+                <w:szCs w:val="24"/>
+                <w:color w:val="000000"/>
+              </w:rPr>
+            </w:pPr>
+            <w:r xmlns:w="http://schemas.openxmlformats.org/wordprocessingml/2006/main" xmlns:wp="http://schemas.openxmlformats.org/drawingml/2006/wordprocessingDrawing" xmlns:r="http://schemas.openxmlformats.org/officeDocument/2006/relationships" xmlns:w14="http://schemas.microsoft.com/office/word/2010/wordml">
+              <w:rPr>
+                <w:rFonts w:ascii="Helvetica" w:hAnsi="Helvetica" w:eastAsia="Helvetica" w:cs="Helvetica"/>
+                <w:i w:val="false"/>
+                <w:b w:val="false"/>
+                <w:u w:val="none"/>
+                <w:sz w:val="24"/>
+                <w:szCs w:val="24"/>
+                <w:color w:val="000000"/>
+              </w:rPr>
+              <w:t xml:space="preserve">1 (4.5)</w:t>
+            </w:r>
+          </w:p>
+        </w:tc>
+      </w:tr>
+      <w:tr>
+        <w:trPr>
+          <w:trHeight w:val="360" w:hRule="auto"/>
+        </w:trPr>
+        body3
+        <w:tc>
+          <w:tcPr>
+            <w:tcBorders>
+              <w:bottom w:val="single" w:sz="6" w:space="0" w:color="666666"/>
+              <w:top w:val="single" w:sz="6" w:space="0" w:color="666666"/>
+              <w:left w:val="none" w:sz="0" w:space="0" w:color="000000"/>
+              <w:right w:val="none" w:sz="0" w:space="0" w:color="000000"/>
+            </w:tcBorders>
+            <w:shd w:val="clear" w:color="auto" w:fill="FFFFFF"/>
+            <w:tcMar>
+              <w:top w:w="0" w:type="dxa"/>
+              <w:bottom w:w="0" w:type="dxa"/>
+              <w:left w:w="0" w:type="dxa"/>
+              <w:right w:w="0" w:type="dxa"/>
+            </w:tcMar>
+            <w:vAlign w:val="center"/>
+          </w:tcPr>
+          <w:p>
+            <w:pPr>
+              <w:pStyle w:val="Normal"/>
+              <w:jc w:val="left"/>
+              <w:pBdr>
+                <w:bottom w:val="none" w:sz="0" w:space="0" w:color="000000"/>
+                <w:top w:val="none" w:sz="0" w:space="0" w:color="000000"/>
+                <w:left w:val="none" w:sz="0" w:space="0" w:color="000000"/>
+                <w:right w:val="none" w:sz="0" w:space="0" w:color="000000"/>
+              </w:pBdr>
+              <w:spacing w:after="100" w:before="100" w:line="240"/>
+              <w:ind w:left="100" w:right="100" w:firstLine="0" w:firstLineChars="0"/>
+              <w:rPr>
+                <w:rFonts w:ascii="Helvetica" w:hAnsi="Helvetica" w:eastAsia="Helvetica" w:cs="Helvetica"/>
+                <w:i w:val="false"/>
+                <w:b w:val="false"/>
+                <w:u w:val="none"/>
+                <w:sz w:val="24"/>
+                <w:szCs w:val="24"/>
+                <w:color w:val="000000"/>
+              </w:rPr>
+            </w:pPr>
+            <w:r xmlns:w="http://schemas.openxmlformats.org/wordprocessingml/2006/main" xmlns:wp="http://schemas.openxmlformats.org/drawingml/2006/wordprocessingDrawing" xmlns:r="http://schemas.openxmlformats.org/officeDocument/2006/relationships" xmlns:w14="http://schemas.microsoft.com/office/word/2010/wordml">
+              <w:rPr>
+                <w:rFonts w:ascii="Helvetica" w:hAnsi="Helvetica" w:eastAsia="Helvetica" w:cs="Helvetica"/>
+                <w:i w:val="false"/>
+                <w:b w:val="false"/>
+                <w:u w:val="none"/>
+                <w:sz w:val="24"/>
+                <w:szCs w:val="24"/>
+                <w:color w:val="000000"/>
+              </w:rPr>
+              <w:t xml:space="preserve">Domestique</w:t>
+            </w:r>
+          </w:p>
+        </w:tc>
+        <w:tc>
+          <w:tcPr>
+            <w:tcBorders>
+              <w:bottom w:val="single" w:sz="6" w:space="0" w:color="666666"/>
+              <w:top w:val="single" w:sz="6" w:space="0" w:color="666666"/>
+              <w:left w:val="none" w:sz="0" w:space="0" w:color="000000"/>
+              <w:right w:val="none" w:sz="0" w:space="0" w:color="000000"/>
+            </w:tcBorders>
+            <w:shd w:val="clear" w:color="auto" w:fill="FFFFFF"/>
+            <w:tcMar>
+              <w:top w:w="0" w:type="dxa"/>
+              <w:bottom w:w="0" w:type="dxa"/>
+              <w:left w:w="0" w:type="dxa"/>
+              <w:right w:w="0" w:type="dxa"/>
+            </w:tcMar>
+            <w:vAlign w:val="center"/>
+          </w:tcPr>
+          <w:p>
+            <w:pPr>
+              <w:pStyle w:val="Normal"/>
+              <w:jc w:val="left"/>
+              <w:pBdr>
+                <w:bottom w:val="none" w:sz="0" w:space="0" w:color="000000"/>
+                <w:top w:val="none" w:sz="0" w:space="0" w:color="000000"/>
+                <w:left w:val="none" w:sz="0" w:space="0" w:color="000000"/>
+                <w:right w:val="none" w:sz="0" w:space="0" w:color="000000"/>
+              </w:pBdr>
+              <w:spacing w:after="100" w:before="100" w:line="240"/>
+              <w:ind w:left="100" w:right="100" w:firstLine="0" w:firstLineChars="0"/>
+              <w:rPr>
+                <w:rFonts w:ascii="Helvetica" w:hAnsi="Helvetica" w:eastAsia="Helvetica" w:cs="Helvetica"/>
+                <w:i w:val="false"/>
+                <w:b w:val="false"/>
+                <w:u w:val="none"/>
+                <w:sz w:val="24"/>
+                <w:szCs w:val="24"/>
+                <w:color w:val="000000"/>
+              </w:rPr>
+            </w:pPr>
+            <w:r xmlns:w="http://schemas.openxmlformats.org/wordprocessingml/2006/main" xmlns:wp="http://schemas.openxmlformats.org/drawingml/2006/wordprocessingDrawing" xmlns:r="http://schemas.openxmlformats.org/officeDocument/2006/relationships" xmlns:w14="http://schemas.microsoft.com/office/word/2010/wordml">
+              <w:rPr>
+                <w:rFonts w:ascii="Helvetica" w:hAnsi="Helvetica" w:eastAsia="Helvetica" w:cs="Helvetica"/>
+                <w:i w:val="false"/>
+                <w:b w:val="false"/>
+                <w:u w:val="none"/>
+                <w:sz w:val="24"/>
+                <w:szCs w:val="24"/>
+                <w:color w:val="000000"/>
+              </w:rPr>
+              <w:t xml:space="preserve">52 (100.0)</w:t>
+            </w:r>
+          </w:p>
+        </w:tc>
+        <w:tc>
+          <w:tcPr>
+            <w:tcBorders>
+              <w:bottom w:val="single" w:sz="6" w:space="0" w:color="666666"/>
+              <w:top w:val="single" w:sz="6" w:space="0" w:color="666666"/>
+              <w:left w:val="none" w:sz="0" w:space="0" w:color="000000"/>
+              <w:right w:val="none" w:sz="0" w:space="0" w:color="000000"/>
+            </w:tcBorders>
+            <w:shd w:val="clear" w:color="auto" w:fill="FFFFFF"/>
+            <w:tcMar>
+              <w:top w:w="0" w:type="dxa"/>
+              <w:bottom w:w="0" w:type="dxa"/>
+              <w:left w:w="0" w:type="dxa"/>
+              <w:right w:w="0" w:type="dxa"/>
+            </w:tcMar>
+            <w:vAlign w:val="center"/>
+          </w:tcPr>
+          <w:p>
+            <w:pPr>
+              <w:pStyle w:val="Normal"/>
+              <w:jc w:val="left"/>
+              <w:pBdr>
+                <w:bottom w:val="none" w:sz="0" w:space="0" w:color="000000"/>
+                <w:top w:val="none" w:sz="0" w:space="0" w:color="000000"/>
+                <w:left w:val="none" w:sz="0" w:space="0" w:color="000000"/>
+                <w:right w:val="none" w:sz="0" w:space="0" w:color="000000"/>
+              </w:pBdr>
+              <w:spacing w:after="100" w:before="100" w:line="240"/>
+              <w:ind w:left="100" w:right="100" w:firstLine="0" w:firstLineChars="0"/>
+              <w:rPr>
+                <w:rFonts w:ascii="Helvetica" w:hAnsi="Helvetica" w:eastAsia="Helvetica" w:cs="Helvetica"/>
+                <w:i w:val="false"/>
+                <w:b w:val="false"/>
+                <w:u w:val="none"/>
+                <w:sz w:val="24"/>
+                <w:szCs w:val="24"/>
+                <w:color w:val="000000"/>
+              </w:rPr>
+            </w:pPr>
+            <w:r xmlns:w="http://schemas.openxmlformats.org/wordprocessingml/2006/main" xmlns:wp="http://schemas.openxmlformats.org/drawingml/2006/wordprocessingDrawing" xmlns:r="http://schemas.openxmlformats.org/officeDocument/2006/relationships" xmlns:w14="http://schemas.microsoft.com/office/word/2010/wordml">
+              <w:rPr>
+                <w:rFonts w:ascii="Helvetica" w:hAnsi="Helvetica" w:eastAsia="Helvetica" w:cs="Helvetica"/>
+                <w:i w:val="false"/>
+                <w:b w:val="false"/>
+                <w:u w:val="none"/>
+                <w:sz w:val="24"/>
+                <w:szCs w:val="24"/>
+                <w:color w:val="000000"/>
+              </w:rPr>
+              <w:t xml:space="preserve">0 (0.0)</w:t>
+            </w:r>
+          </w:p>
+        </w:tc>
+      </w:tr>
+      <w:tr>
+        <w:trPr>
+          <w:trHeight w:val="360" w:hRule="auto"/>
+        </w:trPr>
+        body4
+        <w:tc>
+          <w:tcPr>
+            <w:tcBorders>
+              <w:bottom w:val="single" w:sz="6" w:space="0" w:color="666666"/>
+              <w:top w:val="single" w:sz="6" w:space="0" w:color="666666"/>
+              <w:left w:val="none" w:sz="0" w:space="0" w:color="000000"/>
+              <w:right w:val="none" w:sz="0" w:space="0" w:color="000000"/>
+            </w:tcBorders>
+            <w:shd w:val="clear" w:color="auto" w:fill="FFFFFF"/>
+            <w:tcMar>
+              <w:top w:w="0" w:type="dxa"/>
+              <w:bottom w:w="0" w:type="dxa"/>
+              <w:left w:w="0" w:type="dxa"/>
+              <w:right w:w="0" w:type="dxa"/>
+            </w:tcMar>
+            <w:vAlign w:val="center"/>
+          </w:tcPr>
+          <w:p>
+            <w:pPr>
+              <w:pStyle w:val="Normal"/>
+              <w:jc w:val="left"/>
+              <w:pBdr>
+                <w:bottom w:val="none" w:sz="0" w:space="0" w:color="000000"/>
+                <w:top w:val="none" w:sz="0" w:space="0" w:color="000000"/>
+                <w:left w:val="none" w:sz="0" w:space="0" w:color="000000"/>
+                <w:right w:val="none" w:sz="0" w:space="0" w:color="000000"/>
+              </w:pBdr>
+              <w:spacing w:after="100" w:before="100" w:line="240"/>
+              <w:ind w:left="100" w:right="100" w:firstLine="0" w:firstLineChars="0"/>
+              <w:rPr>
+                <w:rFonts w:ascii="Helvetica" w:hAnsi="Helvetica" w:eastAsia="Helvetica" w:cs="Helvetica"/>
+                <w:i w:val="false"/>
+                <w:b w:val="false"/>
+                <w:u w:val="none"/>
+                <w:sz w:val="24"/>
+                <w:szCs w:val="24"/>
+                <w:color w:val="000000"/>
+              </w:rPr>
+            </w:pPr>
+            <w:r xmlns:w="http://schemas.openxmlformats.org/wordprocessingml/2006/main" xmlns:wp="http://schemas.openxmlformats.org/drawingml/2006/wordprocessingDrawing" xmlns:r="http://schemas.openxmlformats.org/officeDocument/2006/relationships" xmlns:w14="http://schemas.microsoft.com/office/word/2010/wordml">
+              <w:rPr>
+                <w:rFonts w:ascii="Helvetica" w:hAnsi="Helvetica" w:eastAsia="Helvetica" w:cs="Helvetica"/>
+                <w:i w:val="false"/>
+                <w:b w:val="false"/>
+                <w:u w:val="none"/>
+                <w:sz w:val="24"/>
+                <w:szCs w:val="24"/>
+                <w:color w:val="000000"/>
+              </w:rPr>
+              <w:t xml:space="preserve">Etrangere</w:t>
+            </w:r>
+          </w:p>
+        </w:tc>
+        <w:tc>
+          <w:tcPr>
+            <w:tcBorders>
+              <w:bottom w:val="single" w:sz="6" w:space="0" w:color="666666"/>
+              <w:top w:val="single" w:sz="6" w:space="0" w:color="666666"/>
+              <w:left w:val="none" w:sz="0" w:space="0" w:color="000000"/>
+              <w:right w:val="none" w:sz="0" w:space="0" w:color="000000"/>
+            </w:tcBorders>
+            <w:shd w:val="clear" w:color="auto" w:fill="FFFFFF"/>
+            <w:tcMar>
+              <w:top w:w="0" w:type="dxa"/>
+              <w:bottom w:w="0" w:type="dxa"/>
+              <w:left w:w="0" w:type="dxa"/>
+              <w:right w:w="0" w:type="dxa"/>
+            </w:tcMar>
+            <w:vAlign w:val="center"/>
+          </w:tcPr>
+          <w:p>
+            <w:pPr>
+              <w:pStyle w:val="Normal"/>
+              <w:jc w:val="left"/>
+              <w:pBdr>
+                <w:bottom w:val="none" w:sz="0" w:space="0" w:color="000000"/>
+                <w:top w:val="none" w:sz="0" w:space="0" w:color="000000"/>
+                <w:left w:val="none" w:sz="0" w:space="0" w:color="000000"/>
+                <w:right w:val="none" w:sz="0" w:space="0" w:color="000000"/>
+              </w:pBdr>
+              <w:spacing w:after="100" w:before="100" w:line="240"/>
+              <w:ind w:left="100" w:right="100" w:firstLine="0" w:firstLineChars="0"/>
+              <w:rPr>
+                <w:rFonts w:ascii="Helvetica" w:hAnsi="Helvetica" w:eastAsia="Helvetica" w:cs="Helvetica"/>
+                <w:i w:val="false"/>
+                <w:b w:val="false"/>
+                <w:u w:val="none"/>
+                <w:sz w:val="24"/>
+                <w:szCs w:val="24"/>
+                <w:color w:val="000000"/>
+              </w:rPr>
+            </w:pPr>
+            <w:r xmlns:w="http://schemas.openxmlformats.org/wordprocessingml/2006/main" xmlns:wp="http://schemas.openxmlformats.org/drawingml/2006/wordprocessingDrawing" xmlns:r="http://schemas.openxmlformats.org/officeDocument/2006/relationships" xmlns:w14="http://schemas.microsoft.com/office/word/2010/wordml">
+              <w:rPr>
+                <w:rFonts w:ascii="Helvetica" w:hAnsi="Helvetica" w:eastAsia="Helvetica" w:cs="Helvetica"/>
+                <w:i w:val="false"/>
+                <w:b w:val="false"/>
+                <w:u w:val="none"/>
+                <w:sz w:val="24"/>
+                <w:szCs w:val="24"/>
+                <w:color w:val="000000"/>
+              </w:rPr>
+              <w:t xml:space="preserve">0 (0.0)</w:t>
+            </w:r>
+          </w:p>
+        </w:tc>
+        <w:tc>
+          <w:tcPr>
+            <w:tcBorders>
+              <w:bottom w:val="single" w:sz="6" w:space="0" w:color="666666"/>
+              <w:top w:val="single" w:sz="6" w:space="0" w:color="666666"/>
+              <w:left w:val="none" w:sz="0" w:space="0" w:color="000000"/>
+              <w:right w:val="none" w:sz="0" w:space="0" w:color="000000"/>
+            </w:tcBorders>
+            <w:shd w:val="clear" w:color="auto" w:fill="FFFFFF"/>
+            <w:tcMar>
+              <w:top w:w="0" w:type="dxa"/>
+              <w:bottom w:w="0" w:type="dxa"/>
+              <w:left w:w="0" w:type="dxa"/>
+              <w:right w:w="0" w:type="dxa"/>
+            </w:tcMar>
+            <w:vAlign w:val="center"/>
+          </w:tcPr>
+          <w:p>
+            <w:pPr>
+              <w:pStyle w:val="Normal"/>
+              <w:jc w:val="left"/>
+              <w:pBdr>
+                <w:bottom w:val="none" w:sz="0" w:space="0" w:color="000000"/>
+                <w:top w:val="none" w:sz="0" w:space="0" w:color="000000"/>
+                <w:left w:val="none" w:sz="0" w:space="0" w:color="000000"/>
+                <w:right w:val="none" w:sz="0" w:space="0" w:color="000000"/>
+              </w:pBdr>
+              <w:spacing w:after="100" w:before="100" w:line="240"/>
+              <w:ind w:left="100" w:right="100" w:firstLine="0" w:firstLineChars="0"/>
+              <w:rPr>
+                <w:rFonts w:ascii="Helvetica" w:hAnsi="Helvetica" w:eastAsia="Helvetica" w:cs="Helvetica"/>
+                <w:i w:val="false"/>
+                <w:b w:val="false"/>
+                <w:u w:val="none"/>
+                <w:sz w:val="24"/>
+                <w:szCs w:val="24"/>
+                <w:color w:val="000000"/>
+              </w:rPr>
+            </w:pPr>
+            <w:r xmlns:w="http://schemas.openxmlformats.org/wordprocessingml/2006/main" xmlns:wp="http://schemas.openxmlformats.org/drawingml/2006/wordprocessingDrawing" xmlns:r="http://schemas.openxmlformats.org/officeDocument/2006/relationships" xmlns:w14="http://schemas.microsoft.com/office/word/2010/wordml">
+              <w:rPr>
+                <w:rFonts w:ascii="Helvetica" w:hAnsi="Helvetica" w:eastAsia="Helvetica" w:cs="Helvetica"/>
+                <w:i w:val="false"/>
+                <w:b w:val="false"/>
+                <w:u w:val="none"/>
+                <w:sz w:val="24"/>
+                <w:szCs w:val="24"/>
+                <w:color w:val="000000"/>
+              </w:rPr>
+              <w:t xml:space="preserve">22 (100.0)</w:t>
+            </w:r>
+          </w:p>
+        </w:tc>
+      </w:tr>
+      <w:tr>
+        <w:trPr>
+          <w:trHeight w:val="360" w:hRule="auto"/>
+        </w:trPr>
+        body5
+        <w:tc>
+          <w:tcPr>
+            <w:tcBorders>
+              <w:bottom w:val="single" w:sz="6" w:space="0" w:color="666666"/>
+              <w:top w:val="single" w:sz="6" w:space="0" w:color="666666"/>
+              <w:left w:val="none" w:sz="0" w:space="0" w:color="000000"/>
+              <w:right w:val="none" w:sz="0" w:space="0" w:color="000000"/>
+            </w:tcBorders>
+            <w:shd w:val="clear" w:color="auto" w:fill="FFFFFF"/>
+            <w:tcMar>
+              <w:top w:w="0" w:type="dxa"/>
+              <w:bottom w:w="0" w:type="dxa"/>
+              <w:left w:w="0" w:type="dxa"/>
+              <w:right w:w="0" w:type="dxa"/>
+            </w:tcMar>
+            <w:vAlign w:val="center"/>
+          </w:tcPr>
+          <w:p>
+            <w:pPr>
+              <w:pStyle w:val="Normal"/>
+              <w:jc w:val="left"/>
+              <w:pBdr>
+                <w:bottom w:val="none" w:sz="0" w:space="0" w:color="000000"/>
+                <w:top w:val="none" w:sz="0" w:space="0" w:color="000000"/>
+                <w:left w:val="none" w:sz="0" w:space="0" w:color="000000"/>
+                <w:right w:val="none" w:sz="0" w:space="0" w:color="000000"/>
+              </w:pBdr>
+              <w:spacing w:after="100" w:before="100" w:line="240"/>
+              <w:ind w:left="100" w:right="100" w:firstLine="0" w:firstLineChars="0"/>
+              <w:rPr>
+                <w:rFonts w:ascii="Helvetica" w:hAnsi="Helvetica" w:eastAsia="Helvetica" w:cs="Helvetica"/>
+                <w:i w:val="true"/>
+                <w:b w:val="false"/>
+                <w:u w:val="none"/>
+                <w:sz w:val="24"/>
+                <w:szCs w:val="24"/>
+                <w:color w:val="000000"/>
+              </w:rPr>
+            </w:pPr>
+            <w:r xmlns:w="http://schemas.openxmlformats.org/wordprocessingml/2006/main" xmlns:wp="http://schemas.openxmlformats.org/drawingml/2006/wordprocessingDrawing" xmlns:r="http://schemas.openxmlformats.org/officeDocument/2006/relationships" xmlns:w14="http://schemas.microsoft.com/office/word/2010/wordml">
+              <w:rPr>
+                <w:rFonts w:ascii="Helvetica" w:hAnsi="Helvetica" w:eastAsia="Helvetica" w:cs="Helvetica"/>
+                <w:i w:val="true"/>
+                <w:b w:val="false"/>
+                <w:u w:val="none"/>
+                <w:sz w:val="24"/>
+                <w:szCs w:val="24"/>
+                <w:color w:val="000000"/>
+              </w:rPr>
+              <w:t xml:space="preserve">High Prices</w:t>
+            </w:r>
+          </w:p>
+        </w:tc>
+        <w:tc>
+          <w:tcPr>
+            <w:tcBorders>
+              <w:bottom w:val="single" w:sz="6" w:space="0" w:color="666666"/>
+              <w:top w:val="single" w:sz="6" w:space="0" w:color="666666"/>
+              <w:left w:val="none" w:sz="0" w:space="0" w:color="000000"/>
+              <w:right w:val="none" w:sz="0" w:space="0" w:color="000000"/>
+            </w:tcBorders>
+            <w:shd w:val="clear" w:color="auto" w:fill="FFFFFF"/>
+            <w:tcMar>
+              <w:top w:w="0" w:type="dxa"/>
+              <w:bottom w:w="0" w:type="dxa"/>
+              <w:left w:w="0" w:type="dxa"/>
+              <w:right w:w="0" w:type="dxa"/>
+            </w:tcMar>
+            <w:vAlign w:val="center"/>
+          </w:tcPr>
+          <w:p>
+            <w:pPr>
+              <w:pStyle w:val="Normal"/>
+              <w:jc w:val="left"/>
+              <w:pBdr>
+                <w:bottom w:val="none" w:sz="0" w:space="0" w:color="000000"/>
+                <w:top w:val="none" w:sz="0" w:space="0" w:color="000000"/>
+                <w:left w:val="none" w:sz="0" w:space="0" w:color="000000"/>
+                <w:right w:val="none" w:sz="0" w:space="0" w:color="000000"/>
+              </w:pBdr>
+              <w:spacing w:after="100" w:before="100" w:line="240"/>
+              <w:ind w:left="100" w:right="100" w:firstLine="0" w:firstLineChars="0"/>
+              <w:rPr>
+                <w:rFonts w:ascii="Helvetica" w:hAnsi="Helvetica" w:eastAsia="Helvetica" w:cs="Helvetica"/>
+                <w:i w:val="true"/>
+                <w:b w:val="false"/>
+                <w:u w:val="none"/>
+                <w:sz w:val="24"/>
+                <w:szCs w:val="24"/>
+                <w:color w:val="000000"/>
+              </w:rPr>
+            </w:pPr>
+            <w:r xmlns:w="http://schemas.openxmlformats.org/wordprocessingml/2006/main" xmlns:wp="http://schemas.openxmlformats.org/drawingml/2006/wordprocessingDrawing" xmlns:r="http://schemas.openxmlformats.org/officeDocument/2006/relationships" xmlns:w14="http://schemas.microsoft.com/office/word/2010/wordml">
+              <w:rPr>
+                <w:rFonts w:ascii="Helvetica" w:hAnsi="Helvetica" w:eastAsia="Helvetica" w:cs="Helvetica"/>
+                <w:i w:val="true"/>
+                <w:b w:val="false"/>
+                <w:u w:val="none"/>
+                <w:sz w:val="24"/>
+                <w:szCs w:val="24"/>
+                <w:color w:val="000000"/>
+              </w:rPr>
+              <w:t xml:space="preserve">8 (15.4)</w:t>
+            </w:r>
+          </w:p>
+        </w:tc>
+        <w:tc>
+          <w:tcPr>
+            <w:tcBorders>
+              <w:bottom w:val="single" w:sz="6" w:space="0" w:color="666666"/>
+              <w:top w:val="single" w:sz="6" w:space="0" w:color="666666"/>
+              <w:left w:val="none" w:sz="0" w:space="0" w:color="000000"/>
+              <w:right w:val="none" w:sz="0" w:space="0" w:color="000000"/>
+            </w:tcBorders>
+            <w:shd w:val="clear" w:color="auto" w:fill="FFFFFF"/>
+            <w:tcMar>
+              <w:top w:w="0" w:type="dxa"/>
+              <w:bottom w:w="0" w:type="dxa"/>
+              <w:left w:w="0" w:type="dxa"/>
+              <w:right w:w="0" w:type="dxa"/>
+            </w:tcMar>
+            <w:vAlign w:val="center"/>
+          </w:tcPr>
+          <w:p>
+            <w:pPr>
+              <w:pStyle w:val="Normal"/>
+              <w:jc w:val="left"/>
+              <w:pBdr>
+                <w:bottom w:val="none" w:sz="0" w:space="0" w:color="000000"/>
+                <w:top w:val="none" w:sz="0" w:space="0" w:color="000000"/>
+                <w:left w:val="none" w:sz="0" w:space="0" w:color="000000"/>
+                <w:right w:val="none" w:sz="0" w:space="0" w:color="000000"/>
+              </w:pBdr>
+              <w:spacing w:after="100" w:before="100" w:line="240"/>
+              <w:ind w:left="100" w:right="100" w:firstLine="0" w:firstLineChars="0"/>
+              <w:rPr>
+                <w:rFonts w:ascii="Helvetica" w:hAnsi="Helvetica" w:eastAsia="Helvetica" w:cs="Helvetica"/>
+                <w:i w:val="true"/>
+                <w:b w:val="false"/>
+                <w:u w:val="none"/>
+                <w:sz w:val="24"/>
+                <w:szCs w:val="24"/>
+                <w:color w:val="000000"/>
+              </w:rPr>
+            </w:pPr>
+            <w:r xmlns:w="http://schemas.openxmlformats.org/wordprocessingml/2006/main" xmlns:wp="http://schemas.openxmlformats.org/drawingml/2006/wordprocessingDrawing" xmlns:r="http://schemas.openxmlformats.org/officeDocument/2006/relationships" xmlns:w14="http://schemas.microsoft.com/office/word/2010/wordml">
+              <w:rPr>
+                <w:rFonts w:ascii="Helvetica" w:hAnsi="Helvetica" w:eastAsia="Helvetica" w:cs="Helvetica"/>
+                <w:i w:val="true"/>
+                <w:b w:val="false"/>
+                <w:u w:val="none"/>
+                <w:sz w:val="24"/>
+                <w:szCs w:val="24"/>
+                <w:color w:val="000000"/>
+              </w:rPr>
+              <w:t xml:space="preserve">2 (9.1)</w:t>
+            </w:r>
+          </w:p>
+        </w:tc>
+      </w:tr>
+      <w:tr>
+        <w:trPr>
+          <w:trHeight w:val="360" w:hRule="auto"/>
+        </w:trPr>
+        body6
+        <w:tc>
+          <w:tcPr>
+            <w:tcBorders>
+              <w:bottom w:val="single" w:sz="12" w:space="0" w:color="666666"/>
+              <w:top w:val="single" w:sz="6" w:space="0" w:color="666666"/>
+              <w:left w:val="none" w:sz="0" w:space="0" w:color="000000"/>
+              <w:right w:val="none" w:sz="0" w:space="0" w:color="000000"/>
+            </w:tcBorders>
+            <w:shd w:val="clear" w:color="auto" w:fill="FFFFFF"/>
+            <w:tcMar>
+              <w:top w:w="0" w:type="dxa"/>
+              <w:bottom w:w="0" w:type="dxa"/>
+              <w:left w:w="0" w:type="dxa"/>
+              <w:right w:w="0" w:type="dxa"/>
+            </w:tcMar>
+            <w:vAlign w:val="center"/>
+          </w:tcPr>
+          <w:p>
+            <w:pPr>
+              <w:pStyle w:val="Normal"/>
+              <w:jc w:val="left"/>
+              <w:pBdr>
+                <w:bottom w:val="none" w:sz="0" w:space="0" w:color="000000"/>
+                <w:top w:val="none" w:sz="0" w:space="0" w:color="000000"/>
+                <w:left w:val="none" w:sz="0" w:space="0" w:color="000000"/>
+                <w:right w:val="none" w:sz="0" w:space="0" w:color="000000"/>
+              </w:pBdr>
+              <w:spacing w:after="100" w:before="100" w:line="240"/>
+              <w:ind w:left="100" w:right="100" w:firstLine="0" w:firstLineChars="0"/>
+              <w:rPr>
+                <w:rFonts w:ascii="Helvetica" w:hAnsi="Helvetica" w:eastAsia="Helvetica" w:cs="Helvetica"/>
+                <w:i w:val="false"/>
+                <w:b w:val="false"/>
+                <w:u w:val="none"/>
+                <w:sz w:val="24"/>
+                <w:szCs w:val="24"/>
+                <w:color w:val="000000"/>
+              </w:rPr>
+            </w:pPr>
+            <w:r xmlns:w="http://schemas.openxmlformats.org/wordprocessingml/2006/main" xmlns:wp="http://schemas.openxmlformats.org/drawingml/2006/wordprocessingDrawing" xmlns:r="http://schemas.openxmlformats.org/officeDocument/2006/relationships" xmlns:w14="http://schemas.microsoft.com/office/word/2010/wordml">
+              <w:rPr>
+                <w:rFonts w:ascii="Helvetica" w:hAnsi="Helvetica" w:eastAsia="Helvetica" w:cs="Helvetica"/>
+                <w:i w:val="false"/>
+                <w:b w:val="false"/>
+                <w:u w:val="none"/>
+                <w:sz w:val="24"/>
+                <w:szCs w:val="24"/>
+                <w:color w:val="000000"/>
+              </w:rPr>
+              <w:t xml:space="preserve">Low mpg</w:t>
+            </w:r>
+          </w:p>
+        </w:tc>
+        <w:tc>
+          <w:tcPr>
+            <w:tcBorders>
+              <w:bottom w:val="single" w:sz="12" w:space="0" w:color="666666"/>
+              <w:top w:val="single" w:sz="6" w:space="0" w:color="666666"/>
+              <w:left w:val="none" w:sz="0" w:space="0" w:color="000000"/>
+              <w:right w:val="none" w:sz="0" w:space="0" w:color="000000"/>
+            </w:tcBorders>
+            <w:shd w:val="clear" w:color="auto" w:fill="FFFFFF"/>
+            <w:tcMar>
+              <w:top w:w="0" w:type="dxa"/>
+              <w:bottom w:w="0" w:type="dxa"/>
+              <w:left w:w="0" w:type="dxa"/>
+              <w:right w:w="0" w:type="dxa"/>
+            </w:tcMar>
+            <w:vAlign w:val="center"/>
+          </w:tcPr>
+          <w:p>
+            <w:pPr>
+              <w:pStyle w:val="Normal"/>
+              <w:jc w:val="left"/>
+              <w:pBdr>
+                <w:bottom w:val="none" w:sz="0" w:space="0" w:color="000000"/>
+                <w:top w:val="none" w:sz="0" w:space="0" w:color="000000"/>
+                <w:left w:val="none" w:sz="0" w:space="0" w:color="000000"/>
+                <w:right w:val="none" w:sz="0" w:space="0" w:color="000000"/>
+              </w:pBdr>
+              <w:spacing w:after="100" w:before="100" w:line="240"/>
+              <w:ind w:left="100" w:right="100" w:firstLine="0" w:firstLineChars="0"/>
+              <w:rPr>
+                <w:rFonts w:ascii="Helvetica" w:hAnsi="Helvetica" w:eastAsia="Helvetica" w:cs="Helvetica"/>
+                <w:i w:val="false"/>
+                <w:b w:val="false"/>
+                <w:u w:val="none"/>
+                <w:sz w:val="24"/>
+                <w:szCs w:val="24"/>
+                <w:color w:val="000000"/>
+              </w:rPr>
+            </w:pPr>
+            <w:r xmlns:w="http://schemas.openxmlformats.org/wordprocessingml/2006/main" xmlns:wp="http://schemas.openxmlformats.org/drawingml/2006/wordprocessingDrawing" xmlns:r="http://schemas.openxmlformats.org/officeDocument/2006/relationships" xmlns:w14="http://schemas.microsoft.com/office/word/2010/wordml">
+              <w:rPr>
+                <w:rFonts w:ascii="Helvetica" w:hAnsi="Helvetica" w:eastAsia="Helvetica" w:cs="Helvetica"/>
+                <w:i w:val="false"/>
+                <w:b w:val="false"/>
+                <w:u w:val="none"/>
+                <w:sz w:val="24"/>
+                <w:szCs w:val="24"/>
+                <w:color w:val="000000"/>
+              </w:rPr>
+              <w:t xml:space="preserve">7 (13.5)</w:t>
+            </w:r>
+          </w:p>
+        </w:tc>
+        <w:tc>
+          <w:tcPr>
+            <w:tcBorders>
+              <w:bottom w:val="single" w:sz="12" w:space="0" w:color="666666"/>
+              <w:top w:val="single" w:sz="6" w:space="0" w:color="666666"/>
+              <w:left w:val="none" w:sz="0" w:space="0" w:color="000000"/>
+              <w:right w:val="none" w:sz="0" w:space="0" w:color="000000"/>
+            </w:tcBorders>
+            <w:shd w:val="clear" w:color="auto" w:fill="FFFFFF"/>
+            <w:tcMar>
+              <w:top w:w="0" w:type="dxa"/>
+              <w:bottom w:w="0" w:type="dxa"/>
+              <w:left w:w="0" w:type="dxa"/>
+              <w:right w:w="0" w:type="dxa"/>
+            </w:tcMar>
+            <w:vAlign w:val="center"/>
+          </w:tcPr>
+          <w:p>
+            <w:pPr>
+              <w:pStyle w:val="Normal"/>
+              <w:jc w:val="left"/>
+              <w:pBdr>
+                <w:bottom w:val="none" w:sz="0" w:space="0" w:color="000000"/>
+                <w:top w:val="none" w:sz="0" w:space="0" w:color="000000"/>
+                <w:left w:val="none" w:sz="0" w:space="0" w:color="000000"/>
+                <w:right w:val="none" w:sz="0" w:space="0" w:color="000000"/>
+              </w:pBdr>
+              <w:spacing w:after="100" w:before="100" w:line="240"/>
+              <w:ind w:left="100" w:right="100" w:firstLine="0" w:firstLineChars="0"/>
+              <w:rPr>
+                <w:rFonts w:ascii="Helvetica" w:hAnsi="Helvetica" w:eastAsia="Helvetica" w:cs="Helvetica"/>
+                <w:i w:val="false"/>
+                <w:b w:val="false"/>
+                <w:u w:val="none"/>
+                <w:sz w:val="24"/>
+                <w:szCs w:val="24"/>
+                <w:color w:val="000000"/>
+              </w:rPr>
+            </w:pPr>
+            <w:r xmlns:w="http://schemas.openxmlformats.org/wordprocessingml/2006/main" xmlns:wp="http://schemas.openxmlformats.org/drawingml/2006/wordprocessingDrawing" xmlns:r="http://schemas.openxmlformats.org/officeDocument/2006/relationships" xmlns:w14="http://schemas.microsoft.com/office/word/2010/wordml">
+              <w:rPr>
+                <w:rFonts w:ascii="Helvetica" w:hAnsi="Helvetica" w:eastAsia="Helvetica" w:cs="Helvetica"/>
+                <w:i w:val="false"/>
+                <w:b w:val="false"/>
+                <w:u w:val="none"/>
+                <w:sz w:val="24"/>
+                <w:szCs w:val="24"/>
+                <w:color w:val="000000"/>
+              </w:rPr>
+              <w:t xml:space="preserve">1 (4.5)</w:t>
             </w:r>
           </w:p>
         </w:tc>
@@ -1135,6 +3760,11 @@
     </w:p>
     <w:p>
       <w:pPr>
+        <w:sectPr/>
+      </w:pPr>
+    </w:p>
+    <w:p>
+      <w:pPr>
         <w:pStyle w:val="BodyText"/>
       </w:pPr>
       <w:r>
@@ -1159,915 +3789,517 @@
         <w:t xml:space="preserve">.</w:t>
       </w:r>
     </w:p>
-    <w:p>
-      <w:pPr>
-        <w:pStyle w:val="SourceCode"/>
-      </w:pPr>
-      <w:r>
-        <w:rPr>
-          <w:rStyle w:val="NormalTok"/>
-        </w:rPr>
-        <w:t xml:space="preserve">df </w:t>
-      </w:r>
-      <w:r>
-        <w:rPr>
-          <w:rStyle w:val="OtherTok"/>
-        </w:rPr>
-        <w:t xml:space="preserve">&lt;-</w:t>
-      </w:r>
-      <w:r>
-        <w:rPr>
-          <w:rStyle w:val="NormalTok"/>
-        </w:rPr>
-        <w:t xml:space="preserve"> haven</w:t>
-      </w:r>
-      <w:r>
-        <w:rPr>
-          <w:rStyle w:val="SpecialCharTok"/>
-        </w:rPr>
-        <w:t xml:space="preserve">::</w:t>
-      </w:r>
-      <w:r>
-        <w:rPr>
-          <w:rStyle w:val="FunctionTok"/>
-        </w:rPr>
-        <w:t xml:space="preserve">read_dta</w:t>
-      </w:r>
-      <w:r>
-        <w:rPr>
-          <w:rStyle w:val="NormalTok"/>
-        </w:rPr>
-        <w:t xml:space="preserve">(here</w:t>
-      </w:r>
-      <w:r>
-        <w:rPr>
-          <w:rStyle w:val="SpecialCharTok"/>
-        </w:rPr>
-        <w:t xml:space="preserve">::</w:t>
-      </w:r>
-      <w:r>
-        <w:rPr>
-          <w:rStyle w:val="FunctionTok"/>
-        </w:rPr>
-        <w:t xml:space="preserve">here</w:t>
-      </w:r>
-      <w:r>
-        <w:rPr>
-          <w:rStyle w:val="NormalTok"/>
-        </w:rPr>
-        <w:t xml:space="preserve">(</w:t>
-      </w:r>
-      <w:r>
-        <w:rPr>
-          <w:rStyle w:val="StringTok"/>
-        </w:rPr>
-        <w:t xml:space="preserve">"datasets"</w:t>
-      </w:r>
-      <w:r>
-        <w:rPr>
-          <w:rStyle w:val="NormalTok"/>
-        </w:rPr>
-        <w:t xml:space="preserve">, </w:t>
-      </w:r>
-      <w:r>
-        <w:rPr>
-          <w:rStyle w:val="StringTok"/>
-        </w:rPr>
-        <w:t xml:space="preserve">"test.dta"</w:t>
-      </w:r>
-      <w:r>
-        <w:rPr>
-          <w:rStyle w:val="NormalTok"/>
-        </w:rPr>
-        <w:t xml:space="preserve">))</w:t>
-      </w:r>
-      <w:r>
-        <w:br/>
-      </w:r>
-      <w:r>
-        <w:rPr>
-          <w:rStyle w:val="CommentTok"/>
-        </w:rPr>
-        <w:t xml:space="preserve"># on peut faire certains formatages à la base de données df</w:t>
-      </w:r>
-      <w:r>
-        <w:br/>
-      </w:r>
-      <w:r>
-        <w:br/>
-      </w:r>
-      <w:r>
-        <w:rPr>
-          <w:rStyle w:val="FunctionTok"/>
-        </w:rPr>
-        <w:t xml:space="preserve">gt</w:t>
-      </w:r>
-      <w:r>
-        <w:rPr>
-          <w:rStyle w:val="NormalTok"/>
-        </w:rPr>
-        <w:t xml:space="preserve">(df) </w:t>
-      </w:r>
-      <w:r>
-        <w:rPr>
-          <w:rStyle w:val="SpecialCharTok"/>
-        </w:rPr>
-        <w:t xml:space="preserve">|&gt;</w:t>
-      </w:r>
-      <w:r>
-        <w:rPr>
-          <w:rStyle w:val="NormalTok"/>
-        </w:rPr>
-        <w:t xml:space="preserve"> </w:t>
-      </w:r>
-      <w:r>
-        <w:br/>
-      </w:r>
-      <w:r>
-        <w:rPr>
-          <w:rStyle w:val="NormalTok"/>
-        </w:rPr>
-        <w:t xml:space="preserve">    </w:t>
-      </w:r>
-      <w:r>
-        <w:rPr>
-          <w:rStyle w:val="FunctionTok"/>
-        </w:rPr>
-        <w:t xml:space="preserve">cols_label</w:t>
-      </w:r>
-      <w:r>
-        <w:rPr>
-          <w:rStyle w:val="NormalTok"/>
-        </w:rPr>
-        <w:t xml:space="preserve">(</w:t>
-      </w:r>
-      <w:r>
-        <w:br/>
-      </w:r>
-      <w:r>
-        <w:rPr>
-          <w:rStyle w:val="NormalTok"/>
-        </w:rPr>
-        <w:t xml:space="preserve">        </w:t>
-      </w:r>
-      <w:r>
-        <w:rPr>
-          <w:rStyle w:val="AttributeTok"/>
-        </w:rPr>
-        <w:t xml:space="preserve">moy =</w:t>
-      </w:r>
-      <w:r>
-        <w:rPr>
-          <w:rStyle w:val="NormalTok"/>
-        </w:rPr>
-        <w:t xml:space="preserve"> </w:t>
-      </w:r>
-      <w:r>
-        <w:rPr>
-          <w:rStyle w:val="StringTok"/>
-        </w:rPr>
-        <w:t xml:space="preserve">"Moyenne"</w:t>
-      </w:r>
-      <w:r>
-        <w:rPr>
-          <w:rStyle w:val="NormalTok"/>
-        </w:rPr>
-        <w:t xml:space="preserve">,</w:t>
-      </w:r>
-      <w:r>
-        <w:br/>
-      </w:r>
-      <w:r>
-        <w:rPr>
-          <w:rStyle w:val="NormalTok"/>
-        </w:rPr>
-        <w:t xml:space="preserve">        </w:t>
-      </w:r>
-      <w:r>
-        <w:rPr>
-          <w:rStyle w:val="AttributeTok"/>
-        </w:rPr>
-        <w:t xml:space="preserve">min =</w:t>
-      </w:r>
-      <w:r>
-        <w:rPr>
-          <w:rStyle w:val="NormalTok"/>
-        </w:rPr>
-        <w:t xml:space="preserve"> </w:t>
-      </w:r>
-      <w:r>
-        <w:rPr>
-          <w:rStyle w:val="StringTok"/>
-        </w:rPr>
-        <w:t xml:space="preserve">"Minimum"</w:t>
-      </w:r>
-      <w:r>
-        <w:rPr>
-          <w:rStyle w:val="NormalTok"/>
-        </w:rPr>
-        <w:t xml:space="preserve">,</w:t>
-      </w:r>
-      <w:r>
-        <w:br/>
-      </w:r>
-      <w:r>
-        <w:rPr>
-          <w:rStyle w:val="NormalTok"/>
-        </w:rPr>
-        <w:t xml:space="preserve">        </w:t>
-      </w:r>
-      <w:r>
-        <w:rPr>
-          <w:rStyle w:val="AttributeTok"/>
-        </w:rPr>
-        <w:t xml:space="preserve">max =</w:t>
-      </w:r>
-      <w:r>
-        <w:rPr>
-          <w:rStyle w:val="NormalTok"/>
-        </w:rPr>
-        <w:t xml:space="preserve"> </w:t>
-      </w:r>
-      <w:r>
-        <w:rPr>
-          <w:rStyle w:val="StringTok"/>
-        </w:rPr>
-        <w:t xml:space="preserve">"Maximum"</w:t>
-      </w:r>
-      <w:r>
-        <w:rPr>
-          <w:rStyle w:val="NormalTok"/>
-        </w:rPr>
-        <w:t xml:space="preserve">,</w:t>
-      </w:r>
-      <w:r>
-        <w:br/>
-      </w:r>
-      <w:r>
-        <w:rPr>
-          <w:rStyle w:val="NormalTok"/>
-        </w:rPr>
-        <w:t xml:space="preserve">        </w:t>
-      </w:r>
-      <w:r>
-        <w:rPr>
-          <w:rStyle w:val="AttributeTok"/>
-        </w:rPr>
-        <w:t xml:space="preserve">p50 =</w:t>
-      </w:r>
-      <w:r>
-        <w:rPr>
-          <w:rStyle w:val="NormalTok"/>
-        </w:rPr>
-        <w:t xml:space="preserve"> </w:t>
-      </w:r>
-      <w:r>
-        <w:rPr>
-          <w:rStyle w:val="StringTok"/>
-        </w:rPr>
-        <w:t xml:space="preserve">"Mediane"</w:t>
-      </w:r>
-      <w:r>
-        <w:br/>
-      </w:r>
-      <w:r>
-        <w:rPr>
-          <w:rStyle w:val="NormalTok"/>
-        </w:rPr>
-        <w:t xml:space="preserve">    )</w:t>
-      </w:r>
-    </w:p>
-    <w:tbl xmlns:w="http://schemas.openxmlformats.org/wordprocessingml/2006/main" xmlns:wp="http://schemas.openxmlformats.org/drawingml/2006/wordprocessingDrawing" xmlns:r="http://schemas.openxmlformats.org/officeDocument/2006/relationships" xmlns:w14="http://schemas.microsoft.com/office/word/2010/wordml">
+    <w:tbl xmlns:w="http://schemas.openxmlformats.org/wordprocessingml/2006/main" xmlns:r="http://schemas.openxmlformats.org/officeDocument/2006/relationships" xmlns:w14="http://schemas.microsoft.com/office/word/2010/wordml" xmlns:wp="http://schemas.openxmlformats.org/drawingml/2006/wordprocessingDrawing" xmlns:a="http://schemas.openxmlformats.org/drawingml/2006/main" xmlns:pic="http://schemas.openxmlformats.org/drawingml/2006/picture">
       <w:tblPr>
-        <w:tblCellMar>
-          <w:top w:w="0" w:type="dxa"/>
-          <w:bottom w:w="0" w:type="dxa"/>
-          <w:start w:w="60" w:type="dxa"/>
-          <w:end w:w="60" w:type="dxa"/>
-        </w:tblCellMar>
-        <w:tblW w:type="auto" w:w="0"/>
-        <w:tblLook w:firstRow="0" w:lastRow="0" w:firstColumn="0" w:lastColumn="0" w:noHBand="0" w:noVBand="0"/>
+        <w:tblLayout w:type="autofit"/>
         <w:jc w:val="center"/>
+        <w:tblW w:type="pct" w:w="5000"/>
+        <w:tblLook w:firstRow="1" w:lastRow="0" w:firstColumn="0" w:lastColumn="0" w:noHBand="0" w:noVBand="1"/>
       </w:tblPr>
       <w:tr>
         <w:trPr>
-          <w:cantSplit/>
+          <w:trHeight w:val="360" w:hRule="auto"/>
           <w:tblHeader/>
         </w:trPr>
-        <w:tc>
-          <w:tcPr>
-            <w:tcBorders>
-              <w:top w:val="single" w:sz="16" w:space="0" w:color="D3D3D3"/>
-              <w:bottom w:val="single" w:sz="16" w:space="0" w:color="D3D3D3"/>
-              <w:start w:val="single" w:space="0" w:color="D3D3D3"/>
-            </w:tcBorders>
-          </w:tcPr>
-          <w:p>
-            <w:pPr>
-              <w:spacing w:before="0" w:after="60"/>
-              <w:keepNext/>
-              <w:jc w:val="start"/>
-            </w:pPr>
-            <w:r>
-              <w:rPr>
-                <w:rFonts w:ascii="Calibri" w:hAnsi="Calibri"/>
-                <w:sz w:val="20"/>
-              </w:rPr>
-              <w:t xml:space="default">variable</w:t>
-            </w:r>
-          </w:p>
-        </w:tc>
-        <w:tc>
-          <w:tcPr>
-            <w:tcBorders>
-              <w:top w:val="single" w:sz="16" w:space="0" w:color="D3D3D3"/>
-              <w:bottom w:val="single" w:sz="16" w:space="0" w:color="D3D3D3"/>
-            </w:tcBorders>
-          </w:tcPr>
-          <w:p>
-            <w:pPr>
-              <w:spacing w:before="0" w:after="60"/>
-              <w:keepNext/>
-              <w:jc w:val="end"/>
-            </w:pPr>
-            <w:r>
-              <w:rPr>
-                <w:rFonts w:ascii="Calibri" w:hAnsi="Calibri"/>
-                <w:sz w:val="20"/>
-              </w:rPr>
-              <w:t xml:space="default">Moyenne</w:t>
-            </w:r>
-          </w:p>
-        </w:tc>
-        <w:tc>
-          <w:tcPr>
-            <w:tcBorders>
-              <w:top w:val="single" w:sz="16" w:space="0" w:color="D3D3D3"/>
-              <w:bottom w:val="single" w:sz="16" w:space="0" w:color="D3D3D3"/>
-            </w:tcBorders>
-          </w:tcPr>
-          <w:p>
-            <w:pPr>
-              <w:spacing w:before="0" w:after="60"/>
-              <w:keepNext/>
-              <w:jc w:val="end"/>
-            </w:pPr>
-            <w:r>
-              <w:rPr>
-                <w:rFonts w:ascii="Calibri" w:hAnsi="Calibri"/>
-                <w:sz w:val="20"/>
-              </w:rPr>
-              <w:t xml:space="default">Minimum</w:t>
-            </w:r>
-          </w:p>
-        </w:tc>
-        <w:tc>
-          <w:tcPr>
-            <w:tcBorders>
-              <w:top w:val="single" w:sz="16" w:space="0" w:color="D3D3D3"/>
-              <w:bottom w:val="single" w:sz="16" w:space="0" w:color="D3D3D3"/>
-            </w:tcBorders>
-          </w:tcPr>
-          <w:p>
-            <w:pPr>
-              <w:spacing w:before="0" w:after="60"/>
-              <w:keepNext/>
-              <w:jc w:val="end"/>
-            </w:pPr>
-            <w:r>
-              <w:rPr>
-                <w:rFonts w:ascii="Calibri" w:hAnsi="Calibri"/>
-                <w:sz w:val="20"/>
-              </w:rPr>
-              <w:t xml:space="default">Maximum</w:t>
-            </w:r>
-          </w:p>
-        </w:tc>
-        <w:tc>
-          <w:tcPr>
-            <w:tcBorders>
-              <w:top w:val="single" w:sz="16" w:space="0" w:color="D3D3D3"/>
-              <w:bottom w:val="single" w:sz="16" w:space="0" w:color="D3D3D3"/>
-              <w:end w:val="single" w:space="0" w:color="D3D3D3"/>
-            </w:tcBorders>
-          </w:tcPr>
-          <w:p>
-            <w:pPr>
-              <w:spacing w:before="0" w:after="60"/>
-              <w:keepNext/>
-              <w:jc w:val="end"/>
-            </w:pPr>
-            <w:r>
-              <w:rPr>
-                <w:rFonts w:ascii="Calibri" w:hAnsi="Calibri"/>
-                <w:sz w:val="20"/>
-              </w:rPr>
-              <w:t xml:space="default">Mediane</w:t>
+        header1
+        <w:tc>
+          <w:tcPr>
+            <w:tcBorders>
+              <w:bottom w:val="single" w:sz="12" w:space="0" w:color="666666"/>
+              <w:top w:val="single" w:sz="12" w:space="0" w:color="666666"/>
+              <w:left w:val="none" w:sz="0" w:space="0" w:color="000000"/>
+              <w:right w:val="none" w:sz="0" w:space="0" w:color="000000"/>
+            </w:tcBorders>
+            <w:shd w:val="clear" w:color="auto" w:fill="FFFFFF"/>
+            <w:tcMar>
+              <w:top w:w="0" w:type="dxa"/>
+              <w:bottom w:w="0" w:type="dxa"/>
+              <w:left w:w="0" w:type="dxa"/>
+              <w:right w:w="0" w:type="dxa"/>
+            </w:tcMar>
+            <w:vAlign w:val="center"/>
+          </w:tcPr>
+          <w:p>
+            <w:pPr>
+              <w:pStyle w:val="Normal"/>
+              <w:jc w:val="left"/>
+              <w:pBdr>
+                <w:bottom w:val="none" w:sz="0" w:space="0" w:color="000000"/>
+                <w:top w:val="none" w:sz="0" w:space="0" w:color="000000"/>
+                <w:left w:val="none" w:sz="0" w:space="0" w:color="000000"/>
+                <w:right w:val="none" w:sz="0" w:space="0" w:color="000000"/>
+              </w:pBdr>
+              <w:spacing w:after="100" w:before="100" w:line="240"/>
+              <w:ind w:left="100" w:right="100" w:firstLine="0" w:firstLineChars="0"/>
+              <w:rPr>
+                <w:rFonts w:ascii="Helvetica" w:hAnsi="Helvetica" w:eastAsia="Helvetica" w:cs="Helvetica"/>
+                <w:i w:val="false"/>
+                <w:b w:val="false"/>
+                <w:u w:val="none"/>
+                <w:sz w:val="24"/>
+                <w:szCs w:val="24"/>
+                <w:color w:val="000000"/>
+              </w:rPr>
+            </w:pPr>
+            <w:r xmlns:w="http://schemas.openxmlformats.org/wordprocessingml/2006/main" xmlns:wp="http://schemas.openxmlformats.org/drawingml/2006/wordprocessingDrawing" xmlns:r="http://schemas.openxmlformats.org/officeDocument/2006/relationships" xmlns:w14="http://schemas.microsoft.com/office/word/2010/wordml">
+              <w:rPr>
+                <w:rFonts w:ascii="Helvetica" w:hAnsi="Helvetica" w:eastAsia="Helvetica" w:cs="Helvetica"/>
+                <w:i w:val="false"/>
+                <w:b w:val="false"/>
+                <w:u w:val="none"/>
+                <w:sz w:val="24"/>
+                <w:szCs w:val="24"/>
+                <w:color w:val="000000"/>
+              </w:rPr>
+              <w:t xml:space="preserve">Variables</w:t>
+            </w:r>
+          </w:p>
+        </w:tc>
+        <w:tc>
+          <w:tcPr>
+            <w:tcBorders>
+              <w:bottom w:val="single" w:sz="12" w:space="0" w:color="666666"/>
+              <w:top w:val="single" w:sz="12" w:space="0" w:color="666666"/>
+              <w:left w:val="none" w:sz="0" w:space="0" w:color="000000"/>
+              <w:right w:val="none" w:sz="0" w:space="0" w:color="000000"/>
+            </w:tcBorders>
+            <w:shd w:val="clear" w:color="auto" w:fill="FFFFFF"/>
+            <w:tcMar>
+              <w:top w:w="0" w:type="dxa"/>
+              <w:bottom w:w="0" w:type="dxa"/>
+              <w:left w:w="0" w:type="dxa"/>
+              <w:right w:w="0" w:type="dxa"/>
+            </w:tcMar>
+            <w:vAlign w:val="center"/>
+          </w:tcPr>
+          <w:p>
+            <w:pPr>
+              <w:pStyle w:val="Normal"/>
+              <w:jc w:val="left"/>
+              <w:pBdr>
+                <w:bottom w:val="none" w:sz="0" w:space="0" w:color="000000"/>
+                <w:top w:val="none" w:sz="0" w:space="0" w:color="000000"/>
+                <w:left w:val="none" w:sz="0" w:space="0" w:color="000000"/>
+                <w:right w:val="none" w:sz="0" w:space="0" w:color="000000"/>
+              </w:pBdr>
+              <w:spacing w:after="100" w:before="100" w:line="240"/>
+              <w:ind w:left="100" w:right="100" w:firstLine="0" w:firstLineChars="0"/>
+              <w:rPr>
+                <w:rFonts w:ascii="Helvetica" w:hAnsi="Helvetica" w:eastAsia="Helvetica" w:cs="Helvetica"/>
+                <w:i w:val="false"/>
+                <w:b w:val="false"/>
+                <w:u w:val="none"/>
+                <w:sz w:val="24"/>
+                <w:szCs w:val="24"/>
+                <w:color w:val="000000"/>
+              </w:rPr>
+            </w:pPr>
+            <w:r xmlns:w="http://schemas.openxmlformats.org/wordprocessingml/2006/main" xmlns:wp="http://schemas.openxmlformats.org/drawingml/2006/wordprocessingDrawing" xmlns:r="http://schemas.openxmlformats.org/officeDocument/2006/relationships" xmlns:w14="http://schemas.microsoft.com/office/word/2010/wordml">
+              <w:rPr>
+                <w:rFonts w:ascii="Helvetica" w:hAnsi="Helvetica" w:eastAsia="Helvetica" w:cs="Helvetica"/>
+                <w:i w:val="false"/>
+                <w:b w:val="false"/>
+                <w:u w:val="none"/>
+                <w:sz w:val="24"/>
+                <w:szCs w:val="24"/>
+                <w:color w:val="000000"/>
+              </w:rPr>
+              <w:t xml:space="preserve">Variables labels</w:t>
+            </w:r>
+          </w:p>
+        </w:tc>
+        <w:tc>
+          <w:tcPr>
+            <w:tcBorders>
+              <w:bottom w:val="single" w:sz="12" w:space="0" w:color="666666"/>
+              <w:top w:val="single" w:sz="12" w:space="0" w:color="666666"/>
+              <w:left w:val="none" w:sz="0" w:space="0" w:color="000000"/>
+              <w:right w:val="none" w:sz="0" w:space="0" w:color="000000"/>
+            </w:tcBorders>
+            <w:shd w:val="clear" w:color="auto" w:fill="FFFFFF"/>
+            <w:tcMar>
+              <w:top w:w="0" w:type="dxa"/>
+              <w:bottom w:w="0" w:type="dxa"/>
+              <w:left w:w="0" w:type="dxa"/>
+              <w:right w:w="0" w:type="dxa"/>
+            </w:tcMar>
+            <w:vAlign w:val="center"/>
+          </w:tcPr>
+          <w:p>
+            <w:pPr>
+              <w:pStyle w:val="Normal"/>
+              <w:jc w:val="left"/>
+              <w:pBdr>
+                <w:bottom w:val="none" w:sz="0" w:space="0" w:color="000000"/>
+                <w:top w:val="none" w:sz="0" w:space="0" w:color="000000"/>
+                <w:left w:val="none" w:sz="0" w:space="0" w:color="000000"/>
+                <w:right w:val="none" w:sz="0" w:space="0" w:color="000000"/>
+              </w:pBdr>
+              <w:spacing w:after="100" w:before="100" w:line="240"/>
+              <w:ind w:left="100" w:right="100" w:firstLine="0" w:firstLineChars="0"/>
+              <w:rPr>
+                <w:rFonts w:ascii="Helvetica" w:hAnsi="Helvetica" w:eastAsia="Helvetica" w:cs="Helvetica"/>
+                <w:i w:val="false"/>
+                <w:b w:val="false"/>
+                <w:u w:val="none"/>
+                <w:sz w:val="24"/>
+                <w:szCs w:val="24"/>
+                <w:color w:val="000000"/>
+              </w:rPr>
+            </w:pPr>
+            <w:r xmlns:w="http://schemas.openxmlformats.org/wordprocessingml/2006/main" xmlns:wp="http://schemas.openxmlformats.org/drawingml/2006/wordprocessingDrawing" xmlns:r="http://schemas.openxmlformats.org/officeDocument/2006/relationships" xmlns:w14="http://schemas.microsoft.com/office/word/2010/wordml">
+              <w:rPr>
+                <w:rFonts w:ascii="Helvetica" w:hAnsi="Helvetica" w:eastAsia="Helvetica" w:cs="Helvetica"/>
+                <w:i w:val="false"/>
+                <w:b w:val="false"/>
+                <w:u w:val="none"/>
+                <w:sz w:val="24"/>
+                <w:szCs w:val="24"/>
+                <w:color w:val="000000"/>
+              </w:rPr>
+              <w:t xml:space="preserve">value</w:t>
             </w:r>
           </w:p>
         </w:tc>
       </w:tr>
       <w:tr>
         <w:trPr>
-          <w:cantSplit/>
+          <w:trHeight w:val="360" w:hRule="auto"/>
         </w:trPr>
-        <w:tc>
-          <w:tcPr>
-            <w:tcBorders>
-              <w:top w:val="single" w:space="0" w:color="D3D3D3"/>
-              <w:bottom w:val="single" w:space="0" w:color="D3D3D3"/>
-              <w:start w:val="single" w:space="0" w:color="D3D3D3"/>
-              <w:end w:val="single" w:space="0" w:color="D3D3D3"/>
-            </w:tcBorders>
-          </w:tcPr>
-          <w:p>
-            <w:pPr>
-              <w:spacing w:before="0" w:after="60"/>
-              <w:keepNext/>
-              <w:jc w:val="start"/>
-            </w:pPr>
-            <w:r>
-              <w:rPr>
-                <w:rFonts w:ascii="Calibri" w:hAnsi="Calibri"/>
-                <w:sz w:val="20"/>
-              </w:rPr>
-              <w:t xml:space="default">price</w:t>
-            </w:r>
-          </w:p>
-        </w:tc>
-        <w:tc>
-          <w:tcPr>
-            <w:tcBorders>
-              <w:top w:val="single" w:space="0" w:color="D3D3D3"/>
-              <w:bottom w:val="single" w:space="0" w:color="D3D3D3"/>
-              <w:start w:val="single" w:space="0" w:color="D3D3D3"/>
-              <w:end w:val="single" w:space="0" w:color="D3D3D3"/>
-            </w:tcBorders>
-          </w:tcPr>
-          <w:p>
-            <w:pPr>
-              <w:spacing w:before="0" w:after="60"/>
-              <w:keepNext/>
-              <w:jc w:val="end"/>
-            </w:pPr>
-            <w:r>
-              <w:rPr>
-                <w:rFonts w:ascii="Calibri" w:hAnsi="Calibri"/>
-                <w:sz w:val="20"/>
-              </w:rPr>
-              <w:t xml:space="default">6165.2568</w:t>
-            </w:r>
-          </w:p>
-        </w:tc>
-        <w:tc>
-          <w:tcPr>
-            <w:tcBorders>
-              <w:top w:val="single" w:space="0" w:color="D3D3D3"/>
-              <w:bottom w:val="single" w:space="0" w:color="D3D3D3"/>
-              <w:start w:val="single" w:space="0" w:color="D3D3D3"/>
-              <w:end w:val="single" w:space="0" w:color="D3D3D3"/>
-            </w:tcBorders>
-          </w:tcPr>
-          <w:p>
-            <w:pPr>
-              <w:spacing w:before="0" w:after="60"/>
-              <w:keepNext/>
-              <w:jc w:val="end"/>
-            </w:pPr>
-            <w:r>
-              <w:rPr>
-                <w:rFonts w:ascii="Calibri" w:hAnsi="Calibri"/>
-                <w:sz w:val="20"/>
-              </w:rPr>
-              <w:t xml:space="default">3291</w:t>
-            </w:r>
-          </w:p>
-        </w:tc>
-        <w:tc>
-          <w:tcPr>
-            <w:tcBorders>
-              <w:top w:val="single" w:space="0" w:color="D3D3D3"/>
-              <w:bottom w:val="single" w:space="0" w:color="D3D3D3"/>
-              <w:start w:val="single" w:space="0" w:color="D3D3D3"/>
-              <w:end w:val="single" w:space="0" w:color="D3D3D3"/>
-            </w:tcBorders>
-          </w:tcPr>
-          <w:p>
-            <w:pPr>
-              <w:spacing w:before="0" w:after="60"/>
-              <w:keepNext/>
-              <w:jc w:val="end"/>
-            </w:pPr>
-            <w:r>
-              <w:rPr>
-                <w:rFonts w:ascii="Calibri" w:hAnsi="Calibri"/>
-                <w:sz w:val="20"/>
-              </w:rPr>
-              <w:t xml:space="default">15906</w:t>
-            </w:r>
-          </w:p>
-        </w:tc>
-        <w:tc>
-          <w:tcPr>
-            <w:tcBorders>
-              <w:top w:val="single" w:space="0" w:color="D3D3D3"/>
-              <w:bottom w:val="single" w:space="0" w:color="D3D3D3"/>
-              <w:start w:val="single" w:space="0" w:color="D3D3D3"/>
-              <w:end w:val="single" w:space="0" w:color="D3D3D3"/>
-            </w:tcBorders>
-          </w:tcPr>
-          <w:p>
-            <w:pPr>
-              <w:spacing w:before="0" w:after="60"/>
-              <w:keepNext/>
-              <w:jc w:val="end"/>
-            </w:pPr>
-            <w:r>
-              <w:rPr>
-                <w:rFonts w:ascii="Calibri" w:hAnsi="Calibri"/>
-                <w:sz w:val="20"/>
-              </w:rPr>
-              <w:t xml:space="default">5006.5</w:t>
+        body1
+        <w:tc>
+          <w:tcPr>
+            <w:tcBorders>
+              <w:bottom w:val="none" w:sz="0" w:space="0" w:color="000000"/>
+              <w:top w:val="single" w:sz="12" w:space="0" w:color="666666"/>
+              <w:left w:val="none" w:sz="0" w:space="0" w:color="000000"/>
+              <w:right w:val="none" w:sz="0" w:space="0" w:color="000000"/>
+            </w:tcBorders>
+            <w:shd w:val="clear" w:color="auto" w:fill="FFFFFF"/>
+            <w:tcMar>
+              <w:top w:w="0" w:type="dxa"/>
+              <w:bottom w:w="0" w:type="dxa"/>
+              <w:left w:w="0" w:type="dxa"/>
+              <w:right w:w="0" w:type="dxa"/>
+            </w:tcMar>
+            <w:vAlign w:val="center"/>
+          </w:tcPr>
+          <w:p>
+            <w:pPr>
+              <w:pStyle w:val="Normal"/>
+              <w:jc w:val="left"/>
+              <w:pBdr>
+                <w:bottom w:val="none" w:sz="0" w:space="0" w:color="000000"/>
+                <w:top w:val="none" w:sz="0" w:space="0" w:color="000000"/>
+                <w:left w:val="none" w:sz="0" w:space="0" w:color="000000"/>
+                <w:right w:val="none" w:sz="0" w:space="0" w:color="000000"/>
+              </w:pBdr>
+              <w:spacing w:after="100" w:before="100" w:line="240"/>
+              <w:ind w:left="100" w:right="100" w:firstLine="0" w:firstLineChars="0"/>
+              <w:rPr>
+                <w:rFonts w:ascii="Helvetica" w:hAnsi="Helvetica" w:eastAsia="Helvetica" w:cs="Helvetica"/>
+                <w:i w:val="false"/>
+                <w:b w:val="false"/>
+                <w:u w:val="none"/>
+                <w:sz w:val="24"/>
+                <w:szCs w:val="24"/>
+                <w:color w:val="000000"/>
+              </w:rPr>
+            </w:pPr>
+            <w:r xmlns:w="http://schemas.openxmlformats.org/wordprocessingml/2006/main" xmlns:wp="http://schemas.openxmlformats.org/drawingml/2006/wordprocessingDrawing" xmlns:r="http://schemas.openxmlformats.org/officeDocument/2006/relationships" xmlns:w14="http://schemas.microsoft.com/office/word/2010/wordml">
+              <w:rPr>
+                <w:rFonts w:ascii="Helvetica" w:hAnsi="Helvetica" w:eastAsia="Helvetica" w:cs="Helvetica"/>
+                <w:i w:val="false"/>
+                <w:b w:val="false"/>
+                <w:u w:val="none"/>
+                <w:sz w:val="24"/>
+                <w:szCs w:val="24"/>
+                <w:color w:val="000000"/>
+              </w:rPr>
+              <w:t xml:space="preserve">dom</w:t>
+            </w:r>
+          </w:p>
+        </w:tc>
+        <w:tc>
+          <w:tcPr>
+            <w:tcBorders>
+              <w:bottom w:val="none" w:sz="0" w:space="0" w:color="000000"/>
+              <w:top w:val="single" w:sz="12" w:space="0" w:color="666666"/>
+              <w:left w:val="none" w:sz="0" w:space="0" w:color="000000"/>
+              <w:right w:val="none" w:sz="0" w:space="0" w:color="000000"/>
+            </w:tcBorders>
+            <w:shd w:val="clear" w:color="auto" w:fill="FFFFFF"/>
+            <w:tcMar>
+              <w:top w:w="0" w:type="dxa"/>
+              <w:bottom w:w="0" w:type="dxa"/>
+              <w:left w:w="0" w:type="dxa"/>
+              <w:right w:w="0" w:type="dxa"/>
+            </w:tcMar>
+            <w:vAlign w:val="center"/>
+          </w:tcPr>
+          <w:p>
+            <w:pPr>
+              <w:pStyle w:val="Normal"/>
+              <w:jc w:val="left"/>
+              <w:pBdr>
+                <w:bottom w:val="none" w:sz="0" w:space="0" w:color="000000"/>
+                <w:top w:val="none" w:sz="0" w:space="0" w:color="000000"/>
+                <w:left w:val="none" w:sz="0" w:space="0" w:color="000000"/>
+                <w:right w:val="none" w:sz="0" w:space="0" w:color="000000"/>
+              </w:pBdr>
+              <w:spacing w:after="100" w:before="100" w:line="240"/>
+              <w:ind w:left="100" w:right="100" w:firstLine="0" w:firstLineChars="0"/>
+              <w:rPr>
+                <w:rFonts w:ascii="Helvetica" w:hAnsi="Helvetica" w:eastAsia="Helvetica" w:cs="Helvetica"/>
+                <w:i w:val="false"/>
+                <w:b w:val="false"/>
+                <w:u w:val="none"/>
+                <w:sz w:val="24"/>
+                <w:szCs w:val="24"/>
+                <w:color w:val="000000"/>
+              </w:rPr>
+            </w:pPr>
+            <w:r xmlns:w="http://schemas.openxmlformats.org/wordprocessingml/2006/main" xmlns:wp="http://schemas.openxmlformats.org/drawingml/2006/wordprocessingDrawing" xmlns:r="http://schemas.openxmlformats.org/officeDocument/2006/relationships" xmlns:w14="http://schemas.microsoft.com/office/word/2010/wordml">
+              <w:rPr>
+                <w:rFonts w:ascii="Helvetica" w:hAnsi="Helvetica" w:eastAsia="Helvetica" w:cs="Helvetica"/>
+                <w:i w:val="false"/>
+                <w:b w:val="false"/>
+                <w:u w:val="none"/>
+                <w:sz w:val="24"/>
+                <w:szCs w:val="24"/>
+                <w:color w:val="000000"/>
+              </w:rPr>
+              <w:t xml:space="preserve">Domestique</w:t>
+            </w:r>
+          </w:p>
+        </w:tc>
+        <w:tc>
+          <w:tcPr>
+            <w:tcBorders>
+              <w:bottom w:val="none" w:sz="0" w:space="0" w:color="000000"/>
+              <w:top w:val="single" w:sz="12" w:space="0" w:color="666666"/>
+              <w:left w:val="none" w:sz="0" w:space="0" w:color="000000"/>
+              <w:right w:val="none" w:sz="0" w:space="0" w:color="000000"/>
+            </w:tcBorders>
+            <w:shd w:val="clear" w:color="auto" w:fill="FFFFFF"/>
+            <w:tcMar>
+              <w:top w:w="0" w:type="dxa"/>
+              <w:bottom w:w="0" w:type="dxa"/>
+              <w:left w:w="0" w:type="dxa"/>
+              <w:right w:w="0" w:type="dxa"/>
+            </w:tcMar>
+            <w:vAlign w:val="center"/>
+          </w:tcPr>
+          <w:p>
+            <w:pPr>
+              <w:pStyle w:val="Normal"/>
+              <w:jc w:val="left"/>
+              <w:pBdr>
+                <w:bottom w:val="none" w:sz="0" w:space="0" w:color="000000"/>
+                <w:top w:val="none" w:sz="0" w:space="0" w:color="000000"/>
+                <w:left w:val="none" w:sz="0" w:space="0" w:color="000000"/>
+                <w:right w:val="none" w:sz="0" w:space="0" w:color="000000"/>
+              </w:pBdr>
+              <w:spacing w:after="100" w:before="100" w:line="240"/>
+              <w:ind w:left="100" w:right="100" w:firstLine="0" w:firstLineChars="0"/>
+              <w:rPr>
+                <w:rFonts w:ascii="Helvetica" w:hAnsi="Helvetica" w:eastAsia="Helvetica" w:cs="Helvetica"/>
+                <w:i w:val="false"/>
+                <w:b w:val="false"/>
+                <w:u w:val="none"/>
+                <w:sz w:val="24"/>
+                <w:szCs w:val="24"/>
+                <w:color w:val="000000"/>
+              </w:rPr>
+            </w:pPr>
+            <w:r xmlns:w="http://schemas.openxmlformats.org/wordprocessingml/2006/main" xmlns:wp="http://schemas.openxmlformats.org/drawingml/2006/wordprocessingDrawing" xmlns:r="http://schemas.openxmlformats.org/officeDocument/2006/relationships" xmlns:w14="http://schemas.microsoft.com/office/word/2010/wordml">
+              <w:rPr>
+                <w:rFonts w:ascii="Helvetica" w:hAnsi="Helvetica" w:eastAsia="Helvetica" w:cs="Helvetica"/>
+                <w:i w:val="false"/>
+                <w:b w:val="false"/>
+                <w:u w:val="none"/>
+                <w:sz w:val="24"/>
+                <w:szCs w:val="24"/>
+                <w:color w:val="000000"/>
+              </w:rPr>
+              <w:t xml:space="preserve">15 (44.1)</w:t>
             </w:r>
           </w:p>
         </w:tc>
       </w:tr>
       <w:tr>
         <w:trPr>
-          <w:cantSplit/>
+          <w:trHeight w:val="360" w:hRule="auto"/>
         </w:trPr>
-        <w:tc>
-          <w:tcPr>
-            <w:tcBorders>
-              <w:top w:val="single" w:space="0" w:color="D3D3D3"/>
-              <w:bottom w:val="single" w:space="0" w:color="D3D3D3"/>
-              <w:start w:val="single" w:space="0" w:color="D3D3D3"/>
-              <w:end w:val="single" w:space="0" w:color="D3D3D3"/>
-            </w:tcBorders>
-          </w:tcPr>
-          <w:p>
-            <w:pPr>
-              <w:spacing w:before="0" w:after="60"/>
-              <w:keepNext/>
-              <w:jc w:val="start"/>
-            </w:pPr>
-            <w:r>
-              <w:rPr>
-                <w:rFonts w:ascii="Calibri" w:hAnsi="Calibri"/>
-                <w:sz w:val="20"/>
-              </w:rPr>
-              <w:t xml:space="default">mpg</w:t>
-            </w:r>
-          </w:p>
-        </w:tc>
-        <w:tc>
-          <w:tcPr>
-            <w:tcBorders>
-              <w:top w:val="single" w:space="0" w:color="D3D3D3"/>
-              <w:bottom w:val="single" w:space="0" w:color="D3D3D3"/>
-              <w:start w:val="single" w:space="0" w:color="D3D3D3"/>
-              <w:end w:val="single" w:space="0" w:color="D3D3D3"/>
-            </w:tcBorders>
-          </w:tcPr>
-          <w:p>
-            <w:pPr>
-              <w:spacing w:before="0" w:after="60"/>
-              <w:keepNext/>
-              <w:jc w:val="end"/>
-            </w:pPr>
-            <w:r>
-              <w:rPr>
-                <w:rFonts w:ascii="Calibri" w:hAnsi="Calibri"/>
-                <w:sz w:val="20"/>
-              </w:rPr>
-              <w:t xml:space="default">21.2973</w:t>
-            </w:r>
-          </w:p>
-        </w:tc>
-        <w:tc>
-          <w:tcPr>
-            <w:tcBorders>
-              <w:top w:val="single" w:space="0" w:color="D3D3D3"/>
-              <w:bottom w:val="single" w:space="0" w:color="D3D3D3"/>
-              <w:start w:val="single" w:space="0" w:color="D3D3D3"/>
-              <w:end w:val="single" w:space="0" w:color="D3D3D3"/>
-            </w:tcBorders>
-          </w:tcPr>
-          <w:p>
-            <w:pPr>
-              <w:spacing w:before="0" w:after="60"/>
-              <w:keepNext/>
-              <w:jc w:val="end"/>
-            </w:pPr>
-            <w:r>
-              <w:rPr>
-                <w:rFonts w:ascii="Calibri" w:hAnsi="Calibri"/>
-                <w:sz w:val="20"/>
-              </w:rPr>
-              <w:t xml:space="default">12</w:t>
-            </w:r>
-          </w:p>
-        </w:tc>
-        <w:tc>
-          <w:tcPr>
-            <w:tcBorders>
-              <w:top w:val="single" w:space="0" w:color="D3D3D3"/>
-              <w:bottom w:val="single" w:space="0" w:color="D3D3D3"/>
-              <w:start w:val="single" w:space="0" w:color="D3D3D3"/>
-              <w:end w:val="single" w:space="0" w:color="D3D3D3"/>
-            </w:tcBorders>
-          </w:tcPr>
-          <w:p>
-            <w:pPr>
-              <w:spacing w:before="0" w:after="60"/>
-              <w:keepNext/>
-              <w:jc w:val="end"/>
-            </w:pPr>
-            <w:r>
-              <w:rPr>
-                <w:rFonts w:ascii="Calibri" w:hAnsi="Calibri"/>
-                <w:sz w:val="20"/>
-              </w:rPr>
-              <w:t xml:space="default">41</w:t>
-            </w:r>
-          </w:p>
-        </w:tc>
-        <w:tc>
-          <w:tcPr>
-            <w:tcBorders>
-              <w:top w:val="single" w:space="0" w:color="D3D3D3"/>
-              <w:bottom w:val="single" w:space="0" w:color="D3D3D3"/>
-              <w:start w:val="single" w:space="0" w:color="D3D3D3"/>
-              <w:end w:val="single" w:space="0" w:color="D3D3D3"/>
-            </w:tcBorders>
-          </w:tcPr>
-          <w:p>
-            <w:pPr>
-              <w:spacing w:before="0" w:after="60"/>
-              <w:keepNext/>
-              <w:jc w:val="end"/>
-            </w:pPr>
-            <w:r>
-              <w:rPr>
-                <w:rFonts w:ascii="Calibri" w:hAnsi="Calibri"/>
-                <w:sz w:val="20"/>
-              </w:rPr>
-              <w:t xml:space="default">20.0</w:t>
-            </w:r>
-          </w:p>
-        </w:tc>
-      </w:tr>
-      <w:tr>
-        <w:trPr>
-          <w:cantSplit/>
-        </w:trPr>
-        <w:tc>
-          <w:tcPr>
-            <w:tcBorders>
-              <w:top w:val="single" w:space="0" w:color="D3D3D3"/>
-              <w:bottom w:val="single" w:space="0" w:color="D3D3D3"/>
-              <w:start w:val="single" w:space="0" w:color="D3D3D3"/>
-              <w:end w:val="single" w:space="0" w:color="D3D3D3"/>
-            </w:tcBorders>
-          </w:tcPr>
-          <w:p>
-            <w:pPr>
-              <w:spacing w:before="0" w:after="60"/>
-              <w:keepNext/>
-              <w:jc w:val="start"/>
-            </w:pPr>
-            <w:r>
-              <w:rPr>
-                <w:rFonts w:ascii="Calibri" w:hAnsi="Calibri"/>
-                <w:sz w:val="20"/>
-              </w:rPr>
-              <w:t xml:space="default">weight</w:t>
-            </w:r>
-          </w:p>
-        </w:tc>
-        <w:tc>
-          <w:tcPr>
-            <w:tcBorders>
-              <w:top w:val="single" w:space="0" w:color="D3D3D3"/>
-              <w:bottom w:val="single" w:space="0" w:color="D3D3D3"/>
-              <w:start w:val="single" w:space="0" w:color="D3D3D3"/>
-              <w:end w:val="single" w:space="0" w:color="D3D3D3"/>
-            </w:tcBorders>
-          </w:tcPr>
-          <w:p>
-            <w:pPr>
-              <w:spacing w:before="0" w:after="60"/>
-              <w:keepNext/>
-              <w:jc w:val="end"/>
-            </w:pPr>
-            <w:r>
-              <w:rPr>
-                <w:rFonts w:ascii="Calibri" w:hAnsi="Calibri"/>
-                <w:sz w:val="20"/>
-              </w:rPr>
-              <w:t xml:space="default">3019.4595</w:t>
-            </w:r>
-          </w:p>
-        </w:tc>
-        <w:tc>
-          <w:tcPr>
-            <w:tcBorders>
-              <w:top w:val="single" w:space="0" w:color="D3D3D3"/>
-              <w:bottom w:val="single" w:space="0" w:color="D3D3D3"/>
-              <w:start w:val="single" w:space="0" w:color="D3D3D3"/>
-              <w:end w:val="single" w:space="0" w:color="D3D3D3"/>
-            </w:tcBorders>
-          </w:tcPr>
-          <w:p>
-            <w:pPr>
-              <w:spacing w:before="0" w:after="60"/>
-              <w:keepNext/>
-              <w:jc w:val="end"/>
-            </w:pPr>
-            <w:r>
-              <w:rPr>
-                <w:rFonts w:ascii="Calibri" w:hAnsi="Calibri"/>
-                <w:sz w:val="20"/>
-              </w:rPr>
-              <w:t xml:space="default">1760</w:t>
-            </w:r>
-          </w:p>
-        </w:tc>
-        <w:tc>
-          <w:tcPr>
-            <w:tcBorders>
-              <w:top w:val="single" w:space="0" w:color="D3D3D3"/>
-              <w:bottom w:val="single" w:space="0" w:color="D3D3D3"/>
-              <w:start w:val="single" w:space="0" w:color="D3D3D3"/>
-              <w:end w:val="single" w:space="0" w:color="D3D3D3"/>
-            </w:tcBorders>
-          </w:tcPr>
-          <w:p>
-            <w:pPr>
-              <w:spacing w:before="0" w:after="60"/>
-              <w:keepNext/>
-              <w:jc w:val="end"/>
-            </w:pPr>
-            <w:r>
-              <w:rPr>
-                <w:rFonts w:ascii="Calibri" w:hAnsi="Calibri"/>
-                <w:sz w:val="20"/>
-              </w:rPr>
-              <w:t xml:space="default">4840</w:t>
-            </w:r>
-          </w:p>
-        </w:tc>
-        <w:tc>
-          <w:tcPr>
-            <w:tcBorders>
-              <w:top w:val="single" w:space="0" w:color="D3D3D3"/>
-              <w:bottom w:val="single" w:space="0" w:color="D3D3D3"/>
-              <w:start w:val="single" w:space="0" w:color="D3D3D3"/>
-              <w:end w:val="single" w:space="0" w:color="D3D3D3"/>
-            </w:tcBorders>
-          </w:tcPr>
-          <w:p>
-            <w:pPr>
-              <w:spacing w:before="0" w:after="60"/>
-              <w:keepNext/>
-              <w:jc w:val="end"/>
-            </w:pPr>
-            <w:r>
-              <w:rPr>
-                <w:rFonts w:ascii="Calibri" w:hAnsi="Calibri"/>
-                <w:sz w:val="20"/>
-              </w:rPr>
-              <w:t xml:space="default">3190.0</w:t>
-            </w:r>
-          </w:p>
-        </w:tc>
-      </w:tr>
-      <w:tr>
-        <w:trPr>
-          <w:cantSplit/>
-        </w:trPr>
-        <w:tc>
-          <w:tcPr>
-            <w:tcBorders>
-              <w:top w:val="single" w:space="0" w:color="D3D3D3"/>
-              <w:bottom w:val="single" w:space="0" w:color="D3D3D3"/>
-              <w:start w:val="single" w:space="0" w:color="D3D3D3"/>
-              <w:end w:val="single" w:space="0" w:color="D3D3D3"/>
-            </w:tcBorders>
-          </w:tcPr>
-          <w:p>
-            <w:pPr>
-              <w:spacing w:before="0" w:after="60"/>
-              <w:keepNext/>
-              <w:jc w:val="start"/>
-            </w:pPr>
-            <w:r>
-              <w:rPr>
-                <w:rFonts w:ascii="Calibri" w:hAnsi="Calibri"/>
-                <w:sz w:val="20"/>
-              </w:rPr>
-              <w:t xml:space="default">length</w:t>
-            </w:r>
-          </w:p>
-        </w:tc>
-        <w:tc>
-          <w:tcPr>
-            <w:tcBorders>
-              <w:top w:val="single" w:space="0" w:color="D3D3D3"/>
-              <w:bottom w:val="single" w:space="0" w:color="D3D3D3"/>
-              <w:start w:val="single" w:space="0" w:color="D3D3D3"/>
-              <w:end w:val="single" w:space="0" w:color="D3D3D3"/>
-            </w:tcBorders>
-          </w:tcPr>
-          <w:p>
-            <w:pPr>
-              <w:spacing w:before="0" w:after="60"/>
-              <w:keepNext/>
-              <w:jc w:val="end"/>
-            </w:pPr>
-            <w:r>
-              <w:rPr>
-                <w:rFonts w:ascii="Calibri" w:hAnsi="Calibri"/>
-                <w:sz w:val="20"/>
-              </w:rPr>
-              <w:t xml:space="default">187.9324</w:t>
-            </w:r>
-          </w:p>
-        </w:tc>
-        <w:tc>
-          <w:tcPr>
-            <w:tcBorders>
-              <w:top w:val="single" w:space="0" w:color="D3D3D3"/>
-              <w:bottom w:val="single" w:space="0" w:color="D3D3D3"/>
-              <w:start w:val="single" w:space="0" w:color="D3D3D3"/>
-              <w:end w:val="single" w:space="0" w:color="D3D3D3"/>
-            </w:tcBorders>
-          </w:tcPr>
-          <w:p>
-            <w:pPr>
-              <w:spacing w:before="0" w:after="60"/>
-              <w:keepNext/>
-              <w:jc w:val="end"/>
-            </w:pPr>
-            <w:r>
-              <w:rPr>
-                <w:rFonts w:ascii="Calibri" w:hAnsi="Calibri"/>
-                <w:sz w:val="20"/>
-              </w:rPr>
-              <w:t xml:space="default">142</w:t>
-            </w:r>
-          </w:p>
-        </w:tc>
-        <w:tc>
-          <w:tcPr>
-            <w:tcBorders>
-              <w:top w:val="single" w:space="0" w:color="D3D3D3"/>
-              <w:bottom w:val="single" w:space="0" w:color="D3D3D3"/>
-              <w:start w:val="single" w:space="0" w:color="D3D3D3"/>
-              <w:end w:val="single" w:space="0" w:color="D3D3D3"/>
-            </w:tcBorders>
-          </w:tcPr>
-          <w:p>
-            <w:pPr>
-              <w:spacing w:before="0" w:after="60"/>
-              <w:keepNext/>
-              <w:jc w:val="end"/>
-            </w:pPr>
-            <w:r>
-              <w:rPr>
-                <w:rFonts w:ascii="Calibri" w:hAnsi="Calibri"/>
-                <w:sz w:val="20"/>
-              </w:rPr>
-              <w:t xml:space="default">233</w:t>
-            </w:r>
-          </w:p>
-        </w:tc>
-        <w:tc>
-          <w:tcPr>
-            <w:tcBorders>
-              <w:top w:val="single" w:space="0" w:color="D3D3D3"/>
-              <w:bottom w:val="single" w:space="0" w:color="D3D3D3"/>
-              <w:start w:val="single" w:space="0" w:color="D3D3D3"/>
-              <w:end w:val="single" w:space="0" w:color="D3D3D3"/>
-            </w:tcBorders>
-          </w:tcPr>
-          <w:p>
-            <w:pPr>
-              <w:spacing w:before="0" w:after="60"/>
-              <w:keepNext/>
-              <w:jc w:val="end"/>
-            </w:pPr>
-            <w:r>
-              <w:rPr>
-                <w:rFonts w:ascii="Calibri" w:hAnsi="Calibri"/>
-                <w:sz w:val="20"/>
-              </w:rPr>
-              <w:t xml:space="default">192.5</w:t>
+        body2
+        <w:tc>
+          <w:tcPr>
+            <w:tcBorders>
+              <w:bottom w:val="single" w:sz="12" w:space="0" w:color="666666"/>
+              <w:top w:val="none" w:sz="0" w:space="0" w:color="000000"/>
+              <w:left w:val="none" w:sz="0" w:space="0" w:color="000000"/>
+              <w:right w:val="none" w:sz="0" w:space="0" w:color="000000"/>
+            </w:tcBorders>
+            <w:shd w:val="clear" w:color="auto" w:fill="FFFFFF"/>
+            <w:tcMar>
+              <w:top w:w="0" w:type="dxa"/>
+              <w:bottom w:w="0" w:type="dxa"/>
+              <w:left w:w="0" w:type="dxa"/>
+              <w:right w:w="0" w:type="dxa"/>
+            </w:tcMar>
+            <w:vAlign w:val="center"/>
+          </w:tcPr>
+          <w:p>
+            <w:pPr>
+              <w:pStyle w:val="Normal"/>
+              <w:jc w:val="left"/>
+              <w:pBdr>
+                <w:bottom w:val="none" w:sz="0" w:space="0" w:color="000000"/>
+                <w:top w:val="none" w:sz="0" w:space="0" w:color="000000"/>
+                <w:left w:val="none" w:sz="0" w:space="0" w:color="000000"/>
+                <w:right w:val="none" w:sz="0" w:space="0" w:color="000000"/>
+              </w:pBdr>
+              <w:spacing w:after="100" w:before="100" w:line="240"/>
+              <w:ind w:left="100" w:right="100" w:firstLine="0" w:firstLineChars="0"/>
+              <w:rPr>
+                <w:rFonts w:ascii="Helvetica" w:hAnsi="Helvetica" w:eastAsia="Helvetica" w:cs="Helvetica"/>
+                <w:i w:val="false"/>
+                <w:b w:val="false"/>
+                <w:u w:val="none"/>
+                <w:sz w:val="24"/>
+                <w:szCs w:val="24"/>
+                <w:color w:val="000000"/>
+              </w:rPr>
+            </w:pPr>
+            <w:r xmlns:w="http://schemas.openxmlformats.org/wordprocessingml/2006/main" xmlns:wp="http://schemas.openxmlformats.org/drawingml/2006/wordprocessingDrawing" xmlns:r="http://schemas.openxmlformats.org/officeDocument/2006/relationships" xmlns:w14="http://schemas.microsoft.com/office/word/2010/wordml">
+              <w:rPr>
+                <w:rFonts w:ascii="Helvetica" w:hAnsi="Helvetica" w:eastAsia="Helvetica" w:cs="Helvetica"/>
+                <w:i w:val="false"/>
+                <w:b w:val="false"/>
+                <w:u w:val="none"/>
+                <w:sz w:val="24"/>
+                <w:szCs w:val="24"/>
+                <w:color w:val="000000"/>
+              </w:rPr>
+              <w:t xml:space="preserve">etr</w:t>
+            </w:r>
+          </w:p>
+        </w:tc>
+        <w:tc>
+          <w:tcPr>
+            <w:tcBorders>
+              <w:bottom w:val="single" w:sz="12" w:space="0" w:color="666666"/>
+              <w:top w:val="none" w:sz="0" w:space="0" w:color="000000"/>
+              <w:left w:val="none" w:sz="0" w:space="0" w:color="000000"/>
+              <w:right w:val="none" w:sz="0" w:space="0" w:color="000000"/>
+            </w:tcBorders>
+            <w:shd w:val="clear" w:color="auto" w:fill="FFFFFF"/>
+            <w:tcMar>
+              <w:top w:w="0" w:type="dxa"/>
+              <w:bottom w:w="0" w:type="dxa"/>
+              <w:left w:w="0" w:type="dxa"/>
+              <w:right w:w="0" w:type="dxa"/>
+            </w:tcMar>
+            <w:vAlign w:val="center"/>
+          </w:tcPr>
+          <w:p>
+            <w:pPr>
+              <w:pStyle w:val="Normal"/>
+              <w:jc w:val="left"/>
+              <w:pBdr>
+                <w:bottom w:val="none" w:sz="0" w:space="0" w:color="000000"/>
+                <w:top w:val="none" w:sz="0" w:space="0" w:color="000000"/>
+                <w:left w:val="none" w:sz="0" w:space="0" w:color="000000"/>
+                <w:right w:val="none" w:sz="0" w:space="0" w:color="000000"/>
+              </w:pBdr>
+              <w:spacing w:after="100" w:before="100" w:line="240"/>
+              <w:ind w:left="100" w:right="100" w:firstLine="0" w:firstLineChars="0"/>
+              <w:rPr>
+                <w:rFonts w:ascii="Helvetica" w:hAnsi="Helvetica" w:eastAsia="Helvetica" w:cs="Helvetica"/>
+                <w:i w:val="false"/>
+                <w:b w:val="false"/>
+                <w:u w:val="none"/>
+                <w:sz w:val="24"/>
+                <w:szCs w:val="24"/>
+                <w:color w:val="000000"/>
+              </w:rPr>
+            </w:pPr>
+            <w:r xmlns:w="http://schemas.openxmlformats.org/wordprocessingml/2006/main" xmlns:wp="http://schemas.openxmlformats.org/drawingml/2006/wordprocessingDrawing" xmlns:r="http://schemas.openxmlformats.org/officeDocument/2006/relationships" xmlns:w14="http://schemas.microsoft.com/office/word/2010/wordml">
+              <w:rPr>
+                <w:rFonts w:ascii="Helvetica" w:hAnsi="Helvetica" w:eastAsia="Helvetica" w:cs="Helvetica"/>
+                <w:i w:val="false"/>
+                <w:b w:val="false"/>
+                <w:u w:val="none"/>
+                <w:sz w:val="24"/>
+                <w:szCs w:val="24"/>
+                <w:color w:val="000000"/>
+              </w:rPr>
+              <w:t xml:space="preserve">Etrangere</w:t>
+            </w:r>
+          </w:p>
+        </w:tc>
+        <w:tc>
+          <w:tcPr>
+            <w:tcBorders>
+              <w:bottom w:val="single" w:sz="12" w:space="0" w:color="666666"/>
+              <w:top w:val="none" w:sz="0" w:space="0" w:color="000000"/>
+              <w:left w:val="none" w:sz="0" w:space="0" w:color="000000"/>
+              <w:right w:val="none" w:sz="0" w:space="0" w:color="000000"/>
+            </w:tcBorders>
+            <w:shd w:val="clear" w:color="auto" w:fill="FFFFFF"/>
+            <w:tcMar>
+              <w:top w:w="0" w:type="dxa"/>
+              <w:bottom w:w="0" w:type="dxa"/>
+              <w:left w:w="0" w:type="dxa"/>
+              <w:right w:w="0" w:type="dxa"/>
+            </w:tcMar>
+            <w:vAlign w:val="center"/>
+          </w:tcPr>
+          <w:p>
+            <w:pPr>
+              <w:pStyle w:val="Normal"/>
+              <w:jc w:val="left"/>
+              <w:pBdr>
+                <w:bottom w:val="none" w:sz="0" w:space="0" w:color="000000"/>
+                <w:top w:val="none" w:sz="0" w:space="0" w:color="000000"/>
+                <w:left w:val="none" w:sz="0" w:space="0" w:color="000000"/>
+                <w:right w:val="none" w:sz="0" w:space="0" w:color="000000"/>
+              </w:pBdr>
+              <w:spacing w:after="100" w:before="100" w:line="240"/>
+              <w:ind w:left="100" w:right="100" w:firstLine="0" w:firstLineChars="0"/>
+              <w:rPr>
+                <w:rFonts w:ascii="Helvetica" w:hAnsi="Helvetica" w:eastAsia="Helvetica" w:cs="Helvetica"/>
+                <w:i w:val="false"/>
+                <w:b w:val="false"/>
+                <w:u w:val="none"/>
+                <w:sz w:val="24"/>
+                <w:szCs w:val="24"/>
+                <w:color w:val="000000"/>
+              </w:rPr>
+            </w:pPr>
+            <w:r xmlns:w="http://schemas.openxmlformats.org/wordprocessingml/2006/main" xmlns:wp="http://schemas.openxmlformats.org/drawingml/2006/wordprocessingDrawing" xmlns:r="http://schemas.openxmlformats.org/officeDocument/2006/relationships" xmlns:w14="http://schemas.microsoft.com/office/word/2010/wordml">
+              <w:rPr>
+                <w:rFonts w:ascii="Helvetica" w:hAnsi="Helvetica" w:eastAsia="Helvetica" w:cs="Helvetica"/>
+                <w:i w:val="false"/>
+                <w:b w:val="false"/>
+                <w:u w:val="none"/>
+                <w:sz w:val="24"/>
+                <w:szCs w:val="24"/>
+                <w:color w:val="000000"/>
+              </w:rPr>
+              <w:t xml:space="preserve">19 (55.9)</w:t>
             </w:r>
           </w:p>
         </w:tc>
       </w:tr>
     </w:tbl>
+    <w:p>
+      <w:pPr>
+        <w:sectPr>
+          <w:pgSz w:h="11906" w:w="16838" w:orient="landscape"/>
+        </w:sectPr>
+      </w:pPr>
+    </w:p>
     <w:p>
       <w:pPr>
         <w:sectPr>

--- a/_book/statabook-example.docx
+++ b/_book/statabook-example.docx
@@ -123,9 +123,152 @@
     </w:p>
     <w:p>
       <w:pPr>
-        <w:pStyle w:val="BodyText"/>
+        <w:pStyle w:val="SourceCode"/>
       </w:pPr>
       <w:r>
+        <w:rPr>
+          <w:rStyle w:val="FunctionTok"/>
+        </w:rPr>
+        <w:t xml:space="preserve">library</w:t>
+      </w:r>
+      <w:r>
+        <w:rPr>
+          <w:rStyle w:val="NormalTok"/>
+        </w:rPr>
+        <w:t xml:space="preserve">(haven)</w:t>
+      </w:r>
+      <w:r>
+        <w:br/>
+      </w:r>
+      <w:r>
+        <w:rPr>
+          <w:rStyle w:val="FunctionTok"/>
+        </w:rPr>
+        <w:t xml:space="preserve">library</w:t>
+      </w:r>
+      <w:r>
+        <w:rPr>
+          <w:rStyle w:val="NormalTok"/>
+        </w:rPr>
+        <w:t xml:space="preserve">(flextable)</w:t>
+      </w:r>
+      <w:r>
+        <w:br/>
+      </w:r>
+      <w:r>
+        <w:rPr>
+          <w:rStyle w:val="FunctionTok"/>
+        </w:rPr>
+        <w:t xml:space="preserve">library</w:t>
+      </w:r>
+      <w:r>
+        <w:rPr>
+          <w:rStyle w:val="NormalTok"/>
+        </w:rPr>
+        <w:t xml:space="preserve">(tidyverse)</w:t>
+      </w:r>
+      <w:r>
+        <w:br/>
+      </w:r>
+      <w:r>
+        <w:br/>
+      </w:r>
+      <w:r>
+        <w:rPr>
+          <w:rStyle w:val="CommentTok"/>
+        </w:rPr>
+        <w:t xml:space="preserve"># on peut definir les proprietes du tableau de sortie</w:t>
+      </w:r>
+      <w:r>
+        <w:br/>
+      </w:r>
+      <w:r>
+        <w:rPr>
+          <w:rStyle w:val="FunctionTok"/>
+        </w:rPr>
+        <w:t xml:space="preserve">set_flextable_defaults</w:t>
+      </w:r>
+      <w:r>
+        <w:rPr>
+          <w:rStyle w:val="NormalTok"/>
+        </w:rPr>
+        <w:t xml:space="preserve">(</w:t>
+      </w:r>
+      <w:r>
+        <w:br/>
+      </w:r>
+      <w:r>
+        <w:rPr>
+          <w:rStyle w:val="NormalTok"/>
+        </w:rPr>
+        <w:t xml:space="preserve">   </w:t>
+      </w:r>
+      <w:r>
+        <w:rPr>
+          <w:rStyle w:val="AttributeTok"/>
+        </w:rPr>
+        <w:t xml:space="preserve">font.size =</w:t>
+      </w:r>
+      <w:r>
+        <w:rPr>
+          <w:rStyle w:val="NormalTok"/>
+        </w:rPr>
+        <w:t xml:space="preserve"> </w:t>
+      </w:r>
+      <w:r>
+        <w:rPr>
+          <w:rStyle w:val="DecValTok"/>
+        </w:rPr>
+        <w:t xml:space="preserve">12</w:t>
+      </w:r>
+      <w:r>
+        <w:rPr>
+          <w:rStyle w:val="NormalTok"/>
+        </w:rPr>
+        <w:t xml:space="preserve">,</w:t>
+      </w:r>
+      <w:r>
+        <w:br/>
+      </w:r>
+      <w:r>
+        <w:rPr>
+          <w:rStyle w:val="NormalTok"/>
+        </w:rPr>
+        <w:t xml:space="preserve">   </w:t>
+      </w:r>
+      <w:r>
+        <w:rPr>
+          <w:rStyle w:val="AttributeTok"/>
+        </w:rPr>
+        <w:t xml:space="preserve">them_fun =</w:t>
+      </w:r>
+      <w:r>
+        <w:rPr>
+          <w:rStyle w:val="NormalTok"/>
+        </w:rPr>
+        <w:t xml:space="preserve"> </w:t>
+      </w:r>
+      <w:r>
+        <w:rPr>
+          <w:rStyle w:val="StringTok"/>
+        </w:rPr>
+        <w:t xml:space="preserve">"vanilla"</w:t>
+      </w:r>
+      <w:r>
+        <w:br/>
+      </w:r>
+      <w:r>
+        <w:rPr>
+          <w:rStyle w:val="NormalTok"/>
+        </w:rPr>
+        <w:t xml:space="preserve">)</w:t>
+      </w:r>
+    </w:p>
+    <w:p>
+      <w:pPr>
+        <w:pStyle w:val="FirstParagraph"/>
+      </w:pPr>
+      <w:r>
         <w:t xml:space="preserve">On charge ici en test la base de données</w:t>
       </w:r>
       <w:r>
@@ -169,18 +312,500 @@
       </w:r>
       <w:r>
         <w:t xml:space="preserve">de possiblités pour les modifications au niveau des docx.</w:t>
+      </w:r>
+    </w:p>
+    <w:p>
+      <w:pPr>
+        <w:pStyle w:val="SourceCode"/>
+      </w:pPr>
+      <w:r>
+        <w:rPr>
+          <w:rStyle w:val="NormalTok"/>
+        </w:rPr>
+        <w:t xml:space="preserve">df </w:t>
+      </w:r>
+      <w:r>
+        <w:rPr>
+          <w:rStyle w:val="OtherTok"/>
+        </w:rPr>
+        <w:t xml:space="preserve">&lt;-</w:t>
+      </w:r>
+      <w:r>
+        <w:rPr>
+          <w:rStyle w:val="NormalTok"/>
+        </w:rPr>
+        <w:t xml:space="preserve"> haven</w:t>
+      </w:r>
+      <w:r>
+        <w:rPr>
+          <w:rStyle w:val="SpecialCharTok"/>
+        </w:rPr>
+        <w:t xml:space="preserve">::</w:t>
+      </w:r>
+      <w:r>
+        <w:rPr>
+          <w:rStyle w:val="FunctionTok"/>
+        </w:rPr>
+        <w:t xml:space="preserve">read_dta</w:t>
+      </w:r>
+      <w:r>
+        <w:rPr>
+          <w:rStyle w:val="NormalTok"/>
+        </w:rPr>
+        <w:t xml:space="preserve">(here</w:t>
+      </w:r>
+      <w:r>
+        <w:rPr>
+          <w:rStyle w:val="SpecialCharTok"/>
+        </w:rPr>
+        <w:t xml:space="preserve">::</w:t>
+      </w:r>
+      <w:r>
+        <w:rPr>
+          <w:rStyle w:val="FunctionTok"/>
+        </w:rPr>
+        <w:t xml:space="preserve">here</w:t>
+      </w:r>
+      <w:r>
+        <w:rPr>
+          <w:rStyle w:val="NormalTok"/>
+        </w:rPr>
+        <w:t xml:space="preserve">(</w:t>
+      </w:r>
+      <w:r>
+        <w:rPr>
+          <w:rStyle w:val="StringTok"/>
+        </w:rPr>
+        <w:t xml:space="preserve">"output_datasets"</w:t>
+      </w:r>
+      <w:r>
+        <w:rPr>
+          <w:rStyle w:val="NormalTok"/>
+        </w:rPr>
+        <w:t xml:space="preserve">, </w:t>
+      </w:r>
+      <w:r>
+        <w:rPr>
+          <w:rStyle w:val="StringTok"/>
+        </w:rPr>
+        <w:t xml:space="preserve">"test_quali.dta"</w:t>
+      </w:r>
+      <w:r>
+        <w:rPr>
+          <w:rStyle w:val="NormalTok"/>
+        </w:rPr>
+        <w:t xml:space="preserve">))</w:t>
+      </w:r>
+      <w:r>
+        <w:br/>
+      </w:r>
+      <w:r>
+        <w:rPr>
+          <w:rStyle w:val="CommentTok"/>
+        </w:rPr>
+        <w:t xml:space="preserve"># on peut faire certains formatages à la base de données df</w:t>
+      </w:r>
+      <w:r>
+        <w:br/>
+      </w:r>
+      <w:r>
+        <w:br/>
+      </w:r>
+      <w:r>
+        <w:rPr>
+          <w:rStyle w:val="NormalTok"/>
+        </w:rPr>
+        <w:t xml:space="preserve">df </w:t>
+      </w:r>
+      <w:r>
+        <w:rPr>
+          <w:rStyle w:val="SpecialCharTok"/>
+        </w:rPr>
+        <w:t xml:space="preserve">|&gt;</w:t>
+      </w:r>
+      <w:r>
+        <w:rPr>
+          <w:rStyle w:val="NormalTok"/>
+        </w:rPr>
+        <w:t xml:space="preserve"> </w:t>
+      </w:r>
+      <w:r>
+        <w:br/>
+      </w:r>
+      <w:r>
+        <w:rPr>
+          <w:rStyle w:val="NormalTok"/>
+        </w:rPr>
+        <w:t xml:space="preserve">  </w:t>
+      </w:r>
+      <w:r>
+        <w:rPr>
+          <w:rStyle w:val="CommentTok"/>
+        </w:rPr>
+        <w:t xml:space="preserve"># on ne selectione que les colonnes que l'on veut ici</w:t>
+      </w:r>
+      <w:r>
+        <w:br/>
+      </w:r>
+      <w:r>
+        <w:rPr>
+          <w:rStyle w:val="NormalTok"/>
+        </w:rPr>
+        <w:t xml:space="preserve">  </w:t>
+      </w:r>
+      <w:r>
+        <w:rPr>
+          <w:rStyle w:val="FunctionTok"/>
+        </w:rPr>
+        <w:t xml:space="preserve">select</w:t>
+      </w:r>
+      <w:r>
+        <w:rPr>
+          <w:rStyle w:val="NormalTok"/>
+        </w:rPr>
+        <w:t xml:space="preserve">(label, value) </w:t>
+      </w:r>
+      <w:r>
+        <w:rPr>
+          <w:rStyle w:val="SpecialCharTok"/>
+        </w:rPr>
+        <w:t xml:space="preserve">|&gt;</w:t>
+      </w:r>
+      <w:r>
+        <w:rPr>
+          <w:rStyle w:val="NormalTok"/>
+        </w:rPr>
+        <w:t xml:space="preserve"> </w:t>
+      </w:r>
+      <w:r>
+        <w:br/>
+      </w:r>
+      <w:r>
+        <w:rPr>
+          <w:rStyle w:val="NormalTok"/>
+        </w:rPr>
+        <w:t xml:space="preserve">  </w:t>
+      </w:r>
+      <w:r>
+        <w:rPr>
+          <w:rStyle w:val="CommentTok"/>
+        </w:rPr>
+        <w:t xml:space="preserve"># on peut ajouter des noms aux colonnes</w:t>
+      </w:r>
+      <w:r>
+        <w:br/>
+      </w:r>
+      <w:r>
+        <w:rPr>
+          <w:rStyle w:val="NormalTok"/>
+        </w:rPr>
+        <w:t xml:space="preserve">  </w:t>
+      </w:r>
+      <w:r>
+        <w:rPr>
+          <w:rStyle w:val="FunctionTok"/>
+        </w:rPr>
+        <w:t xml:space="preserve">setNames</w:t>
+      </w:r>
+      <w:r>
+        <w:rPr>
+          <w:rStyle w:val="NormalTok"/>
+        </w:rPr>
+        <w:t xml:space="preserve">(</w:t>
+      </w:r>
+      <w:r>
+        <w:rPr>
+          <w:rStyle w:val="FunctionTok"/>
+        </w:rPr>
+        <w:t xml:space="preserve">c</w:t>
+      </w:r>
+      <w:r>
+        <w:rPr>
+          <w:rStyle w:val="NormalTok"/>
+        </w:rPr>
+        <w:t xml:space="preserve">(</w:t>
+      </w:r>
+      <w:r>
+        <w:rPr>
+          <w:rStyle w:val="StringTok"/>
+        </w:rPr>
+        <w:t xml:space="preserve">"Origine des voitures"</w:t>
+      </w:r>
+      <w:r>
+        <w:rPr>
+          <w:rStyle w:val="NormalTok"/>
+        </w:rPr>
+        <w:t xml:space="preserve">, </w:t>
+      </w:r>
+      <w:r>
+        <w:rPr>
+          <w:rStyle w:val="StringTok"/>
+        </w:rPr>
+        <w:t xml:space="preserve">"N (%)"</w:t>
+      </w:r>
+      <w:r>
+        <w:rPr>
+          <w:rStyle w:val="NormalTok"/>
+        </w:rPr>
+        <w:t xml:space="preserve">)) </w:t>
+      </w:r>
+      <w:r>
+        <w:rPr>
+          <w:rStyle w:val="SpecialCharTok"/>
+        </w:rPr>
+        <w:t xml:space="preserve">|&gt;</w:t>
+      </w:r>
+      <w:r>
+        <w:rPr>
+          <w:rStyle w:val="NormalTok"/>
+        </w:rPr>
+        <w:t xml:space="preserve"> </w:t>
+      </w:r>
+      <w:r>
+        <w:br/>
+      </w:r>
+      <w:r>
+        <w:rPr>
+          <w:rStyle w:val="NormalTok"/>
+        </w:rPr>
+        <w:t xml:space="preserve">  </w:t>
+      </w:r>
+      <w:r>
+        <w:rPr>
+          <w:rStyle w:val="FunctionTok"/>
+        </w:rPr>
+        <w:t xml:space="preserve">flextable</w:t>
+      </w:r>
+      <w:r>
+        <w:rPr>
+          <w:rStyle w:val="NormalTok"/>
+        </w:rPr>
+        <w:t xml:space="preserve">() </w:t>
+      </w:r>
+      <w:r>
+        <w:rPr>
+          <w:rStyle w:val="SpecialCharTok"/>
+        </w:rPr>
+        <w:t xml:space="preserve">|&gt;</w:t>
+      </w:r>
+      <w:r>
+        <w:rPr>
+          <w:rStyle w:val="NormalTok"/>
+        </w:rPr>
+        <w:t xml:space="preserve"> </w:t>
+      </w:r>
+      <w:r>
+        <w:br/>
+      </w:r>
+      <w:r>
+        <w:rPr>
+          <w:rStyle w:val="NormalTok"/>
+        </w:rPr>
+        <w:t xml:space="preserve">  </w:t>
+      </w:r>
+      <w:r>
+        <w:rPr>
+          <w:rStyle w:val="CommentTok"/>
+        </w:rPr>
+        <w:t xml:space="preserve"># ici je montre comment mettre des couleurs sur le titre,</w:t>
+      </w:r>
+      <w:r>
+        <w:br/>
+      </w:r>
+      <w:r>
+        <w:rPr>
+          <w:rStyle w:val="NormalTok"/>
+        </w:rPr>
+        <w:t xml:space="preserve">  </w:t>
+      </w:r>
+      <w:r>
+        <w:rPr>
+          <w:rStyle w:val="CommentTok"/>
+        </w:rPr>
+        <w:t xml:space="preserve"># i c'est la ou les lignes, j c'est la colonne, part c'est la partie</w:t>
+      </w:r>
+      <w:r>
+        <w:br/>
+      </w:r>
+      <w:r>
+        <w:rPr>
+          <w:rStyle w:val="NormalTok"/>
+        </w:rPr>
+        <w:t xml:space="preserve">  </w:t>
+      </w:r>
+      <w:r>
+        <w:rPr>
+          <w:rStyle w:val="FunctionTok"/>
+        </w:rPr>
+        <w:t xml:space="preserve">bg</w:t>
+      </w:r>
+      <w:r>
+        <w:rPr>
+          <w:rStyle w:val="NormalTok"/>
+        </w:rPr>
+        <w:t xml:space="preserve">(</w:t>
+      </w:r>
+      <w:r>
+        <w:rPr>
+          <w:rStyle w:val="AttributeTok"/>
+        </w:rPr>
+        <w:t xml:space="preserve">i =</w:t>
+      </w:r>
+      <w:r>
+        <w:rPr>
+          <w:rStyle w:val="NormalTok"/>
+        </w:rPr>
+        <w:t xml:space="preserve"> </w:t>
+      </w:r>
+      <w:r>
+        <w:rPr>
+          <w:rStyle w:val="DecValTok"/>
+        </w:rPr>
+        <w:t xml:space="preserve">1</w:t>
+      </w:r>
+      <w:r>
+        <w:rPr>
+          <w:rStyle w:val="NormalTok"/>
+        </w:rPr>
+        <w:t xml:space="preserve">, </w:t>
+      </w:r>
+      <w:r>
+        <w:rPr>
+          <w:rStyle w:val="AttributeTok"/>
+        </w:rPr>
+        <w:t xml:space="preserve">part =</w:t>
+      </w:r>
+      <w:r>
+        <w:rPr>
+          <w:rStyle w:val="NormalTok"/>
+        </w:rPr>
+        <w:t xml:space="preserve"> </w:t>
+      </w:r>
+      <w:r>
+        <w:rPr>
+          <w:rStyle w:val="StringTok"/>
+        </w:rPr>
+        <w:t xml:space="preserve">"header"</w:t>
+      </w:r>
+      <w:r>
+        <w:rPr>
+          <w:rStyle w:val="NormalTok"/>
+        </w:rPr>
+        <w:t xml:space="preserve">, </w:t>
+      </w:r>
+      <w:r>
+        <w:rPr>
+          <w:rStyle w:val="AttributeTok"/>
+        </w:rPr>
+        <w:t xml:space="preserve">bg =</w:t>
+      </w:r>
+      <w:r>
+        <w:rPr>
+          <w:rStyle w:val="NormalTok"/>
+        </w:rPr>
+        <w:t xml:space="preserve"> </w:t>
+      </w:r>
+      <w:r>
+        <w:rPr>
+          <w:rStyle w:val="StringTok"/>
+        </w:rPr>
+        <w:t xml:space="preserve">"lightblue"</w:t>
+      </w:r>
+      <w:r>
+        <w:rPr>
+          <w:rStyle w:val="NormalTok"/>
+        </w:rPr>
+        <w:t xml:space="preserve">) </w:t>
+      </w:r>
+      <w:r>
+        <w:rPr>
+          <w:rStyle w:val="SpecialCharTok"/>
+        </w:rPr>
+        <w:t xml:space="preserve">|&gt;</w:t>
+      </w:r>
+      <w:r>
+        <w:rPr>
+          <w:rStyle w:val="NormalTok"/>
+        </w:rPr>
+        <w:t xml:space="preserve"> </w:t>
+      </w:r>
+      <w:r>
+        <w:br/>
+      </w:r>
+      <w:r>
+        <w:rPr>
+          <w:rStyle w:val="NormalTok"/>
+        </w:rPr>
+        <w:t xml:space="preserve">  </w:t>
+      </w:r>
+      <w:r>
+        <w:rPr>
+          <w:rStyle w:val="FunctionTok"/>
+        </w:rPr>
+        <w:t xml:space="preserve">set_table_properties</w:t>
+      </w:r>
+      <w:r>
+        <w:rPr>
+          <w:rStyle w:val="NormalTok"/>
+        </w:rPr>
+        <w:t xml:space="preserve">(</w:t>
+      </w:r>
+      <w:r>
+        <w:rPr>
+          <w:rStyle w:val="AttributeTok"/>
+        </w:rPr>
+        <w:t xml:space="preserve">layout =</w:t>
+      </w:r>
+      <w:r>
+        <w:rPr>
+          <w:rStyle w:val="NormalTok"/>
+        </w:rPr>
+        <w:t xml:space="preserve"> </w:t>
+      </w:r>
+      <w:r>
+        <w:rPr>
+          <w:rStyle w:val="StringTok"/>
+        </w:rPr>
+        <w:t xml:space="preserve">"autofit"</w:t>
+      </w:r>
+      <w:r>
+        <w:rPr>
+          <w:rStyle w:val="NormalTok"/>
+        </w:rPr>
+        <w:t xml:space="preserve">, </w:t>
+      </w:r>
+      <w:r>
+        <w:rPr>
+          <w:rStyle w:val="AttributeTok"/>
+        </w:rPr>
+        <w:t xml:space="preserve">width =</w:t>
+      </w:r>
+      <w:r>
+        <w:rPr>
+          <w:rStyle w:val="NormalTok"/>
+        </w:rPr>
+        <w:t xml:space="preserve"> </w:t>
+      </w:r>
+      <w:r>
+        <w:rPr>
+          <w:rStyle w:val="DecValTok"/>
+        </w:rPr>
+        <w:t xml:space="preserve">1</w:t>
+      </w:r>
+      <w:r>
+        <w:rPr>
+          <w:rStyle w:val="NormalTok"/>
+        </w:rPr>
+        <w:t xml:space="preserve">)</w:t>
       </w:r>
     </w:p>
     <w:tbl xmlns:w="http://schemas.openxmlformats.org/wordprocessingml/2006/main" xmlns:r="http://schemas.openxmlformats.org/officeDocument/2006/relationships" xmlns:w14="http://schemas.microsoft.com/office/word/2010/wordml" xmlns:wp="http://schemas.openxmlformats.org/drawingml/2006/wordprocessingDrawing" xmlns:a="http://schemas.openxmlformats.org/drawingml/2006/main" xmlns:pic="http://schemas.openxmlformats.org/drawingml/2006/picture">
       <w:tblPr>
-        <w:tblLayout w:type="fixed"/>
+        <w:tblLayout w:type="autofit"/>
         <w:jc w:val="center"/>
+        <w:tblW w:type="pct" w:w="5000"/>
         <w:tblLook w:firstRow="1" w:lastRow="0" w:firstColumn="0" w:lastColumn="0" w:noHBand="0" w:noVBand="1"/>
       </w:tblPr>
-      <w:tblGrid>
-        <w:gridCol w:w="1080"/>
-        <w:gridCol w:w="1080"/>
-      </w:tblGrid>
       <w:tr>
         <w:trPr>
           <w:trHeight w:val="360" w:hRule="auto"/>
@@ -521,7 +1146,7 @@
     </w:tbl>
     <w:p>
       <w:pPr>
-        <w:pStyle w:val="BodyText"/>
+        <w:pStyle w:val="FirstParagraph"/>
       </w:pPr>
       <w:r>
         <w:t xml:space="preserve">On effectue ici un autre test avec une</w:t>
@@ -1399,6 +2024,614 @@
         <w:t xml:space="preserve">exemple quali_2 et quali_3</w:t>
       </w:r>
     </w:p>
+    <w:p>
+      <w:pPr>
+        <w:pStyle w:val="SourceCode"/>
+      </w:pPr>
+      <w:r>
+        <w:rPr>
+          <w:rStyle w:val="NormalTok"/>
+        </w:rPr>
+        <w:t xml:space="preserve">tables_files </w:t>
+      </w:r>
+      <w:r>
+        <w:rPr>
+          <w:rStyle w:val="OtherTok"/>
+        </w:rPr>
+        <w:t xml:space="preserve">&lt;-</w:t>
+      </w:r>
+      <w:r>
+        <w:rPr>
+          <w:rStyle w:val="NormalTok"/>
+        </w:rPr>
+        <w:t xml:space="preserve"> </w:t>
+      </w:r>
+      <w:r>
+        <w:rPr>
+          <w:rStyle w:val="FunctionTok"/>
+        </w:rPr>
+        <w:t xml:space="preserve">c</w:t>
+      </w:r>
+      <w:r>
+        <w:rPr>
+          <w:rStyle w:val="NormalTok"/>
+        </w:rPr>
+        <w:t xml:space="preserve">(</w:t>
+      </w:r>
+      <w:r>
+        <w:rPr>
+          <w:rStyle w:val="StringTok"/>
+        </w:rPr>
+        <w:t xml:space="preserve">"test_quali2.dta"</w:t>
+      </w:r>
+      <w:r>
+        <w:rPr>
+          <w:rStyle w:val="NormalTok"/>
+        </w:rPr>
+        <w:t xml:space="preserve">, </w:t>
+      </w:r>
+      <w:r>
+        <w:rPr>
+          <w:rStyle w:val="StringTok"/>
+        </w:rPr>
+        <w:t xml:space="preserve">"test_quali3.dta"</w:t>
+      </w:r>
+      <w:r>
+        <w:rPr>
+          <w:rStyle w:val="NormalTok"/>
+        </w:rPr>
+        <w:t xml:space="preserve">)</w:t>
+      </w:r>
+      <w:r>
+        <w:br/>
+      </w:r>
+      <w:r>
+        <w:rPr>
+          <w:rStyle w:val="NormalTok"/>
+        </w:rPr>
+        <w:t xml:space="preserve">tables_files </w:t>
+      </w:r>
+      <w:r>
+        <w:rPr>
+          <w:rStyle w:val="OtherTok"/>
+        </w:rPr>
+        <w:t xml:space="preserve">&lt;-</w:t>
+      </w:r>
+      <w:r>
+        <w:rPr>
+          <w:rStyle w:val="NormalTok"/>
+        </w:rPr>
+        <w:t xml:space="preserve"> here</w:t>
+      </w:r>
+      <w:r>
+        <w:rPr>
+          <w:rStyle w:val="SpecialCharTok"/>
+        </w:rPr>
+        <w:t xml:space="preserve">::</w:t>
+      </w:r>
+      <w:r>
+        <w:rPr>
+          <w:rStyle w:val="FunctionTok"/>
+        </w:rPr>
+        <w:t xml:space="preserve">here</w:t>
+      </w:r>
+      <w:r>
+        <w:rPr>
+          <w:rStyle w:val="NormalTok"/>
+        </w:rPr>
+        <w:t xml:space="preserve">(</w:t>
+      </w:r>
+      <w:r>
+        <w:rPr>
+          <w:rStyle w:val="StringTok"/>
+        </w:rPr>
+        <w:t xml:space="preserve">"output_datasets"</w:t>
+      </w:r>
+      <w:r>
+        <w:rPr>
+          <w:rStyle w:val="NormalTok"/>
+        </w:rPr>
+        <w:t xml:space="preserve">, tables_files)</w:t>
+      </w:r>
+      <w:r>
+        <w:br/>
+      </w:r>
+      <w:r>
+        <w:br/>
+      </w:r>
+      <w:r>
+        <w:rPr>
+          <w:rStyle w:val="CommentTok"/>
+        </w:rPr>
+        <w:t xml:space="preserve">#ici on utilise une fonction qui les deux tables et les combine ensuite</w:t>
+      </w:r>
+      <w:r>
+        <w:br/>
+      </w:r>
+      <w:r>
+        <w:rPr>
+          <w:rStyle w:val="NormalTok"/>
+        </w:rPr>
+        <w:t xml:space="preserve">df1 </w:t>
+      </w:r>
+      <w:r>
+        <w:rPr>
+          <w:rStyle w:val="OtherTok"/>
+        </w:rPr>
+        <w:t xml:space="preserve">&lt;-</w:t>
+      </w:r>
+      <w:r>
+        <w:rPr>
+          <w:rStyle w:val="NormalTok"/>
+        </w:rPr>
+        <w:t xml:space="preserve"> </w:t>
+      </w:r>
+      <w:r>
+        <w:rPr>
+          <w:rStyle w:val="FunctionTok"/>
+        </w:rPr>
+        <w:t xml:space="preserve">read_dta</w:t>
+      </w:r>
+      <w:r>
+        <w:rPr>
+          <w:rStyle w:val="NormalTok"/>
+        </w:rPr>
+        <w:t xml:space="preserve">(tables_files[</w:t>
+      </w:r>
+      <w:r>
+        <w:rPr>
+          <w:rStyle w:val="DecValTok"/>
+        </w:rPr>
+        <w:t xml:space="preserve">1</w:t>
+      </w:r>
+      <w:r>
+        <w:rPr>
+          <w:rStyle w:val="NormalTok"/>
+        </w:rPr>
+        <w:t xml:space="preserve">])</w:t>
+      </w:r>
+      <w:r>
+        <w:br/>
+      </w:r>
+      <w:r>
+        <w:rPr>
+          <w:rStyle w:val="NormalTok"/>
+        </w:rPr>
+        <w:t xml:space="preserve">df2 </w:t>
+      </w:r>
+      <w:r>
+        <w:rPr>
+          <w:rStyle w:val="OtherTok"/>
+        </w:rPr>
+        <w:t xml:space="preserve">&lt;-</w:t>
+      </w:r>
+      <w:r>
+        <w:rPr>
+          <w:rStyle w:val="NormalTok"/>
+        </w:rPr>
+        <w:t xml:space="preserve"> </w:t>
+      </w:r>
+      <w:r>
+        <w:rPr>
+          <w:rStyle w:val="FunctionTok"/>
+        </w:rPr>
+        <w:t xml:space="preserve">read_dta</w:t>
+      </w:r>
+      <w:r>
+        <w:rPr>
+          <w:rStyle w:val="NormalTok"/>
+        </w:rPr>
+        <w:t xml:space="preserve">(tables_files[</w:t>
+      </w:r>
+      <w:r>
+        <w:rPr>
+          <w:rStyle w:val="DecValTok"/>
+        </w:rPr>
+        <w:t xml:space="preserve">2</w:t>
+      </w:r>
+      <w:r>
+        <w:rPr>
+          <w:rStyle w:val="NormalTok"/>
+        </w:rPr>
+        <w:t xml:space="preserve">])</w:t>
+      </w:r>
+      <w:r>
+        <w:br/>
+      </w:r>
+      <w:r>
+        <w:br/>
+      </w:r>
+      <w:r>
+        <w:rPr>
+          <w:rStyle w:val="CommentTok"/>
+        </w:rPr>
+        <w:t xml:space="preserve"># les labels sont les noms de colonnes apres</w:t>
+      </w:r>
+      <w:r>
+        <w:br/>
+      </w:r>
+      <w:r>
+        <w:rPr>
+          <w:rStyle w:val="NormalTok"/>
+        </w:rPr>
+        <w:t xml:space="preserve">new_names </w:t>
+      </w:r>
+      <w:r>
+        <w:rPr>
+          <w:rStyle w:val="OtherTok"/>
+        </w:rPr>
+        <w:t xml:space="preserve">&lt;-</w:t>
+      </w:r>
+      <w:r>
+        <w:rPr>
+          <w:rStyle w:val="NormalTok"/>
+        </w:rPr>
+        <w:t xml:space="preserve"> </w:t>
+      </w:r>
+      <w:r>
+        <w:rPr>
+          <w:rStyle w:val="FunctionTok"/>
+        </w:rPr>
+        <w:t xml:space="preserve">c</w:t>
+      </w:r>
+      <w:r>
+        <w:rPr>
+          <w:rStyle w:val="NormalTok"/>
+        </w:rPr>
+        <w:t xml:space="preserve">( </w:t>
+      </w:r>
+      <w:r>
+        <w:rPr>
+          <w:rStyle w:val="StringTok"/>
+        </w:rPr>
+        <w:t xml:space="preserve">"Variables"</w:t>
+      </w:r>
+      <w:r>
+        <w:rPr>
+          <w:rStyle w:val="NormalTok"/>
+        </w:rPr>
+        <w:t xml:space="preserve">, </w:t>
+      </w:r>
+      <w:r>
+        <w:rPr>
+          <w:rStyle w:val="FunctionTok"/>
+        </w:rPr>
+        <w:t xml:space="preserve">attributes</w:t>
+      </w:r>
+      <w:r>
+        <w:rPr>
+          <w:rStyle w:val="NormalTok"/>
+        </w:rPr>
+        <w:t xml:space="preserve">(df1</w:t>
+      </w:r>
+      <w:r>
+        <w:rPr>
+          <w:rStyle w:val="SpecialCharTok"/>
+        </w:rPr>
+        <w:t xml:space="preserve">$</w:t>
+      </w:r>
+      <w:r>
+        <w:rPr>
+          <w:rStyle w:val="NormalTok"/>
+        </w:rPr>
+        <w:t xml:space="preserve">value_0)[[</w:t>
+      </w:r>
+      <w:r>
+        <w:rPr>
+          <w:rStyle w:val="StringTok"/>
+        </w:rPr>
+        <w:t xml:space="preserve">"label"</w:t>
+      </w:r>
+      <w:r>
+        <w:rPr>
+          <w:rStyle w:val="NormalTok"/>
+        </w:rPr>
+        <w:t xml:space="preserve">]], </w:t>
+      </w:r>
+      <w:r>
+        <w:rPr>
+          <w:rStyle w:val="FunctionTok"/>
+        </w:rPr>
+        <w:t xml:space="preserve">attributes</w:t>
+      </w:r>
+      <w:r>
+        <w:rPr>
+          <w:rStyle w:val="NormalTok"/>
+        </w:rPr>
+        <w:t xml:space="preserve">(df1</w:t>
+      </w:r>
+      <w:r>
+        <w:rPr>
+          <w:rStyle w:val="SpecialCharTok"/>
+        </w:rPr>
+        <w:t xml:space="preserve">$</w:t>
+      </w:r>
+      <w:r>
+        <w:rPr>
+          <w:rStyle w:val="NormalTok"/>
+        </w:rPr>
+        <w:t xml:space="preserve">value_1)[[</w:t>
+      </w:r>
+      <w:r>
+        <w:rPr>
+          <w:rStyle w:val="StringTok"/>
+        </w:rPr>
+        <w:t xml:space="preserve">"label"</w:t>
+      </w:r>
+      <w:r>
+        <w:rPr>
+          <w:rStyle w:val="NormalTok"/>
+        </w:rPr>
+        <w:t xml:space="preserve">]])</w:t>
+      </w:r>
+      <w:r>
+        <w:br/>
+      </w:r>
+      <w:r>
+        <w:br/>
+      </w:r>
+      <w:r>
+        <w:rPr>
+          <w:rStyle w:val="CommentTok"/>
+        </w:rPr>
+        <w:t xml:space="preserve"># on affiche la table</w:t>
+      </w:r>
+      <w:r>
+        <w:br/>
+      </w:r>
+      <w:r>
+        <w:rPr>
+          <w:rStyle w:val="FunctionTok"/>
+        </w:rPr>
+        <w:t xml:space="preserve">bind_rows</w:t>
+      </w:r>
+      <w:r>
+        <w:rPr>
+          <w:rStyle w:val="NormalTok"/>
+        </w:rPr>
+        <w:t xml:space="preserve">(df1, df2) </w:t>
+      </w:r>
+      <w:r>
+        <w:rPr>
+          <w:rStyle w:val="SpecialCharTok"/>
+        </w:rPr>
+        <w:t xml:space="preserve">|&gt;</w:t>
+      </w:r>
+      <w:r>
+        <w:rPr>
+          <w:rStyle w:val="NormalTok"/>
+        </w:rPr>
+        <w:t xml:space="preserve"> </w:t>
+      </w:r>
+      <w:r>
+        <w:br/>
+      </w:r>
+      <w:r>
+        <w:rPr>
+          <w:rStyle w:val="NormalTok"/>
+        </w:rPr>
+        <w:t xml:space="preserve">  </w:t>
+      </w:r>
+      <w:r>
+        <w:rPr>
+          <w:rStyle w:val="FunctionTok"/>
+        </w:rPr>
+        <w:t xml:space="preserve">select</w:t>
+      </w:r>
+      <w:r>
+        <w:rPr>
+          <w:rStyle w:val="NormalTok"/>
+        </w:rPr>
+        <w:t xml:space="preserve">(label, value_0, value_1) </w:t>
+      </w:r>
+      <w:r>
+        <w:rPr>
+          <w:rStyle w:val="SpecialCharTok"/>
+        </w:rPr>
+        <w:t xml:space="preserve">|&gt;</w:t>
+      </w:r>
+      <w:r>
+        <w:br/>
+      </w:r>
+      <w:r>
+        <w:rPr>
+          <w:rStyle w:val="NormalTok"/>
+        </w:rPr>
+        <w:t xml:space="preserve">  </w:t>
+      </w:r>
+      <w:r>
+        <w:rPr>
+          <w:rStyle w:val="FunctionTok"/>
+        </w:rPr>
+        <w:t xml:space="preserve">setNames</w:t>
+      </w:r>
+      <w:r>
+        <w:rPr>
+          <w:rStyle w:val="NormalTok"/>
+        </w:rPr>
+        <w:t xml:space="preserve">(new_names) </w:t>
+      </w:r>
+      <w:r>
+        <w:rPr>
+          <w:rStyle w:val="SpecialCharTok"/>
+        </w:rPr>
+        <w:t xml:space="preserve">|&gt;</w:t>
+      </w:r>
+      <w:r>
+        <w:br/>
+      </w:r>
+      <w:r>
+        <w:rPr>
+          <w:rStyle w:val="NormalTok"/>
+        </w:rPr>
+        <w:t xml:space="preserve">  </w:t>
+      </w:r>
+      <w:r>
+        <w:rPr>
+          <w:rStyle w:val="FunctionTok"/>
+        </w:rPr>
+        <w:t xml:space="preserve">flextable</w:t>
+      </w:r>
+      <w:r>
+        <w:rPr>
+          <w:rStyle w:val="NormalTok"/>
+        </w:rPr>
+        <w:t xml:space="preserve">() </w:t>
+      </w:r>
+      <w:r>
+        <w:rPr>
+          <w:rStyle w:val="SpecialCharTok"/>
+        </w:rPr>
+        <w:t xml:space="preserve">|&gt;</w:t>
+      </w:r>
+      <w:r>
+        <w:br/>
+      </w:r>
+      <w:r>
+        <w:rPr>
+          <w:rStyle w:val="NormalTok"/>
+        </w:rPr>
+        <w:t xml:space="preserve">  </w:t>
+      </w:r>
+      <w:r>
+        <w:rPr>
+          <w:rStyle w:val="FunctionTok"/>
+        </w:rPr>
+        <w:t xml:space="preserve">set_table_properties</w:t>
+      </w:r>
+      <w:r>
+        <w:rPr>
+          <w:rStyle w:val="NormalTok"/>
+        </w:rPr>
+        <w:t xml:space="preserve">(</w:t>
+      </w:r>
+      <w:r>
+        <w:rPr>
+          <w:rStyle w:val="AttributeTok"/>
+        </w:rPr>
+        <w:t xml:space="preserve">layout =</w:t>
+      </w:r>
+      <w:r>
+        <w:rPr>
+          <w:rStyle w:val="NormalTok"/>
+        </w:rPr>
+        <w:t xml:space="preserve"> </w:t>
+      </w:r>
+      <w:r>
+        <w:rPr>
+          <w:rStyle w:val="StringTok"/>
+        </w:rPr>
+        <w:t xml:space="preserve">"autofit"</w:t>
+      </w:r>
+      <w:r>
+        <w:rPr>
+          <w:rStyle w:val="NormalTok"/>
+        </w:rPr>
+        <w:t xml:space="preserve">) </w:t>
+      </w:r>
+      <w:r>
+        <w:rPr>
+          <w:rStyle w:val="SpecialCharTok"/>
+        </w:rPr>
+        <w:t xml:space="preserve">|&gt;</w:t>
+      </w:r>
+      <w:r>
+        <w:rPr>
+          <w:rStyle w:val="NormalTok"/>
+        </w:rPr>
+        <w:t xml:space="preserve"> </w:t>
+      </w:r>
+      <w:r>
+        <w:br/>
+      </w:r>
+      <w:r>
+        <w:rPr>
+          <w:rStyle w:val="NormalTok"/>
+        </w:rPr>
+        <w:t xml:space="preserve">  </w:t>
+      </w:r>
+      <w:r>
+        <w:rPr>
+          <w:rStyle w:val="CommentTok"/>
+        </w:rPr>
+        <w:t xml:space="preserve"># on peut mettre la première colonne en gras grace au theme vanilla</w:t>
+      </w:r>
+      <w:r>
+        <w:br/>
+      </w:r>
+      <w:r>
+        <w:rPr>
+          <w:rStyle w:val="NormalTok"/>
+        </w:rPr>
+        <w:t xml:space="preserve">  </w:t>
+      </w:r>
+      <w:r>
+        <w:rPr>
+          <w:rStyle w:val="FunctionTok"/>
+        </w:rPr>
+        <w:t xml:space="preserve">theme_vanilla</w:t>
+      </w:r>
+      <w:r>
+        <w:rPr>
+          <w:rStyle w:val="NormalTok"/>
+        </w:rPr>
+        <w:t xml:space="preserve">() </w:t>
+      </w:r>
+      <w:r>
+        <w:rPr>
+          <w:rStyle w:val="SpecialCharTok"/>
+        </w:rPr>
+        <w:t xml:space="preserve">|&gt;</w:t>
+      </w:r>
+      <w:r>
+        <w:br/>
+      </w:r>
+      <w:r>
+        <w:rPr>
+          <w:rStyle w:val="NormalTok"/>
+        </w:rPr>
+        <w:t xml:space="preserve">  </w:t>
+      </w:r>
+      <w:r>
+        <w:rPr>
+          <w:rStyle w:val="CommentTok"/>
+        </w:rPr>
+        <w:t xml:space="preserve"># on ajoute un titre avec set_captioin</w:t>
+      </w:r>
+      <w:r>
+        <w:br/>
+      </w:r>
+      <w:r>
+        <w:rPr>
+          <w:rStyle w:val="NormalTok"/>
+        </w:rPr>
+        <w:t xml:space="preserve">  </w:t>
+      </w:r>
+      <w:r>
+        <w:rPr>
+          <w:rStyle w:val="FunctionTok"/>
+        </w:rPr>
+        <w:t xml:space="preserve">set_caption</w:t>
+      </w:r>
+      <w:r>
+        <w:rPr>
+          <w:rStyle w:val="NormalTok"/>
+        </w:rPr>
+        <w:t xml:space="preserve">(</w:t>
+      </w:r>
+      <w:r>
+        <w:rPr>
+          <w:rStyle w:val="StringTok"/>
+        </w:rPr>
+        <w:t xml:space="preserve">"Titre de la table"</w:t>
+      </w:r>
+      <w:r>
+        <w:rPr>
+          <w:rStyle w:val="NormalTok"/>
+        </w:rPr>
+        <w:t xml:space="preserve">)</w:t>
+      </w:r>
+    </w:p>
     <w:tbl xmlns:w="http://schemas.openxmlformats.org/wordprocessingml/2006/main" xmlns:r="http://schemas.openxmlformats.org/officeDocument/2006/relationships" xmlns:w14="http://schemas.microsoft.com/office/word/2010/wordml" xmlns:wp="http://schemas.openxmlformats.org/drawingml/2006/wordprocessingDrawing" xmlns:a="http://schemas.openxmlformats.org/drawingml/2006/main" xmlns:pic="http://schemas.openxmlformats.org/drawingml/2006/picture">
       <w:tblPr>
         <w:tblLayout w:type="autofit"/>
@@ -2563,6 +3796,371 @@
         </w:tc>
       </w:tr>
     </w:tbl>
+    <w:p>
+      <w:pPr>
+        <w:pStyle w:val="SourceCode"/>
+      </w:pPr>
+      <w:r>
+        <w:rPr>
+          <w:rStyle w:val="CommentTok"/>
+        </w:rPr>
+        <w:t xml:space="preserve"># on peut décider de ne mettre en exergue que les High Prices par ex.</w:t>
+      </w:r>
+      <w:r>
+        <w:br/>
+      </w:r>
+      <w:r>
+        <w:br/>
+      </w:r>
+      <w:r>
+        <w:rPr>
+          <w:rStyle w:val="CommentTok"/>
+        </w:rPr>
+        <w:t xml:space="preserve"># on affiche la table</w:t>
+      </w:r>
+      <w:r>
+        <w:br/>
+      </w:r>
+      <w:r>
+        <w:rPr>
+          <w:rStyle w:val="FunctionTok"/>
+        </w:rPr>
+        <w:t xml:space="preserve">bind_rows</w:t>
+      </w:r>
+      <w:r>
+        <w:rPr>
+          <w:rStyle w:val="NormalTok"/>
+        </w:rPr>
+        <w:t xml:space="preserve">(df1, df2) </w:t>
+      </w:r>
+      <w:r>
+        <w:rPr>
+          <w:rStyle w:val="SpecialCharTok"/>
+        </w:rPr>
+        <w:t xml:space="preserve">|&gt;</w:t>
+      </w:r>
+      <w:r>
+        <w:rPr>
+          <w:rStyle w:val="NormalTok"/>
+        </w:rPr>
+        <w:t xml:space="preserve"> </w:t>
+      </w:r>
+      <w:r>
+        <w:br/>
+      </w:r>
+      <w:r>
+        <w:rPr>
+          <w:rStyle w:val="NormalTok"/>
+        </w:rPr>
+        <w:t xml:space="preserve">  </w:t>
+      </w:r>
+      <w:r>
+        <w:rPr>
+          <w:rStyle w:val="FunctionTok"/>
+        </w:rPr>
+        <w:t xml:space="preserve">select</w:t>
+      </w:r>
+      <w:r>
+        <w:rPr>
+          <w:rStyle w:val="NormalTok"/>
+        </w:rPr>
+        <w:t xml:space="preserve">(label, value_0, value_1) </w:t>
+      </w:r>
+      <w:r>
+        <w:rPr>
+          <w:rStyle w:val="SpecialCharTok"/>
+        </w:rPr>
+        <w:t xml:space="preserve">|&gt;</w:t>
+      </w:r>
+      <w:r>
+        <w:br/>
+      </w:r>
+      <w:r>
+        <w:rPr>
+          <w:rStyle w:val="NormalTok"/>
+        </w:rPr>
+        <w:t xml:space="preserve">  </w:t>
+      </w:r>
+      <w:r>
+        <w:rPr>
+          <w:rStyle w:val="FunctionTok"/>
+        </w:rPr>
+        <w:t xml:space="preserve">setNames</w:t>
+      </w:r>
+      <w:r>
+        <w:rPr>
+          <w:rStyle w:val="NormalTok"/>
+        </w:rPr>
+        <w:t xml:space="preserve">(new_names) </w:t>
+      </w:r>
+      <w:r>
+        <w:rPr>
+          <w:rStyle w:val="SpecialCharTok"/>
+        </w:rPr>
+        <w:t xml:space="preserve">|&gt;</w:t>
+      </w:r>
+      <w:r>
+        <w:br/>
+      </w:r>
+      <w:r>
+        <w:rPr>
+          <w:rStyle w:val="NormalTok"/>
+        </w:rPr>
+        <w:t xml:space="preserve">  </w:t>
+      </w:r>
+      <w:r>
+        <w:rPr>
+          <w:rStyle w:val="FunctionTok"/>
+        </w:rPr>
+        <w:t xml:space="preserve">flextable</w:t>
+      </w:r>
+      <w:r>
+        <w:rPr>
+          <w:rStyle w:val="NormalTok"/>
+        </w:rPr>
+        <w:t xml:space="preserve">() </w:t>
+      </w:r>
+      <w:r>
+        <w:rPr>
+          <w:rStyle w:val="SpecialCharTok"/>
+        </w:rPr>
+        <w:t xml:space="preserve">|&gt;</w:t>
+      </w:r>
+      <w:r>
+        <w:br/>
+      </w:r>
+      <w:r>
+        <w:rPr>
+          <w:rStyle w:val="NormalTok"/>
+        </w:rPr>
+        <w:t xml:space="preserve">  </w:t>
+      </w:r>
+      <w:r>
+        <w:rPr>
+          <w:rStyle w:val="FunctionTok"/>
+        </w:rPr>
+        <w:t xml:space="preserve">set_table_properties</w:t>
+      </w:r>
+      <w:r>
+        <w:rPr>
+          <w:rStyle w:val="NormalTok"/>
+        </w:rPr>
+        <w:t xml:space="preserve">(</w:t>
+      </w:r>
+      <w:r>
+        <w:rPr>
+          <w:rStyle w:val="AttributeTok"/>
+        </w:rPr>
+        <w:t xml:space="preserve">layout =</w:t>
+      </w:r>
+      <w:r>
+        <w:rPr>
+          <w:rStyle w:val="NormalTok"/>
+        </w:rPr>
+        <w:t xml:space="preserve"> </w:t>
+      </w:r>
+      <w:r>
+        <w:rPr>
+          <w:rStyle w:val="StringTok"/>
+        </w:rPr>
+        <w:t xml:space="preserve">"autofit"</w:t>
+      </w:r>
+      <w:r>
+        <w:rPr>
+          <w:rStyle w:val="NormalTok"/>
+        </w:rPr>
+        <w:t xml:space="preserve">) </w:t>
+      </w:r>
+      <w:r>
+        <w:rPr>
+          <w:rStyle w:val="SpecialCharTok"/>
+        </w:rPr>
+        <w:t xml:space="preserve">|&gt;</w:t>
+      </w:r>
+      <w:r>
+        <w:rPr>
+          <w:rStyle w:val="NormalTok"/>
+        </w:rPr>
+        <w:t xml:space="preserve"> </w:t>
+      </w:r>
+      <w:r>
+        <w:br/>
+      </w:r>
+      <w:r>
+        <w:rPr>
+          <w:rStyle w:val="NormalTok"/>
+        </w:rPr>
+        <w:t xml:space="preserve">  </w:t>
+      </w:r>
+      <w:r>
+        <w:rPr>
+          <w:rStyle w:val="CommentTok"/>
+        </w:rPr>
+        <w:t xml:space="preserve"># on peut mettre la première colonne en gras grace au theme vanilla</w:t>
+      </w:r>
+      <w:r>
+        <w:br/>
+      </w:r>
+      <w:r>
+        <w:rPr>
+          <w:rStyle w:val="NormalTok"/>
+        </w:rPr>
+        <w:t xml:space="preserve">  </w:t>
+      </w:r>
+      <w:r>
+        <w:rPr>
+          <w:rStyle w:val="FunctionTok"/>
+        </w:rPr>
+        <w:t xml:space="preserve">theme_vanilla</w:t>
+      </w:r>
+      <w:r>
+        <w:rPr>
+          <w:rStyle w:val="NormalTok"/>
+        </w:rPr>
+        <w:t xml:space="preserve">() </w:t>
+      </w:r>
+      <w:r>
+        <w:rPr>
+          <w:rStyle w:val="SpecialCharTok"/>
+        </w:rPr>
+        <w:t xml:space="preserve">|&gt;</w:t>
+      </w:r>
+      <w:r>
+        <w:br/>
+      </w:r>
+      <w:r>
+        <w:rPr>
+          <w:rStyle w:val="NormalTok"/>
+        </w:rPr>
+        <w:t xml:space="preserve">  </w:t>
+      </w:r>
+      <w:r>
+        <w:rPr>
+          <w:rStyle w:val="CommentTok"/>
+        </w:rPr>
+        <w:t xml:space="preserve"># on ajoute un titre avec set_captioin</w:t>
+      </w:r>
+      <w:r>
+        <w:br/>
+      </w:r>
+      <w:r>
+        <w:rPr>
+          <w:rStyle w:val="NormalTok"/>
+        </w:rPr>
+        <w:t xml:space="preserve">  </w:t>
+      </w:r>
+      <w:r>
+        <w:rPr>
+          <w:rStyle w:val="FunctionTok"/>
+        </w:rPr>
+        <w:t xml:space="preserve">set_caption</w:t>
+      </w:r>
+      <w:r>
+        <w:rPr>
+          <w:rStyle w:val="NormalTok"/>
+        </w:rPr>
+        <w:t xml:space="preserve">(</w:t>
+      </w:r>
+      <w:r>
+        <w:rPr>
+          <w:rStyle w:val="StringTok"/>
+        </w:rPr>
+        <w:t xml:space="preserve">"Titre de la table"</w:t>
+      </w:r>
+      <w:r>
+        <w:rPr>
+          <w:rStyle w:val="NormalTok"/>
+        </w:rPr>
+        <w:t xml:space="preserve">) </w:t>
+      </w:r>
+      <w:r>
+        <w:rPr>
+          <w:rStyle w:val="SpecialCharTok"/>
+        </w:rPr>
+        <w:t xml:space="preserve">|&gt;</w:t>
+      </w:r>
+      <w:r>
+        <w:rPr>
+          <w:rStyle w:val="NormalTok"/>
+        </w:rPr>
+        <w:t xml:space="preserve"> </w:t>
+      </w:r>
+      <w:r>
+        <w:br/>
+      </w:r>
+      <w:r>
+        <w:rPr>
+          <w:rStyle w:val="NormalTok"/>
+        </w:rPr>
+        <w:t xml:space="preserve">  </w:t>
+      </w:r>
+      <w:r>
+        <w:rPr>
+          <w:rStyle w:val="FunctionTok"/>
+        </w:rPr>
+        <w:t xml:space="preserve">italic</w:t>
+      </w:r>
+      <w:r>
+        <w:rPr>
+          <w:rStyle w:val="NormalTok"/>
+        </w:rPr>
+        <w:t xml:space="preserve">(</w:t>
+      </w:r>
+      <w:r>
+        <w:rPr>
+          <w:rStyle w:val="AttributeTok"/>
+        </w:rPr>
+        <w:t xml:space="preserve">i =</w:t>
+      </w:r>
+      <w:r>
+        <w:rPr>
+          <w:rStyle w:val="NormalTok"/>
+        </w:rPr>
+        <w:t xml:space="preserve"> </w:t>
+      </w:r>
+      <w:r>
+        <w:rPr>
+          <w:rStyle w:val="SpecialCharTok"/>
+        </w:rPr>
+        <w:t xml:space="preserve">~</w:t>
+      </w:r>
+      <w:r>
+        <w:rPr>
+          <w:rStyle w:val="NormalTok"/>
+        </w:rPr>
+        <w:t xml:space="preserve">(Variables </w:t>
+      </w:r>
+      <w:r>
+        <w:rPr>
+          <w:rStyle w:val="SpecialCharTok"/>
+        </w:rPr>
+        <w:t xml:space="preserve">==</w:t>
+      </w:r>
+      <w:r>
+        <w:rPr>
+          <w:rStyle w:val="NormalTok"/>
+        </w:rPr>
+        <w:t xml:space="preserve"> </w:t>
+      </w:r>
+      <w:r>
+        <w:rPr>
+          <w:rStyle w:val="StringTok"/>
+        </w:rPr>
+        <w:t xml:space="preserve">"High Prices"</w:t>
+      </w:r>
+      <w:r>
+        <w:rPr>
+          <w:rStyle w:val="NormalTok"/>
+        </w:rPr>
+        <w:t xml:space="preserve">)) </w:t>
+      </w:r>
+      <w:r>
+        <w:rPr>
+          <w:rStyle w:val="CommentTok"/>
+        </w:rPr>
+        <w:t xml:space="preserve"># ca marche aussi pour bold, bg, color, etc.</w:t>
+      </w:r>
+    </w:p>
     <w:tbl xmlns:w="http://schemas.openxmlformats.org/wordprocessingml/2006/main" xmlns:r="http://schemas.openxmlformats.org/officeDocument/2006/relationships" xmlns:w14="http://schemas.microsoft.com/office/word/2010/wordml" xmlns:wp="http://schemas.openxmlformats.org/drawingml/2006/wordprocessingDrawing" xmlns:a="http://schemas.openxmlformats.org/drawingml/2006/main" xmlns:pic="http://schemas.openxmlformats.org/drawingml/2006/picture">
       <w:tblPr>
         <w:tblLayout w:type="autofit"/>
@@ -3755,6 +5353,146 @@
     </w:p>
     <w:p>
       <w:pPr>
+        <w:pStyle w:val="SourceCode"/>
+      </w:pPr>
+      <w:r>
+        <w:rPr>
+          <w:rStyle w:val="FunctionTok"/>
+        </w:rPr>
+        <w:t xml:space="preserve">library</w:t>
+      </w:r>
+      <w:r>
+        <w:rPr>
+          <w:rStyle w:val="NormalTok"/>
+        </w:rPr>
+        <w:t xml:space="preserve">(tidyverse)</w:t>
+      </w:r>
+      <w:r>
+        <w:br/>
+      </w:r>
+      <w:r>
+        <w:br/>
+      </w:r>
+      <w:r>
+        <w:rPr>
+          <w:rStyle w:val="CommentTok"/>
+        </w:rPr>
+        <w:t xml:space="preserve"># on utilise la librairie flextable pour les tableaux</w:t>
+      </w:r>
+      <w:r>
+        <w:br/>
+      </w:r>
+      <w:r>
+        <w:rPr>
+          <w:rStyle w:val="FunctionTok"/>
+        </w:rPr>
+        <w:t xml:space="preserve">library</w:t>
+      </w:r>
+      <w:r>
+        <w:rPr>
+          <w:rStyle w:val="NormalTok"/>
+        </w:rPr>
+        <w:t xml:space="preserve">(flextable)</w:t>
+      </w:r>
+      <w:r>
+        <w:br/>
+      </w:r>
+      <w:r>
+        <w:br/>
+      </w:r>
+      <w:r>
+        <w:rPr>
+          <w:rStyle w:val="CommentTok"/>
+        </w:rPr>
+        <w:t xml:space="preserve"># on peut definir les proprietes du tableau de sortie</w:t>
+      </w:r>
+      <w:r>
+        <w:br/>
+      </w:r>
+      <w:r>
+        <w:rPr>
+          <w:rStyle w:val="FunctionTok"/>
+        </w:rPr>
+        <w:t xml:space="preserve">set_flextable_defaults</w:t>
+      </w:r>
+      <w:r>
+        <w:rPr>
+          <w:rStyle w:val="NormalTok"/>
+        </w:rPr>
+        <w:t xml:space="preserve">(</w:t>
+      </w:r>
+      <w:r>
+        <w:br/>
+      </w:r>
+      <w:r>
+        <w:rPr>
+          <w:rStyle w:val="NormalTok"/>
+        </w:rPr>
+        <w:t xml:space="preserve">   </w:t>
+      </w:r>
+      <w:r>
+        <w:rPr>
+          <w:rStyle w:val="AttributeTok"/>
+        </w:rPr>
+        <w:t xml:space="preserve">font.size =</w:t>
+      </w:r>
+      <w:r>
+        <w:rPr>
+          <w:rStyle w:val="NormalTok"/>
+        </w:rPr>
+        <w:t xml:space="preserve"> </w:t>
+      </w:r>
+      <w:r>
+        <w:rPr>
+          <w:rStyle w:val="DecValTok"/>
+        </w:rPr>
+        <w:t xml:space="preserve">12</w:t>
+      </w:r>
+      <w:r>
+        <w:rPr>
+          <w:rStyle w:val="NormalTok"/>
+        </w:rPr>
+        <w:t xml:space="preserve">,</w:t>
+      </w:r>
+      <w:r>
+        <w:br/>
+      </w:r>
+      <w:r>
+        <w:rPr>
+          <w:rStyle w:val="NormalTok"/>
+        </w:rPr>
+        <w:t xml:space="preserve">   </w:t>
+      </w:r>
+      <w:r>
+        <w:rPr>
+          <w:rStyle w:val="AttributeTok"/>
+        </w:rPr>
+        <w:t xml:space="preserve">them_fun =</w:t>
+      </w:r>
+      <w:r>
+        <w:rPr>
+          <w:rStyle w:val="NormalTok"/>
+        </w:rPr>
+        <w:t xml:space="preserve"> </w:t>
+      </w:r>
+      <w:r>
+        <w:rPr>
+          <w:rStyle w:val="StringTok"/>
+        </w:rPr>
+        <w:t xml:space="preserve">"vanilla"</w:t>
+      </w:r>
+      <w:r>
+        <w:br/>
+      </w:r>
+      <w:r>
+        <w:rPr>
+          <w:rStyle w:val="NormalTok"/>
+        </w:rPr>
+        <w:t xml:space="preserve">)</w:t>
+      </w:r>
+    </w:p>
+    <w:p>
+      <w:pPr>
         <w:sectPr/>
       </w:pPr>
     </w:p>
@@ -3765,7 +5503,7 @@
     </w:p>
     <w:p>
       <w:pPr>
-        <w:pStyle w:val="BodyText"/>
+        <w:pStyle w:val="FirstParagraph"/>
       </w:pPr>
       <w:r>
         <w:t xml:space="preserve">Voici du texte en paysage dans le document. On peut même insérer des tables.</w:t>
@@ -3787,6 +5525,188 @@
       </w:r>
       <w:r>
         <w:t xml:space="preserve">.</w:t>
+      </w:r>
+    </w:p>
+    <w:p>
+      <w:pPr>
+        <w:pStyle w:val="SourceCode"/>
+      </w:pPr>
+      <w:r>
+        <w:rPr>
+          <w:rStyle w:val="NormalTok"/>
+        </w:rPr>
+        <w:t xml:space="preserve">df </w:t>
+      </w:r>
+      <w:r>
+        <w:rPr>
+          <w:rStyle w:val="OtherTok"/>
+        </w:rPr>
+        <w:t xml:space="preserve">&lt;-</w:t>
+      </w:r>
+      <w:r>
+        <w:rPr>
+          <w:rStyle w:val="NormalTok"/>
+        </w:rPr>
+        <w:t xml:space="preserve"> haven</w:t>
+      </w:r>
+      <w:r>
+        <w:rPr>
+          <w:rStyle w:val="SpecialCharTok"/>
+        </w:rPr>
+        <w:t xml:space="preserve">::</w:t>
+      </w:r>
+      <w:r>
+        <w:rPr>
+          <w:rStyle w:val="FunctionTok"/>
+        </w:rPr>
+        <w:t xml:space="preserve">read_dta</w:t>
+      </w:r>
+      <w:r>
+        <w:rPr>
+          <w:rStyle w:val="NormalTok"/>
+        </w:rPr>
+        <w:t xml:space="preserve">(here</w:t>
+      </w:r>
+      <w:r>
+        <w:rPr>
+          <w:rStyle w:val="SpecialCharTok"/>
+        </w:rPr>
+        <w:t xml:space="preserve">::</w:t>
+      </w:r>
+      <w:r>
+        <w:rPr>
+          <w:rStyle w:val="FunctionTok"/>
+        </w:rPr>
+        <w:t xml:space="preserve">here</w:t>
+      </w:r>
+      <w:r>
+        <w:rPr>
+          <w:rStyle w:val="NormalTok"/>
+        </w:rPr>
+        <w:t xml:space="preserve">(</w:t>
+      </w:r>
+      <w:r>
+        <w:rPr>
+          <w:rStyle w:val="StringTok"/>
+        </w:rPr>
+        <w:t xml:space="preserve">"output_datasets"</w:t>
+      </w:r>
+      <w:r>
+        <w:rPr>
+          <w:rStyle w:val="NormalTok"/>
+        </w:rPr>
+        <w:t xml:space="preserve">, </w:t>
+      </w:r>
+      <w:r>
+        <w:rPr>
+          <w:rStyle w:val="StringTok"/>
+        </w:rPr>
+        <w:t xml:space="preserve">"test_quali.dta"</w:t>
+      </w:r>
+      <w:r>
+        <w:rPr>
+          <w:rStyle w:val="NormalTok"/>
+        </w:rPr>
+        <w:t xml:space="preserve">))</w:t>
+      </w:r>
+      <w:r>
+        <w:br/>
+      </w:r>
+      <w:r>
+        <w:br/>
+      </w:r>
+      <w:r>
+        <w:rPr>
+          <w:rStyle w:val="FunctionTok"/>
+        </w:rPr>
+        <w:t xml:space="preserve">flextable</w:t>
+      </w:r>
+      <w:r>
+        <w:rPr>
+          <w:rStyle w:val="NormalTok"/>
+        </w:rPr>
+        <w:t xml:space="preserve">(df) </w:t>
+      </w:r>
+      <w:r>
+        <w:rPr>
+          <w:rStyle w:val="SpecialCharTok"/>
+        </w:rPr>
+        <w:t xml:space="preserve">|&gt;</w:t>
+      </w:r>
+      <w:r>
+        <w:rPr>
+          <w:rStyle w:val="NormalTok"/>
+        </w:rPr>
+        <w:t xml:space="preserve"> </w:t>
+      </w:r>
+      <w:r>
+        <w:br/>
+      </w:r>
+      <w:r>
+        <w:rPr>
+          <w:rStyle w:val="NormalTok"/>
+        </w:rPr>
+        <w:t xml:space="preserve">   </w:t>
+      </w:r>
+      <w:r>
+        <w:rPr>
+          <w:rStyle w:val="FunctionTok"/>
+        </w:rPr>
+        <w:t xml:space="preserve">set_table_properties</w:t>
+      </w:r>
+      <w:r>
+        <w:rPr>
+          <w:rStyle w:val="NormalTok"/>
+        </w:rPr>
+        <w:t xml:space="preserve">(</w:t>
+      </w:r>
+      <w:r>
+        <w:rPr>
+          <w:rStyle w:val="AttributeTok"/>
+        </w:rPr>
+        <w:t xml:space="preserve">layout =</w:t>
+      </w:r>
+      <w:r>
+        <w:rPr>
+          <w:rStyle w:val="NormalTok"/>
+        </w:rPr>
+        <w:t xml:space="preserve"> </w:t>
+      </w:r>
+      <w:r>
+        <w:rPr>
+          <w:rStyle w:val="StringTok"/>
+        </w:rPr>
+        <w:t xml:space="preserve">"autofit"</w:t>
+      </w:r>
+      <w:r>
+        <w:rPr>
+          <w:rStyle w:val="NormalTok"/>
+        </w:rPr>
+        <w:t xml:space="preserve">, </w:t>
+      </w:r>
+      <w:r>
+        <w:rPr>
+          <w:rStyle w:val="AttributeTok"/>
+        </w:rPr>
+        <w:t xml:space="preserve">width =</w:t>
+      </w:r>
+      <w:r>
+        <w:rPr>
+          <w:rStyle w:val="NormalTok"/>
+        </w:rPr>
+        <w:t xml:space="preserve"> </w:t>
+      </w:r>
+      <w:r>
+        <w:rPr>
+          <w:rStyle w:val="DecValTok"/>
+        </w:rPr>
+        <w:t xml:space="preserve">1</w:t>
+      </w:r>
+      <w:r>
+        <w:rPr>
+          <w:rStyle w:val="NormalTok"/>
+        </w:rPr>
+        <w:t xml:space="preserve">)</w:t>
       </w:r>
     </w:p>
     <w:tbl xmlns:w="http://schemas.openxmlformats.org/wordprocessingml/2006/main" xmlns:r="http://schemas.openxmlformats.org/officeDocument/2006/relationships" xmlns:w14="http://schemas.microsoft.com/office/word/2010/wordml" xmlns:wp="http://schemas.openxmlformats.org/drawingml/2006/wordprocessingDrawing" xmlns:a="http://schemas.openxmlformats.org/drawingml/2006/main" xmlns:pic="http://schemas.openxmlformats.org/drawingml/2006/picture">
